--- a/internal_doc/03.开发设计/OM/Story_OM扩容缩容.docx
+++ b/internal_doc/03.开发设计/OM/Story_OM扩容缩容.docx
@@ -51,12 +51,6 @@
             <w:insideV w:val="none" w:color="999999" w:sz="6" w:space="0"/>
           </w:tblBorders>
           <w:tblLayout w:type="fixed"/>
-          <w:tblCellMar>
-            <w:top w:w="0" w:type="dxa"/>
-            <w:left w:w="108" w:type="dxa"/>
-            <w:bottom w:w="0" w:type="dxa"/>
-            <w:right w:w="108" w:type="dxa"/>
-          </w:tblCellMar>
         </w:tblPrEx>
         <w:tc>
           <w:tcPr>
@@ -466,6 +460,13 @@
               <w:ind w:left="0" w:right="0"/>
             </w:pPr>
             <w:r>
+              <w:rPr>
+                <w:rFonts w:hint="eastAsia" w:eastAsia="宋体"/>
+                <w:lang w:val="en-US" w:eastAsia="zh-CN"/>
+              </w:rPr>
+              <w:t xml:space="preserve">    </w:t>
+            </w:r>
+            <w:r>
               <w:t>Config: [</w:t>
             </w:r>
           </w:p>
@@ -474,7 +475,39 @@
               <w:ind w:left="0" w:right="0"/>
             </w:pPr>
             <w:r>
-              <w:t>   {节点配置},</w:t>
+              <w:t>   </w:t>
+            </w:r>
+            <w:r>
+              <w:rPr>
+                <w:rFonts w:hint="eastAsia" w:eastAsia="宋体"/>
+                <w:lang w:val="en-US" w:eastAsia="zh-CN"/>
+              </w:rPr>
+              <w:t xml:space="preserve">    </w:t>
+            </w:r>
+            <w:r>
+              <w:t>{</w:t>
+            </w:r>
+            <w:r>
+              <w:rPr>
+                <w:rFonts w:hint="eastAsia" w:eastAsia="宋体"/>
+                <w:lang w:val="en-US" w:eastAsia="zh-CN"/>
+              </w:rPr>
+              <w:t xml:space="preserve"> </w:t>
+            </w:r>
+            <w:bookmarkStart w:id="9" w:name="_GoBack"/>
+            <w:bookmarkEnd w:id="9"/>
+            <w:r>
+              <w:t>节点配置</w:t>
+            </w:r>
+            <w:r>
+              <w:rPr>
+                <w:rFonts w:hint="eastAsia" w:eastAsia="宋体"/>
+                <w:lang w:val="en-US" w:eastAsia="zh-CN"/>
+              </w:rPr>
+              <w:t xml:space="preserve"> </w:t>
+            </w:r>
+            <w:r>
+              <w:t>},</w:t>
             </w:r>
           </w:p>
           <w:p>
@@ -482,7 +515,17 @@
               <w:ind w:left="0" w:right="0"/>
             </w:pPr>
             <w:r>
-              <w:t>   ...</w:t>
+              <w:t>   </w:t>
+            </w:r>
+            <w:r>
+              <w:rPr>
+                <w:rFonts w:hint="eastAsia" w:eastAsia="宋体"/>
+                <w:lang w:val="en-US" w:eastAsia="zh-CN"/>
+              </w:rPr>
+              <w:t xml:space="preserve">    </w:t>
+            </w:r>
+            <w:r>
+              <w:t>...</w:t>
             </w:r>
           </w:p>
           <w:p>
@@ -490,6 +533,13 @@
               <w:ind w:left="0" w:right="0"/>
             </w:pPr>
             <w:r>
+              <w:rPr>
+                <w:rFonts w:hint="eastAsia" w:eastAsia="宋体"/>
+                <w:lang w:val="en-US" w:eastAsia="zh-CN"/>
+              </w:rPr>
+              <w:t xml:space="preserve">    </w:t>
+            </w:r>
+            <w:r>
               <w:t>]</w:t>
             </w:r>
           </w:p>
@@ -498,7 +548,14 @@
               <w:ind w:left="0" w:right="0"/>
             </w:pPr>
             <w:r>
-              <w:t>   }</w:t>
+              <w:rPr>
+                <w:rFonts w:hint="eastAsia" w:eastAsia="宋体"/>
+                <w:lang w:val="en-US" w:eastAsia="zh-CN"/>
+              </w:rPr>
+              <w:t xml:space="preserve"> </w:t>
+            </w:r>
+            <w:r>
+              <w:t>}</w:t>
             </w:r>
           </w:p>
         </w:tc>
@@ -1357,8 +1414,6 @@
           </v:shape>
         </w:pict>
       </w:r>
-      <w:bookmarkStart w:id="9" w:name="_GoBack"/>
-      <w:bookmarkEnd w:id="9"/>
     </w:p>
     <w:p>
       <w:pPr>
@@ -2377,12 +2432,6 @@
             <w:insideV w:val="none" w:color="999999" w:sz="6" w:space="0"/>
           </w:tblBorders>
           <w:tblLayout w:type="fixed"/>
-          <w:tblCellMar>
-            <w:top w:w="0" w:type="dxa"/>
-            <w:left w:w="108" w:type="dxa"/>
-            <w:bottom w:w="0" w:type="dxa"/>
-            <w:right w:w="108" w:type="dxa"/>
-          </w:tblCellMar>
         </w:tblPrEx>
         <w:trPr>
           <w:trHeight w:val="885" w:hRule="atLeast"/>
@@ -3206,6 +3255,12 @@
             <w:insideV w:val="none" w:color="999999" w:sz="6" w:space="0"/>
           </w:tblBorders>
           <w:tblLayout w:type="fixed"/>
+          <w:tblCellMar>
+            <w:top w:w="0" w:type="dxa"/>
+            <w:left w:w="108" w:type="dxa"/>
+            <w:bottom w:w="0" w:type="dxa"/>
+            <w:right w:w="108" w:type="dxa"/>
+          </w:tblCellMar>
         </w:tblPrEx>
         <w:tc>
           <w:tcPr>
@@ -3527,6 +3582,12 @@
             <w:insideV w:val="none" w:color="999999" w:sz="6" w:space="0"/>
           </w:tblBorders>
           <w:tblLayout w:type="fixed"/>
+          <w:tblCellMar>
+            <w:top w:w="0" w:type="dxa"/>
+            <w:left w:w="108" w:type="dxa"/>
+            <w:bottom w:w="0" w:type="dxa"/>
+            <w:right w:w="108" w:type="dxa"/>
+          </w:tblCellMar>
         </w:tblPrEx>
         <w:tc>
           <w:tcPr>
@@ -4522,6 +4583,12 @@
             <w:insideV w:val="none" w:color="999999" w:sz="6" w:space="0"/>
           </w:tblBorders>
           <w:tblLayout w:type="fixed"/>
+          <w:tblCellMar>
+            <w:top w:w="0" w:type="dxa"/>
+            <w:left w:w="108" w:type="dxa"/>
+            <w:bottom w:w="0" w:type="dxa"/>
+            <w:right w:w="108" w:type="dxa"/>
+          </w:tblCellMar>
         </w:tblPrEx>
         <w:tc>
           <w:tcPr>
@@ -5114,7 +5181,7 @@
     <w:lsdException w:unhideWhenUsed="0" w:uiPriority="0" w:semiHidden="0" w:name="table of figures"/>
     <w:lsdException w:unhideWhenUsed="0" w:uiPriority="0" w:semiHidden="0" w:name="envelope address"/>
     <w:lsdException w:unhideWhenUsed="0" w:uiPriority="0" w:semiHidden="0" w:name="envelope return"/>
-    <w:lsdException w:uiPriority="0" w:name="footnote reference"/>
+    <w:lsdException w:uiPriority="0" w:semiHidden="0" w:name="footnote reference"/>
     <w:lsdException w:unhideWhenUsed="0" w:uiPriority="0" w:semiHidden="0" w:name="annotation reference"/>
     <w:lsdException w:unhideWhenUsed="0" w:uiPriority="0" w:semiHidden="0" w:name="line number"/>
     <w:lsdException w:unhideWhenUsed="0" w:uiPriority="0" w:semiHidden="0" w:name="page number"/>
@@ -5179,7 +5246,7 @@
     <w:lsdException w:unhideWhenUsed="0" w:uiPriority="0" w:semiHidden="0" w:name="HTML Sample"/>
     <w:lsdException w:unhideWhenUsed="0" w:uiPriority="0" w:semiHidden="0" w:name="HTML Typewriter"/>
     <w:lsdException w:unhideWhenUsed="0" w:uiPriority="0" w:semiHidden="0" w:name="HTML Variable"/>
-    <w:lsdException w:unhideWhenUsed="0" w:uiPriority="0" w:name="Normal Table"/>
+    <w:lsdException w:qFormat="1" w:unhideWhenUsed="0" w:uiPriority="0" w:name="Normal Table"/>
     <w:lsdException w:unhideWhenUsed="0" w:uiPriority="0" w:semiHidden="0" w:name="annotation subject"/>
     <w:lsdException w:unhideWhenUsed="0" w:uiPriority="0" w:semiHidden="0" w:name="Table Simple 1"/>
     <w:lsdException w:unhideWhenUsed="0" w:uiPriority="0" w:semiHidden="0" w:name="Table Simple 2"/>
@@ -5412,6 +5479,7 @@
   <w:style w:type="table" w:default="1" w:styleId="10">
     <w:name w:val="Normal Table"/>
     <w:semiHidden/>
+    <w:qFormat/>
     <w:uiPriority w:val="0"/>
     <w:tblPr>
       <w:tblLayout w:type="fixed"/>

--- a/internal_doc/03.开发设计/OM/Story_OM扩容缩容.docx
+++ b/internal_doc/03.开发设计/OM/Story_OM扩容缩容.docx
@@ -6,6 +6,8 @@
       <w:pPr>
         <w:ind w:left="0" w:right="0"/>
       </w:pPr>
+      <w:bookmarkStart w:id="9" w:name="_GoBack"/>
+      <w:bookmarkEnd w:id="9"/>
       <w:r>
         <w:rPr>
           <w:b/>
@@ -17,7 +19,7 @@
     </w:p>
     <w:tbl>
       <w:tblPr>
-        <w:tblStyle w:val="10"/>
+        <w:tblStyle w:val="9"/>
         <w:tblW w:w="8145" w:type="dxa"/>
         <w:tblInd w:w="0" w:type="dxa"/>
         <w:tblBorders>
@@ -51,6 +53,12 @@
             <w:insideV w:val="none" w:color="999999" w:sz="6" w:space="0"/>
           </w:tblBorders>
           <w:tblLayout w:type="fixed"/>
+          <w:tblCellMar>
+            <w:top w:w="0" w:type="dxa"/>
+            <w:left w:w="108" w:type="dxa"/>
+            <w:bottom w:w="0" w:type="dxa"/>
+            <w:right w:w="108" w:type="dxa"/>
+          </w:tblCellMar>
         </w:tblPrEx>
         <w:tc>
           <w:tcPr>
@@ -182,6 +190,77 @@
           </w:p>
         </w:tc>
       </w:tr>
+      <w:tr>
+        <w:tblPrEx>
+          <w:tblBorders>
+            <w:top w:val="none" w:color="999999" w:sz="6" w:space="0"/>
+            <w:left w:val="none" w:color="999999" w:sz="6" w:space="0"/>
+            <w:bottom w:val="none" w:color="999999" w:sz="6" w:space="0"/>
+            <w:right w:val="none" w:color="999999" w:sz="6" w:space="0"/>
+            <w:insideH w:val="none" w:color="999999" w:sz="6" w:space="0"/>
+            <w:insideV w:val="none" w:color="999999" w:sz="6" w:space="0"/>
+          </w:tblBorders>
+          <w:tblLayout w:type="fixed"/>
+          <w:tblCellMar>
+            <w:top w:w="0" w:type="dxa"/>
+            <w:left w:w="108" w:type="dxa"/>
+            <w:bottom w:w="0" w:type="dxa"/>
+            <w:right w:w="108" w:type="dxa"/>
+          </w:tblCellMar>
+        </w:tblPrEx>
+        <w:tc>
+          <w:tcPr>
+            <w:tcW w:w="2715" w:type="dxa"/>
+            <w:tcBorders>
+              <w:top w:val="single" w:color="AAAAAA" w:sz="8" w:space="0"/>
+              <w:left w:val="single" w:color="AAAAAA" w:sz="8" w:space="0"/>
+              <w:bottom w:val="single" w:color="AAAAAA" w:sz="8" w:space="0"/>
+              <w:right w:val="single" w:color="AAAAAA" w:sz="8" w:space="0"/>
+            </w:tcBorders>
+          </w:tcPr>
+          <w:p>
+            <w:pPr>
+              <w:rPr>
+                <w:rFonts w:hint="eastAsia" w:eastAsia="宋体"/>
+                <w:lang w:val="en-US" w:eastAsia="zh-CN"/>
+              </w:rPr>
+            </w:pPr>
+            <w:r>
+              <w:rPr>
+                <w:rFonts w:hint="eastAsia" w:eastAsia="宋体"/>
+                <w:lang w:val="en-US" w:eastAsia="zh-CN"/>
+              </w:rPr>
+              <w:t>2017-05-24 何嘉文</w:t>
+            </w:r>
+          </w:p>
+        </w:tc>
+        <w:tc>
+          <w:tcPr>
+            <w:tcW w:w="5430" w:type="dxa"/>
+            <w:tcBorders>
+              <w:top w:val="single" w:color="AAAAAA" w:sz="8" w:space="0"/>
+              <w:left w:val="single" w:color="AAAAAA" w:sz="8" w:space="0"/>
+              <w:bottom w:val="single" w:color="AAAAAA" w:sz="8" w:space="0"/>
+              <w:right w:val="single" w:color="AAAAAA" w:sz="8" w:space="0"/>
+            </w:tcBorders>
+          </w:tcPr>
+          <w:p>
+            <w:pPr>
+              <w:rPr>
+                <w:rFonts w:hint="eastAsia" w:eastAsia="宋体"/>
+                <w:lang w:val="en-US" w:eastAsia="zh-CN"/>
+              </w:rPr>
+            </w:pPr>
+            <w:r>
+              <w:rPr>
+                <w:rFonts w:hint="eastAsia" w:eastAsia="宋体"/>
+                <w:lang w:val="en-US" w:eastAsia="zh-CN"/>
+              </w:rPr>
+              <w:t>增加接口例子</w:t>
+            </w:r>
+          </w:p>
+        </w:tc>
+      </w:tr>
     </w:tbl>
     <w:p>
       <w:r>
@@ -196,6 +275,7 @@
       <w:r>
         <w:rPr>
           <w:b/>
+          <w:color w:val="000000"/>
           <w:sz w:val="32"/>
           <w:szCs w:val="32"/>
         </w:rPr>
@@ -216,6 +296,7 @@
       <w:r>
         <w:rPr>
           <w:b/>
+          <w:color w:val="000000"/>
           <w:sz w:val="32"/>
           <w:szCs w:val="32"/>
         </w:rPr>
@@ -253,6 +334,7 @@
       <w:r>
         <w:rPr>
           <w:b/>
+          <w:color w:val="000000"/>
           <w:sz w:val="32"/>
           <w:szCs w:val="32"/>
         </w:rPr>
@@ -262,7 +344,7 @@
     </w:p>
     <w:tbl>
       <w:tblPr>
-        <w:tblStyle w:val="10"/>
+        <w:tblStyle w:val="9"/>
         <w:tblW w:w="9000" w:type="dxa"/>
         <w:tblInd w:w="0" w:type="dxa"/>
         <w:tblBorders>
@@ -305,7 +387,7 @@
           </w:tblCellMar>
         </w:tblPrEx>
         <w:trPr>
-          <w:trHeight w:val="360" w:hRule="atLeast"/>
+          <w:trHeight w:val="270" w:hRule="atLeast"/>
         </w:trPr>
         <w:tc>
           <w:tcPr>
@@ -384,7 +466,7 @@
           </w:tblCellMar>
         </w:tblPrEx>
         <w:trPr>
-          <w:trHeight w:val="3570" w:hRule="atLeast"/>
+          <w:trHeight w:val="2670" w:hRule="atLeast"/>
         </w:trPr>
         <w:tc>
           <w:tcPr>
@@ -460,13 +542,6 @@
               <w:ind w:left="0" w:right="0"/>
             </w:pPr>
             <w:r>
-              <w:rPr>
-                <w:rFonts w:hint="eastAsia" w:eastAsia="宋体"/>
-                <w:lang w:val="en-US" w:eastAsia="zh-CN"/>
-              </w:rPr>
-              <w:t xml:space="preserve">    </w:t>
-            </w:r>
-            <w:r>
               <w:t>Config: [</w:t>
             </w:r>
           </w:p>
@@ -475,39 +550,7 @@
               <w:ind w:left="0" w:right="0"/>
             </w:pPr>
             <w:r>
-              <w:t>   </w:t>
-            </w:r>
-            <w:r>
-              <w:rPr>
-                <w:rFonts w:hint="eastAsia" w:eastAsia="宋体"/>
-                <w:lang w:val="en-US" w:eastAsia="zh-CN"/>
-              </w:rPr>
-              <w:t xml:space="preserve">    </w:t>
-            </w:r>
-            <w:r>
-              <w:t>{</w:t>
-            </w:r>
-            <w:r>
-              <w:rPr>
-                <w:rFonts w:hint="eastAsia" w:eastAsia="宋体"/>
-                <w:lang w:val="en-US" w:eastAsia="zh-CN"/>
-              </w:rPr>
-              <w:t xml:space="preserve"> </w:t>
-            </w:r>
-            <w:bookmarkStart w:id="9" w:name="_GoBack"/>
-            <w:bookmarkEnd w:id="9"/>
-            <w:r>
-              <w:t>节点配置</w:t>
-            </w:r>
-            <w:r>
-              <w:rPr>
-                <w:rFonts w:hint="eastAsia" w:eastAsia="宋体"/>
-                <w:lang w:val="en-US" w:eastAsia="zh-CN"/>
-              </w:rPr>
-              <w:t xml:space="preserve"> </w:t>
-            </w:r>
-            <w:r>
-              <w:t>},</w:t>
+              <w:t>   {节点配置},</w:t>
             </w:r>
           </w:p>
           <w:p>
@@ -515,17 +558,7 @@
               <w:ind w:left="0" w:right="0"/>
             </w:pPr>
             <w:r>
-              <w:t>   </w:t>
-            </w:r>
-            <w:r>
-              <w:rPr>
-                <w:rFonts w:hint="eastAsia" w:eastAsia="宋体"/>
-                <w:lang w:val="en-US" w:eastAsia="zh-CN"/>
-              </w:rPr>
-              <w:t xml:space="preserve">    </w:t>
-            </w:r>
-            <w:r>
-              <w:t>...</w:t>
+              <w:t>   ...</w:t>
             </w:r>
           </w:p>
           <w:p>
@@ -533,13 +566,6 @@
               <w:ind w:left="0" w:right="0"/>
             </w:pPr>
             <w:r>
-              <w:rPr>
-                <w:rFonts w:hint="eastAsia" w:eastAsia="宋体"/>
-                <w:lang w:val="en-US" w:eastAsia="zh-CN"/>
-              </w:rPr>
-              <w:t xml:space="preserve">    </w:t>
-            </w:r>
-            <w:r>
               <w:t>]</w:t>
             </w:r>
           </w:p>
@@ -548,14 +574,7 @@
               <w:ind w:left="0" w:right="0"/>
             </w:pPr>
             <w:r>
-              <w:rPr>
-                <w:rFonts w:hint="eastAsia" w:eastAsia="宋体"/>
-                <w:lang w:val="en-US" w:eastAsia="zh-CN"/>
-              </w:rPr>
-              <w:t xml:space="preserve"> </w:t>
-            </w:r>
-            <w:r>
-              <w:t>}</w:t>
+              <w:t>   }</w:t>
             </w:r>
           </w:p>
         </w:tc>
@@ -604,7 +623,7 @@
           </w:tblCellMar>
         </w:tblPrEx>
         <w:trPr>
-          <w:trHeight w:val="3570" w:hRule="atLeast"/>
+          <w:trHeight w:val="2670" w:hRule="atLeast"/>
         </w:trPr>
         <w:tc>
           <w:tcPr>
@@ -761,7 +780,7 @@
           </w:tblCellMar>
         </w:tblPrEx>
         <w:trPr>
-          <w:trHeight w:val="1080" w:hRule="atLeast"/>
+          <w:trHeight w:val="810" w:hRule="atLeast"/>
         </w:trPr>
         <w:tc>
           <w:tcPr>
@@ -862,7 +881,7 @@
           </w:tblCellMar>
         </w:tblPrEx>
         <w:trPr>
-          <w:trHeight w:val="720" w:hRule="atLeast"/>
+          <w:trHeight w:val="540" w:hRule="atLeast"/>
         </w:trPr>
         <w:tc>
           <w:tcPr>
@@ -950,6 +969,3375 @@
         <w:t> </w:t>
       </w:r>
     </w:p>
+    <w:p/>
+    <w:p>
+      <w:pPr>
+        <w:rPr>
+          <w:rFonts w:hint="eastAsia" w:eastAsia="宋体"/>
+          <w:b/>
+          <w:bCs/>
+          <w:lang w:val="en-US" w:eastAsia="zh-CN"/>
+        </w:rPr>
+      </w:pPr>
+      <w:r>
+        <w:rPr>
+          <w:rFonts w:hint="eastAsia" w:eastAsia="宋体"/>
+          <w:b/>
+          <w:bCs/>
+          <w:lang w:val="en-US" w:eastAsia="zh-CN"/>
+        </w:rPr>
+        <w:t>接口例子</w:t>
+      </w:r>
+    </w:p>
+    <w:p>
+      <w:pPr>
+        <w:rPr>
+          <w:rFonts w:hint="eastAsia" w:eastAsia="宋体"/>
+          <w:lang w:val="en-US" w:eastAsia="zh-CN"/>
+        </w:rPr>
+      </w:pPr>
+    </w:p>
+    <w:p>
+      <w:pPr>
+        <w:rPr>
+          <w:rFonts w:hint="eastAsia" w:eastAsia="宋体"/>
+          <w:lang w:val="en-US" w:eastAsia="zh-CN"/>
+        </w:rPr>
+      </w:pPr>
+      <w:r>
+        <w:rPr>
+          <w:rFonts w:hint="eastAsia" w:eastAsia="宋体"/>
+          <w:lang w:val="en-US" w:eastAsia="zh-CN"/>
+        </w:rPr>
+        <w:t>1. 获取业务扩容模板</w:t>
+      </w:r>
+    </w:p>
+    <w:p>
+      <w:pPr>
+        <w:rPr>
+          <w:rFonts w:hint="eastAsia" w:eastAsia="宋体"/>
+          <w:lang w:val="en-US" w:eastAsia="zh-CN"/>
+        </w:rPr>
+      </w:pPr>
+      <w:r>
+        <w:rPr>
+          <w:rFonts w:hint="eastAsia" w:eastAsia="宋体"/>
+          <w:lang w:val="en-US" w:eastAsia="zh-CN"/>
+        </w:rPr>
+        <w:t xml:space="preserve">   请求参数</w:t>
+      </w:r>
+    </w:p>
+    <w:p>
+      <w:pPr>
+        <w:rPr>
+          <w:rFonts w:hint="eastAsia" w:eastAsia="宋体"/>
+          <w:lang w:val="en-US" w:eastAsia="zh-CN"/>
+        </w:rPr>
+      </w:pPr>
+      <w:r>
+        <w:rPr>
+          <w:rFonts w:hint="eastAsia" w:eastAsia="宋体"/>
+          <w:lang w:val="en-US" w:eastAsia="zh-CN"/>
+        </w:rPr>
+        <w:t xml:space="preserve">      cmd: get business template</w:t>
+      </w:r>
+    </w:p>
+    <w:p>
+      <w:pPr>
+        <w:rPr>
+          <w:rFonts w:hint="eastAsia" w:eastAsia="宋体"/>
+          <w:lang w:val="en-US" w:eastAsia="zh-CN"/>
+        </w:rPr>
+      </w:pPr>
+      <w:r>
+        <w:rPr>
+          <w:rFonts w:hint="eastAsia" w:eastAsia="宋体"/>
+          <w:lang w:val="en-US" w:eastAsia="zh-CN"/>
+        </w:rPr>
+        <w:t xml:space="preserve">      BusinessType: sequoiadb</w:t>
+      </w:r>
+    </w:p>
+    <w:p>
+      <w:pPr>
+        <w:rPr>
+          <w:rFonts w:hint="eastAsia" w:eastAsia="宋体"/>
+          <w:lang w:val="en-US" w:eastAsia="zh-CN"/>
+        </w:rPr>
+      </w:pPr>
+      <w:r>
+        <w:rPr>
+          <w:rFonts w:hint="eastAsia" w:eastAsia="宋体"/>
+          <w:lang w:val="en-US" w:eastAsia="zh-CN"/>
+        </w:rPr>
+        <w:t xml:space="preserve">      OperationType: extend</w:t>
+      </w:r>
+    </w:p>
+    <w:p>
+      <w:pPr>
+        <w:rPr>
+          <w:rFonts w:hint="eastAsia" w:eastAsia="宋体"/>
+          <w:lang w:val="en-US" w:eastAsia="zh-CN"/>
+        </w:rPr>
+      </w:pPr>
+      <w:r>
+        <w:rPr>
+          <w:rFonts w:hint="eastAsia" w:eastAsia="宋体"/>
+          <w:lang w:val="en-US" w:eastAsia="zh-CN"/>
+        </w:rPr>
+        <w:t xml:space="preserve">   </w:t>
+      </w:r>
+    </w:p>
+    <w:p>
+      <w:pPr>
+        <w:rPr>
+          <w:rFonts w:hint="eastAsia" w:eastAsia="宋体"/>
+          <w:lang w:val="en-US" w:eastAsia="zh-CN"/>
+        </w:rPr>
+      </w:pPr>
+      <w:r>
+        <w:rPr>
+          <w:rFonts w:hint="eastAsia" w:eastAsia="宋体"/>
+          <w:lang w:val="en-US" w:eastAsia="zh-CN"/>
+        </w:rPr>
+        <w:t xml:space="preserve">   返回值</w:t>
+      </w:r>
+    </w:p>
+    <w:p>
+      <w:pPr>
+        <w:rPr>
+          <w:rFonts w:hint="eastAsia" w:eastAsia="宋体"/>
+          <w:lang w:val="en-US" w:eastAsia="zh-CN"/>
+        </w:rPr>
+      </w:pPr>
+      <w:r>
+        <w:rPr>
+          <w:rFonts w:hint="eastAsia" w:eastAsia="宋体"/>
+          <w:lang w:val="en-US" w:eastAsia="zh-CN"/>
+        </w:rPr>
+        <w:t xml:space="preserve">      {</w:t>
+      </w:r>
+    </w:p>
+    <w:p>
+      <w:pPr>
+        <w:rPr>
+          <w:rFonts w:hint="eastAsia" w:eastAsia="宋体"/>
+          <w:lang w:val="en-US" w:eastAsia="zh-CN"/>
+        </w:rPr>
+      </w:pPr>
+      <w:r>
+        <w:rPr>
+          <w:rFonts w:hint="eastAsia" w:eastAsia="宋体"/>
+          <w:lang w:val="en-US" w:eastAsia="zh-CN"/>
+        </w:rPr>
+        <w:t xml:space="preserve">          "errno": 0,</w:t>
+      </w:r>
+    </w:p>
+    <w:p>
+      <w:pPr>
+        <w:rPr>
+          <w:rFonts w:hint="eastAsia" w:eastAsia="宋体"/>
+          <w:lang w:val="en-US" w:eastAsia="zh-CN"/>
+        </w:rPr>
+      </w:pPr>
+      <w:r>
+        <w:rPr>
+          <w:rFonts w:hint="eastAsia" w:eastAsia="宋体"/>
+          <w:lang w:val="en-US" w:eastAsia="zh-CN"/>
+        </w:rPr>
+        <w:t xml:space="preserve">          "description": "Succeed",</w:t>
+      </w:r>
+    </w:p>
+    <w:p>
+      <w:pPr>
+        <w:rPr>
+          <w:rFonts w:hint="eastAsia" w:eastAsia="宋体"/>
+          <w:lang w:val="en-US" w:eastAsia="zh-CN"/>
+        </w:rPr>
+      </w:pPr>
+      <w:r>
+        <w:rPr>
+          <w:rFonts w:hint="eastAsia" w:eastAsia="宋体"/>
+          <w:lang w:val="en-US" w:eastAsia="zh-CN"/>
+        </w:rPr>
+        <w:t xml:space="preserve">          "detail": ""</w:t>
+      </w:r>
+    </w:p>
+    <w:p>
+      <w:pPr>
+        <w:rPr>
+          <w:rFonts w:hint="eastAsia" w:eastAsia="宋体"/>
+          <w:lang w:val="en-US" w:eastAsia="zh-CN"/>
+        </w:rPr>
+      </w:pPr>
+      <w:r>
+        <w:rPr>
+          <w:rFonts w:hint="eastAsia" w:eastAsia="宋体"/>
+          <w:lang w:val="en-US" w:eastAsia="zh-CN"/>
+        </w:rPr>
+        <w:t xml:space="preserve">      }</w:t>
+      </w:r>
+    </w:p>
+    <w:p>
+      <w:pPr>
+        <w:rPr>
+          <w:rFonts w:hint="eastAsia" w:eastAsia="宋体"/>
+          <w:lang w:val="en-US" w:eastAsia="zh-CN"/>
+        </w:rPr>
+      </w:pPr>
+      <w:r>
+        <w:rPr>
+          <w:rFonts w:hint="eastAsia" w:eastAsia="宋体"/>
+          <w:lang w:val="en-US" w:eastAsia="zh-CN"/>
+        </w:rPr>
+        <w:t xml:space="preserve">      {</w:t>
+      </w:r>
+    </w:p>
+    <w:p>
+      <w:pPr>
+        <w:rPr>
+          <w:rFonts w:hint="eastAsia" w:eastAsia="宋体"/>
+          <w:lang w:val="en-US" w:eastAsia="zh-CN"/>
+        </w:rPr>
+      </w:pPr>
+      <w:r>
+        <w:rPr>
+          <w:rFonts w:hint="eastAsia" w:eastAsia="宋体"/>
+          <w:lang w:val="en-US" w:eastAsia="zh-CN"/>
+        </w:rPr>
+        <w:t xml:space="preserve">          "DeployMod": "horizontal",</w:t>
+      </w:r>
+    </w:p>
+    <w:p>
+      <w:pPr>
+        <w:rPr>
+          <w:rFonts w:hint="eastAsia" w:eastAsia="宋体"/>
+          <w:lang w:val="en-US" w:eastAsia="zh-CN"/>
+        </w:rPr>
+      </w:pPr>
+      <w:r>
+        <w:rPr>
+          <w:rFonts w:hint="eastAsia" w:eastAsia="宋体"/>
+          <w:lang w:val="en-US" w:eastAsia="zh-CN"/>
+        </w:rPr>
+        <w:t xml:space="preserve">          "WebName": "添加分区组",</w:t>
+      </w:r>
+    </w:p>
+    <w:p>
+      <w:pPr>
+        <w:rPr>
+          <w:rFonts w:hint="eastAsia" w:eastAsia="宋体"/>
+          <w:lang w:val="en-US" w:eastAsia="zh-CN"/>
+        </w:rPr>
+      </w:pPr>
+      <w:r>
+        <w:rPr>
+          <w:rFonts w:hint="eastAsia" w:eastAsia="宋体"/>
+          <w:lang w:val="en-US" w:eastAsia="zh-CN"/>
+        </w:rPr>
+        <w:t xml:space="preserve">          "BusinessType": "sequoiadb",</w:t>
+      </w:r>
+    </w:p>
+    <w:p>
+      <w:pPr>
+        <w:rPr>
+          <w:rFonts w:hint="eastAsia" w:eastAsia="宋体"/>
+          <w:lang w:val="en-US" w:eastAsia="zh-CN"/>
+        </w:rPr>
+      </w:pPr>
+      <w:r>
+        <w:rPr>
+          <w:rFonts w:hint="eastAsia" w:eastAsia="宋体"/>
+          <w:lang w:val="en-US" w:eastAsia="zh-CN"/>
+        </w:rPr>
+        <w:t xml:space="preserve">          "Property": [</w:t>
+      </w:r>
+    </w:p>
+    <w:p>
+      <w:pPr>
+        <w:rPr>
+          <w:rFonts w:hint="eastAsia" w:eastAsia="宋体"/>
+          <w:lang w:val="en-US" w:eastAsia="zh-CN"/>
+        </w:rPr>
+      </w:pPr>
+      <w:r>
+        <w:rPr>
+          <w:rFonts w:hint="eastAsia" w:eastAsia="宋体"/>
+          <w:lang w:val="en-US" w:eastAsia="zh-CN"/>
+        </w:rPr>
+        <w:t xml:space="preserve">              {</w:t>
+      </w:r>
+    </w:p>
+    <w:p>
+      <w:pPr>
+        <w:rPr>
+          <w:rFonts w:hint="eastAsia" w:eastAsia="宋体"/>
+          <w:lang w:val="en-US" w:eastAsia="zh-CN"/>
+        </w:rPr>
+      </w:pPr>
+      <w:r>
+        <w:rPr>
+          <w:rFonts w:hint="eastAsia" w:eastAsia="宋体"/>
+          <w:lang w:val="en-US" w:eastAsia="zh-CN"/>
+        </w:rPr>
+        <w:t xml:space="preserve">                  "Name": "datagroupnum",</w:t>
+      </w:r>
+    </w:p>
+    <w:p>
+      <w:pPr>
+        <w:rPr>
+          <w:rFonts w:hint="eastAsia" w:eastAsia="宋体"/>
+          <w:lang w:val="en-US" w:eastAsia="zh-CN"/>
+        </w:rPr>
+      </w:pPr>
+      <w:r>
+        <w:rPr>
+          <w:rFonts w:hint="eastAsia" w:eastAsia="宋体"/>
+          <w:lang w:val="en-US" w:eastAsia="zh-CN"/>
+        </w:rPr>
+        <w:t xml:space="preserve">                  "Type": "int",</w:t>
+      </w:r>
+    </w:p>
+    <w:p>
+      <w:pPr>
+        <w:rPr>
+          <w:rFonts w:hint="eastAsia" w:eastAsia="宋体"/>
+          <w:lang w:val="en-US" w:eastAsia="zh-CN"/>
+        </w:rPr>
+      </w:pPr>
+      <w:r>
+        <w:rPr>
+          <w:rFonts w:hint="eastAsia" w:eastAsia="宋体"/>
+          <w:lang w:val="en-US" w:eastAsia="zh-CN"/>
+        </w:rPr>
+        <w:t xml:space="preserve">                  "Default": "1",</w:t>
+      </w:r>
+    </w:p>
+    <w:p>
+      <w:pPr>
+        <w:rPr>
+          <w:rFonts w:hint="eastAsia" w:eastAsia="宋体"/>
+          <w:lang w:val="en-US" w:eastAsia="zh-CN"/>
+        </w:rPr>
+      </w:pPr>
+      <w:r>
+        <w:rPr>
+          <w:rFonts w:hint="eastAsia" w:eastAsia="宋体"/>
+          <w:lang w:val="en-US" w:eastAsia="zh-CN"/>
+        </w:rPr>
+        <w:t xml:space="preserve">                  "Valid": "0-",</w:t>
+      </w:r>
+    </w:p>
+    <w:p>
+      <w:pPr>
+        <w:rPr>
+          <w:rFonts w:hint="eastAsia" w:eastAsia="宋体"/>
+          <w:lang w:val="en-US" w:eastAsia="zh-CN"/>
+        </w:rPr>
+      </w:pPr>
+      <w:r>
+        <w:rPr>
+          <w:rFonts w:hint="eastAsia" w:eastAsia="宋体"/>
+          <w:lang w:val="en-US" w:eastAsia="zh-CN"/>
+        </w:rPr>
+        <w:t xml:space="preserve">                  "Display": "edit box",</w:t>
+      </w:r>
+    </w:p>
+    <w:p>
+      <w:pPr>
+        <w:rPr>
+          <w:rFonts w:hint="eastAsia" w:eastAsia="宋体"/>
+          <w:lang w:val="en-US" w:eastAsia="zh-CN"/>
+        </w:rPr>
+      </w:pPr>
+      <w:r>
+        <w:rPr>
+          <w:rFonts w:hint="eastAsia" w:eastAsia="宋体"/>
+          <w:lang w:val="en-US" w:eastAsia="zh-CN"/>
+        </w:rPr>
+        <w:t xml:space="preserve">                  "Edit": "true",</w:t>
+      </w:r>
+    </w:p>
+    <w:p>
+      <w:pPr>
+        <w:rPr>
+          <w:rFonts w:hint="eastAsia" w:eastAsia="宋体"/>
+          <w:lang w:val="en-US" w:eastAsia="zh-CN"/>
+        </w:rPr>
+      </w:pPr>
+      <w:r>
+        <w:rPr>
+          <w:rFonts w:hint="eastAsia" w:eastAsia="宋体"/>
+          <w:lang w:val="en-US" w:eastAsia="zh-CN"/>
+        </w:rPr>
+        <w:t xml:space="preserve">                  "Desc": "Data Replica Group Number",</w:t>
+      </w:r>
+    </w:p>
+    <w:p>
+      <w:pPr>
+        <w:rPr>
+          <w:rFonts w:hint="eastAsia" w:eastAsia="宋体"/>
+          <w:lang w:val="en-US" w:eastAsia="zh-CN"/>
+        </w:rPr>
+      </w:pPr>
+      <w:r>
+        <w:rPr>
+          <w:rFonts w:hint="eastAsia" w:eastAsia="宋体"/>
+          <w:lang w:val="en-US" w:eastAsia="zh-CN"/>
+        </w:rPr>
+        <w:t xml:space="preserve">                  "Level": "0",</w:t>
+      </w:r>
+    </w:p>
+    <w:p>
+      <w:pPr>
+        <w:rPr>
+          <w:rFonts w:hint="eastAsia" w:eastAsia="宋体"/>
+          <w:lang w:val="en-US" w:eastAsia="zh-CN"/>
+        </w:rPr>
+      </w:pPr>
+      <w:r>
+        <w:rPr>
+          <w:rFonts w:hint="eastAsia" w:eastAsia="宋体"/>
+          <w:lang w:val="en-US" w:eastAsia="zh-CN"/>
+        </w:rPr>
+        <w:t xml:space="preserve">                  "WebName": "Extend Group Number"</w:t>
+      </w:r>
+    </w:p>
+    <w:p>
+      <w:pPr>
+        <w:rPr>
+          <w:rFonts w:hint="eastAsia" w:eastAsia="宋体"/>
+          <w:lang w:val="en-US" w:eastAsia="zh-CN"/>
+        </w:rPr>
+      </w:pPr>
+      <w:r>
+        <w:rPr>
+          <w:rFonts w:hint="eastAsia" w:eastAsia="宋体"/>
+          <w:lang w:val="en-US" w:eastAsia="zh-CN"/>
+        </w:rPr>
+        <w:t xml:space="preserve">              },</w:t>
+      </w:r>
+    </w:p>
+    <w:p>
+      <w:pPr>
+        <w:rPr>
+          <w:rFonts w:hint="eastAsia" w:eastAsia="宋体"/>
+          <w:lang w:val="en-US" w:eastAsia="zh-CN"/>
+        </w:rPr>
+      </w:pPr>
+      <w:r>
+        <w:rPr>
+          <w:rFonts w:hint="eastAsia" w:eastAsia="宋体"/>
+          <w:lang w:val="en-US" w:eastAsia="zh-CN"/>
+        </w:rPr>
+        <w:t xml:space="preserve">              {</w:t>
+      </w:r>
+    </w:p>
+    <w:p>
+      <w:pPr>
+        <w:rPr>
+          <w:rFonts w:hint="eastAsia" w:eastAsia="宋体"/>
+          <w:lang w:val="en-US" w:eastAsia="zh-CN"/>
+        </w:rPr>
+      </w:pPr>
+      <w:r>
+        <w:rPr>
+          <w:rFonts w:hint="eastAsia" w:eastAsia="宋体"/>
+          <w:lang w:val="en-US" w:eastAsia="zh-CN"/>
+        </w:rPr>
+        <w:t xml:space="preserve">                  "Name": "replicanum",</w:t>
+      </w:r>
+    </w:p>
+    <w:p>
+      <w:pPr>
+        <w:rPr>
+          <w:rFonts w:hint="eastAsia" w:eastAsia="宋体"/>
+          <w:lang w:val="en-US" w:eastAsia="zh-CN"/>
+        </w:rPr>
+      </w:pPr>
+      <w:r>
+        <w:rPr>
+          <w:rFonts w:hint="eastAsia" w:eastAsia="宋体"/>
+          <w:lang w:val="en-US" w:eastAsia="zh-CN"/>
+        </w:rPr>
+        <w:t xml:space="preserve">                  "Type": "int",</w:t>
+      </w:r>
+    </w:p>
+    <w:p>
+      <w:pPr>
+        <w:rPr>
+          <w:rFonts w:hint="eastAsia" w:eastAsia="宋体"/>
+          <w:lang w:val="en-US" w:eastAsia="zh-CN"/>
+        </w:rPr>
+      </w:pPr>
+      <w:r>
+        <w:rPr>
+          <w:rFonts w:hint="eastAsia" w:eastAsia="宋体"/>
+          <w:lang w:val="en-US" w:eastAsia="zh-CN"/>
+        </w:rPr>
+        <w:t xml:space="preserve">                  "Default": "3",</w:t>
+      </w:r>
+    </w:p>
+    <w:p>
+      <w:pPr>
+        <w:rPr>
+          <w:rFonts w:hint="eastAsia" w:eastAsia="宋体"/>
+          <w:lang w:val="en-US" w:eastAsia="zh-CN"/>
+        </w:rPr>
+      </w:pPr>
+      <w:r>
+        <w:rPr>
+          <w:rFonts w:hint="eastAsia" w:eastAsia="宋体"/>
+          <w:lang w:val="en-US" w:eastAsia="zh-CN"/>
+        </w:rPr>
+        <w:t xml:space="preserve">                  "Valid": "1,2,3,4,5,6,7",</w:t>
+      </w:r>
+    </w:p>
+    <w:p>
+      <w:pPr>
+        <w:rPr>
+          <w:rFonts w:hint="eastAsia" w:eastAsia="宋体"/>
+          <w:lang w:val="en-US" w:eastAsia="zh-CN"/>
+        </w:rPr>
+      </w:pPr>
+      <w:r>
+        <w:rPr>
+          <w:rFonts w:hint="eastAsia" w:eastAsia="宋体"/>
+          <w:lang w:val="en-US" w:eastAsia="zh-CN"/>
+        </w:rPr>
+        <w:t xml:space="preserve">                  "Display": "select box",</w:t>
+      </w:r>
+    </w:p>
+    <w:p>
+      <w:pPr>
+        <w:rPr>
+          <w:rFonts w:hint="eastAsia" w:eastAsia="宋体"/>
+          <w:lang w:val="en-US" w:eastAsia="zh-CN"/>
+        </w:rPr>
+      </w:pPr>
+      <w:r>
+        <w:rPr>
+          <w:rFonts w:hint="eastAsia" w:eastAsia="宋体"/>
+          <w:lang w:val="en-US" w:eastAsia="zh-CN"/>
+        </w:rPr>
+        <w:t xml:space="preserve">                  "Edit": "true",</w:t>
+      </w:r>
+    </w:p>
+    <w:p>
+      <w:pPr>
+        <w:rPr>
+          <w:rFonts w:hint="eastAsia" w:eastAsia="宋体"/>
+          <w:lang w:val="en-US" w:eastAsia="zh-CN"/>
+        </w:rPr>
+      </w:pPr>
+      <w:r>
+        <w:rPr>
+          <w:rFonts w:hint="eastAsia" w:eastAsia="宋体"/>
+          <w:lang w:val="en-US" w:eastAsia="zh-CN"/>
+        </w:rPr>
+        <w:t xml:space="preserve">                  "Desc": "Data Copies Number",</w:t>
+      </w:r>
+    </w:p>
+    <w:p>
+      <w:pPr>
+        <w:rPr>
+          <w:rFonts w:hint="eastAsia" w:eastAsia="宋体"/>
+          <w:lang w:val="en-US" w:eastAsia="zh-CN"/>
+        </w:rPr>
+      </w:pPr>
+      <w:r>
+        <w:rPr>
+          <w:rFonts w:hint="eastAsia" w:eastAsia="宋体"/>
+          <w:lang w:val="en-US" w:eastAsia="zh-CN"/>
+        </w:rPr>
+        <w:t xml:space="preserve">                  "Level": "0",</w:t>
+      </w:r>
+    </w:p>
+    <w:p>
+      <w:pPr>
+        <w:rPr>
+          <w:rFonts w:hint="eastAsia" w:eastAsia="宋体"/>
+          <w:lang w:val="en-US" w:eastAsia="zh-CN"/>
+        </w:rPr>
+      </w:pPr>
+      <w:r>
+        <w:rPr>
+          <w:rFonts w:hint="eastAsia" w:eastAsia="宋体"/>
+          <w:lang w:val="en-US" w:eastAsia="zh-CN"/>
+        </w:rPr>
+        <w:t xml:space="preserve">                  "WebName": "Replica Number"</w:t>
+      </w:r>
+    </w:p>
+    <w:p>
+      <w:pPr>
+        <w:rPr>
+          <w:rFonts w:hint="eastAsia" w:eastAsia="宋体"/>
+          <w:lang w:val="en-US" w:eastAsia="zh-CN"/>
+        </w:rPr>
+      </w:pPr>
+      <w:r>
+        <w:rPr>
+          <w:rFonts w:hint="eastAsia" w:eastAsia="宋体"/>
+          <w:lang w:val="en-US" w:eastAsia="zh-CN"/>
+        </w:rPr>
+        <w:t xml:space="preserve">              }</w:t>
+      </w:r>
+    </w:p>
+    <w:p>
+      <w:pPr>
+        <w:rPr>
+          <w:rFonts w:hint="eastAsia" w:eastAsia="宋体"/>
+          <w:lang w:val="en-US" w:eastAsia="zh-CN"/>
+        </w:rPr>
+      </w:pPr>
+      <w:r>
+        <w:rPr>
+          <w:rFonts w:hint="eastAsia" w:eastAsia="宋体"/>
+          <w:lang w:val="en-US" w:eastAsia="zh-CN"/>
+        </w:rPr>
+        <w:t xml:space="preserve">          ]</w:t>
+      </w:r>
+    </w:p>
+    <w:p>
+      <w:pPr>
+        <w:rPr>
+          <w:rFonts w:hint="eastAsia" w:eastAsia="宋体"/>
+          <w:lang w:val="en-US" w:eastAsia="zh-CN"/>
+        </w:rPr>
+      </w:pPr>
+      <w:r>
+        <w:rPr>
+          <w:rFonts w:hint="eastAsia" w:eastAsia="宋体"/>
+          <w:lang w:val="en-US" w:eastAsia="zh-CN"/>
+        </w:rPr>
+        <w:t xml:space="preserve">      }</w:t>
+      </w:r>
+    </w:p>
+    <w:p>
+      <w:pPr>
+        <w:rPr>
+          <w:rFonts w:hint="eastAsia" w:eastAsia="宋体"/>
+          <w:lang w:val="en-US" w:eastAsia="zh-CN"/>
+        </w:rPr>
+      </w:pPr>
+      <w:r>
+        <w:rPr>
+          <w:rFonts w:hint="eastAsia" w:eastAsia="宋体"/>
+          <w:lang w:val="en-US" w:eastAsia="zh-CN"/>
+        </w:rPr>
+        <w:t xml:space="preserve">      {</w:t>
+      </w:r>
+    </w:p>
+    <w:p>
+      <w:pPr>
+        <w:rPr>
+          <w:rFonts w:hint="eastAsia" w:eastAsia="宋体"/>
+          <w:lang w:val="en-US" w:eastAsia="zh-CN"/>
+        </w:rPr>
+      </w:pPr>
+      <w:r>
+        <w:rPr>
+          <w:rFonts w:hint="eastAsia" w:eastAsia="宋体"/>
+          <w:lang w:val="en-US" w:eastAsia="zh-CN"/>
+        </w:rPr>
+        <w:t xml:space="preserve">          "DeployMod": "vertical",</w:t>
+      </w:r>
+    </w:p>
+    <w:p>
+      <w:pPr>
+        <w:rPr>
+          <w:rFonts w:hint="eastAsia" w:eastAsia="宋体"/>
+          <w:lang w:val="en-US" w:eastAsia="zh-CN"/>
+        </w:rPr>
+      </w:pPr>
+      <w:r>
+        <w:rPr>
+          <w:rFonts w:hint="eastAsia" w:eastAsia="宋体"/>
+          <w:lang w:val="en-US" w:eastAsia="zh-CN"/>
+        </w:rPr>
+        <w:t xml:space="preserve">          "WebName": "添加副本数",</w:t>
+      </w:r>
+    </w:p>
+    <w:p>
+      <w:pPr>
+        <w:rPr>
+          <w:rFonts w:hint="eastAsia" w:eastAsia="宋体"/>
+          <w:lang w:val="en-US" w:eastAsia="zh-CN"/>
+        </w:rPr>
+      </w:pPr>
+      <w:r>
+        <w:rPr>
+          <w:rFonts w:hint="eastAsia" w:eastAsia="宋体"/>
+          <w:lang w:val="en-US" w:eastAsia="zh-CN"/>
+        </w:rPr>
+        <w:t xml:space="preserve">          "BusinessType": "sequoiadb",</w:t>
+      </w:r>
+    </w:p>
+    <w:p>
+      <w:pPr>
+        <w:rPr>
+          <w:rFonts w:hint="eastAsia" w:eastAsia="宋体"/>
+          <w:lang w:val="en-US" w:eastAsia="zh-CN"/>
+        </w:rPr>
+      </w:pPr>
+      <w:r>
+        <w:rPr>
+          <w:rFonts w:hint="eastAsia" w:eastAsia="宋体"/>
+          <w:lang w:val="en-US" w:eastAsia="zh-CN"/>
+        </w:rPr>
+        <w:t xml:space="preserve">          "Property": [</w:t>
+      </w:r>
+    </w:p>
+    <w:p>
+      <w:pPr>
+        <w:rPr>
+          <w:rFonts w:hint="eastAsia" w:eastAsia="宋体"/>
+          <w:lang w:val="en-US" w:eastAsia="zh-CN"/>
+        </w:rPr>
+      </w:pPr>
+      <w:r>
+        <w:rPr>
+          <w:rFonts w:hint="eastAsia" w:eastAsia="宋体"/>
+          <w:lang w:val="en-US" w:eastAsia="zh-CN"/>
+        </w:rPr>
+        <w:t xml:space="preserve">              {</w:t>
+      </w:r>
+    </w:p>
+    <w:p>
+      <w:pPr>
+        <w:rPr>
+          <w:rFonts w:hint="eastAsia" w:eastAsia="宋体"/>
+          <w:lang w:val="en-US" w:eastAsia="zh-CN"/>
+        </w:rPr>
+      </w:pPr>
+      <w:r>
+        <w:rPr>
+          <w:rFonts w:hint="eastAsia" w:eastAsia="宋体"/>
+          <w:lang w:val="en-US" w:eastAsia="zh-CN"/>
+        </w:rPr>
+        <w:t xml:space="preserve">                  "Name": "coordnum",</w:t>
+      </w:r>
+    </w:p>
+    <w:p>
+      <w:pPr>
+        <w:rPr>
+          <w:rFonts w:hint="eastAsia" w:eastAsia="宋体"/>
+          <w:lang w:val="en-US" w:eastAsia="zh-CN"/>
+        </w:rPr>
+      </w:pPr>
+      <w:r>
+        <w:rPr>
+          <w:rFonts w:hint="eastAsia" w:eastAsia="宋体"/>
+          <w:lang w:val="en-US" w:eastAsia="zh-CN"/>
+        </w:rPr>
+        <w:t xml:space="preserve">                  "Type": "int",</w:t>
+      </w:r>
+    </w:p>
+    <w:p>
+      <w:pPr>
+        <w:rPr>
+          <w:rFonts w:hint="eastAsia" w:eastAsia="宋体"/>
+          <w:lang w:val="en-US" w:eastAsia="zh-CN"/>
+        </w:rPr>
+      </w:pPr>
+      <w:r>
+        <w:rPr>
+          <w:rFonts w:hint="eastAsia" w:eastAsia="宋体"/>
+          <w:lang w:val="en-US" w:eastAsia="zh-CN"/>
+        </w:rPr>
+        <w:t xml:space="preserve">                  "Default": "3",</w:t>
+      </w:r>
+    </w:p>
+    <w:p>
+      <w:pPr>
+        <w:rPr>
+          <w:rFonts w:hint="eastAsia" w:eastAsia="宋体"/>
+          <w:lang w:val="en-US" w:eastAsia="zh-CN"/>
+        </w:rPr>
+      </w:pPr>
+      <w:r>
+        <w:rPr>
+          <w:rFonts w:hint="eastAsia" w:eastAsia="宋体"/>
+          <w:lang w:val="en-US" w:eastAsia="zh-CN"/>
+        </w:rPr>
+        <w:t xml:space="preserve">                  "Valid": "0-",</w:t>
+      </w:r>
+    </w:p>
+    <w:p>
+      <w:pPr>
+        <w:rPr>
+          <w:rFonts w:hint="eastAsia" w:eastAsia="宋体"/>
+          <w:lang w:val="en-US" w:eastAsia="zh-CN"/>
+        </w:rPr>
+      </w:pPr>
+      <w:r>
+        <w:rPr>
+          <w:rFonts w:hint="eastAsia" w:eastAsia="宋体"/>
+          <w:lang w:val="en-US" w:eastAsia="zh-CN"/>
+        </w:rPr>
+        <w:t xml:space="preserve">                  "Display": "edit box",</w:t>
+      </w:r>
+    </w:p>
+    <w:p>
+      <w:pPr>
+        <w:rPr>
+          <w:rFonts w:hint="eastAsia" w:eastAsia="宋体"/>
+          <w:lang w:val="en-US" w:eastAsia="zh-CN"/>
+        </w:rPr>
+      </w:pPr>
+      <w:r>
+        <w:rPr>
+          <w:rFonts w:hint="eastAsia" w:eastAsia="宋体"/>
+          <w:lang w:val="en-US" w:eastAsia="zh-CN"/>
+        </w:rPr>
+        <w:t xml:space="preserve">                  "Edit": "true",</w:t>
+      </w:r>
+    </w:p>
+    <w:p>
+      <w:pPr>
+        <w:rPr>
+          <w:rFonts w:hint="eastAsia" w:eastAsia="宋体"/>
+          <w:lang w:val="en-US" w:eastAsia="zh-CN"/>
+        </w:rPr>
+      </w:pPr>
+      <w:r>
+        <w:rPr>
+          <w:rFonts w:hint="eastAsia" w:eastAsia="宋体"/>
+          <w:lang w:val="en-US" w:eastAsia="zh-CN"/>
+        </w:rPr>
+        <w:t xml:space="preserve">                  "Desc": "Coord Node Number.",</w:t>
+      </w:r>
+    </w:p>
+    <w:p>
+      <w:pPr>
+        <w:rPr>
+          <w:rFonts w:hint="eastAsia" w:eastAsia="宋体"/>
+          <w:lang w:val="en-US" w:eastAsia="zh-CN"/>
+        </w:rPr>
+      </w:pPr>
+      <w:r>
+        <w:rPr>
+          <w:rFonts w:hint="eastAsia" w:eastAsia="宋体"/>
+          <w:lang w:val="en-US" w:eastAsia="zh-CN"/>
+        </w:rPr>
+        <w:t xml:space="preserve">                  "Level": "0",</w:t>
+      </w:r>
+    </w:p>
+    <w:p>
+      <w:pPr>
+        <w:rPr>
+          <w:rFonts w:hint="eastAsia" w:eastAsia="宋体"/>
+          <w:lang w:val="en-US" w:eastAsia="zh-CN"/>
+        </w:rPr>
+      </w:pPr>
+      <w:r>
+        <w:rPr>
+          <w:rFonts w:hint="eastAsia" w:eastAsia="宋体"/>
+          <w:lang w:val="en-US" w:eastAsia="zh-CN"/>
+        </w:rPr>
+        <w:t xml:space="preserve">                  "WebName": "Coord Node Number"</w:t>
+      </w:r>
+    </w:p>
+    <w:p>
+      <w:pPr>
+        <w:rPr>
+          <w:rFonts w:hint="eastAsia" w:eastAsia="宋体"/>
+          <w:lang w:val="en-US" w:eastAsia="zh-CN"/>
+        </w:rPr>
+      </w:pPr>
+      <w:r>
+        <w:rPr>
+          <w:rFonts w:hint="eastAsia" w:eastAsia="宋体"/>
+          <w:lang w:val="en-US" w:eastAsia="zh-CN"/>
+        </w:rPr>
+        <w:t xml:space="preserve">              },</w:t>
+      </w:r>
+    </w:p>
+    <w:p>
+      <w:pPr>
+        <w:rPr>
+          <w:rFonts w:hint="eastAsia" w:eastAsia="宋体"/>
+          <w:lang w:val="en-US" w:eastAsia="zh-CN"/>
+        </w:rPr>
+      </w:pPr>
+      <w:r>
+        <w:rPr>
+          <w:rFonts w:hint="eastAsia" w:eastAsia="宋体"/>
+          <w:lang w:val="en-US" w:eastAsia="zh-CN"/>
+        </w:rPr>
+        <w:t xml:space="preserve">              {</w:t>
+      </w:r>
+    </w:p>
+    <w:p>
+      <w:pPr>
+        <w:rPr>
+          <w:rFonts w:hint="eastAsia" w:eastAsia="宋体"/>
+          <w:lang w:val="en-US" w:eastAsia="zh-CN"/>
+        </w:rPr>
+      </w:pPr>
+      <w:r>
+        <w:rPr>
+          <w:rFonts w:hint="eastAsia" w:eastAsia="宋体"/>
+          <w:lang w:val="en-US" w:eastAsia="zh-CN"/>
+        </w:rPr>
+        <w:t xml:space="preserve">                  "Name": "catalognum",</w:t>
+      </w:r>
+    </w:p>
+    <w:p>
+      <w:pPr>
+        <w:rPr>
+          <w:rFonts w:hint="eastAsia" w:eastAsia="宋体"/>
+          <w:lang w:val="en-US" w:eastAsia="zh-CN"/>
+        </w:rPr>
+      </w:pPr>
+      <w:r>
+        <w:rPr>
+          <w:rFonts w:hint="eastAsia" w:eastAsia="宋体"/>
+          <w:lang w:val="en-US" w:eastAsia="zh-CN"/>
+        </w:rPr>
+        <w:t xml:space="preserve">                  "Type": "int",</w:t>
+      </w:r>
+    </w:p>
+    <w:p>
+      <w:pPr>
+        <w:rPr>
+          <w:rFonts w:hint="eastAsia" w:eastAsia="宋体"/>
+          <w:lang w:val="en-US" w:eastAsia="zh-CN"/>
+        </w:rPr>
+      </w:pPr>
+      <w:r>
+        <w:rPr>
+          <w:rFonts w:hint="eastAsia" w:eastAsia="宋体"/>
+          <w:lang w:val="en-US" w:eastAsia="zh-CN"/>
+        </w:rPr>
+        <w:t xml:space="preserve">                  "Default": "3",</w:t>
+      </w:r>
+    </w:p>
+    <w:p>
+      <w:pPr>
+        <w:rPr>
+          <w:rFonts w:hint="eastAsia" w:eastAsia="宋体"/>
+          <w:lang w:val="en-US" w:eastAsia="zh-CN"/>
+        </w:rPr>
+      </w:pPr>
+      <w:r>
+        <w:rPr>
+          <w:rFonts w:hint="eastAsia" w:eastAsia="宋体"/>
+          <w:lang w:val="en-US" w:eastAsia="zh-CN"/>
+        </w:rPr>
+        <w:t xml:space="preserve">                  "Valid": "1,2,3,4,5,6,7",</w:t>
+      </w:r>
+    </w:p>
+    <w:p>
+      <w:pPr>
+        <w:rPr>
+          <w:rFonts w:hint="eastAsia" w:eastAsia="宋体"/>
+          <w:lang w:val="en-US" w:eastAsia="zh-CN"/>
+        </w:rPr>
+      </w:pPr>
+      <w:r>
+        <w:rPr>
+          <w:rFonts w:hint="eastAsia" w:eastAsia="宋体"/>
+          <w:lang w:val="en-US" w:eastAsia="zh-CN"/>
+        </w:rPr>
+        <w:t xml:space="preserve">                  "Display": "select box",</w:t>
+      </w:r>
+    </w:p>
+    <w:p>
+      <w:pPr>
+        <w:rPr>
+          <w:rFonts w:hint="eastAsia" w:eastAsia="宋体"/>
+          <w:lang w:val="en-US" w:eastAsia="zh-CN"/>
+        </w:rPr>
+      </w:pPr>
+      <w:r>
+        <w:rPr>
+          <w:rFonts w:hint="eastAsia" w:eastAsia="宋体"/>
+          <w:lang w:val="en-US" w:eastAsia="zh-CN"/>
+        </w:rPr>
+        <w:t xml:space="preserve">                  "Edit": "true",</w:t>
+      </w:r>
+    </w:p>
+    <w:p>
+      <w:pPr>
+        <w:rPr>
+          <w:rFonts w:hint="eastAsia" w:eastAsia="宋体"/>
+          <w:lang w:val="en-US" w:eastAsia="zh-CN"/>
+        </w:rPr>
+      </w:pPr>
+      <w:r>
+        <w:rPr>
+          <w:rFonts w:hint="eastAsia" w:eastAsia="宋体"/>
+          <w:lang w:val="en-US" w:eastAsia="zh-CN"/>
+        </w:rPr>
+        <w:t xml:space="preserve">                  "Desc": "Catalog Nodes Number",</w:t>
+      </w:r>
+    </w:p>
+    <w:p>
+      <w:pPr>
+        <w:rPr>
+          <w:rFonts w:hint="eastAsia" w:eastAsia="宋体"/>
+          <w:lang w:val="en-US" w:eastAsia="zh-CN"/>
+        </w:rPr>
+      </w:pPr>
+      <w:r>
+        <w:rPr>
+          <w:rFonts w:hint="eastAsia" w:eastAsia="宋体"/>
+          <w:lang w:val="en-US" w:eastAsia="zh-CN"/>
+        </w:rPr>
+        <w:t xml:space="preserve">                  "Level": "0",</w:t>
+      </w:r>
+    </w:p>
+    <w:p>
+      <w:pPr>
+        <w:rPr>
+          <w:rFonts w:hint="eastAsia" w:eastAsia="宋体"/>
+          <w:lang w:val="en-US" w:eastAsia="zh-CN"/>
+        </w:rPr>
+      </w:pPr>
+      <w:r>
+        <w:rPr>
+          <w:rFonts w:hint="eastAsia" w:eastAsia="宋体"/>
+          <w:lang w:val="en-US" w:eastAsia="zh-CN"/>
+        </w:rPr>
+        <w:t xml:space="preserve">                  "WebName": "Catalog Node Number"</w:t>
+      </w:r>
+    </w:p>
+    <w:p>
+      <w:pPr>
+        <w:rPr>
+          <w:rFonts w:hint="eastAsia" w:eastAsia="宋体"/>
+          <w:lang w:val="en-US" w:eastAsia="zh-CN"/>
+        </w:rPr>
+      </w:pPr>
+      <w:r>
+        <w:rPr>
+          <w:rFonts w:hint="eastAsia" w:eastAsia="宋体"/>
+          <w:lang w:val="en-US" w:eastAsia="zh-CN"/>
+        </w:rPr>
+        <w:t xml:space="preserve">              },</w:t>
+      </w:r>
+    </w:p>
+    <w:p>
+      <w:pPr>
+        <w:rPr>
+          <w:rFonts w:hint="eastAsia" w:eastAsia="宋体"/>
+          <w:lang w:val="en-US" w:eastAsia="zh-CN"/>
+        </w:rPr>
+      </w:pPr>
+      <w:r>
+        <w:rPr>
+          <w:rFonts w:hint="eastAsia" w:eastAsia="宋体"/>
+          <w:lang w:val="en-US" w:eastAsia="zh-CN"/>
+        </w:rPr>
+        <w:t xml:space="preserve">              {</w:t>
+      </w:r>
+    </w:p>
+    <w:p>
+      <w:pPr>
+        <w:rPr>
+          <w:rFonts w:hint="eastAsia" w:eastAsia="宋体"/>
+          <w:lang w:val="en-US" w:eastAsia="zh-CN"/>
+        </w:rPr>
+      </w:pPr>
+      <w:r>
+        <w:rPr>
+          <w:rFonts w:hint="eastAsia" w:eastAsia="宋体"/>
+          <w:lang w:val="en-US" w:eastAsia="zh-CN"/>
+        </w:rPr>
+        <w:t xml:space="preserve">                  "Name": "replicanum",</w:t>
+      </w:r>
+    </w:p>
+    <w:p>
+      <w:pPr>
+        <w:rPr>
+          <w:rFonts w:hint="eastAsia" w:eastAsia="宋体"/>
+          <w:lang w:val="en-US" w:eastAsia="zh-CN"/>
+        </w:rPr>
+      </w:pPr>
+      <w:r>
+        <w:rPr>
+          <w:rFonts w:hint="eastAsia" w:eastAsia="宋体"/>
+          <w:lang w:val="en-US" w:eastAsia="zh-CN"/>
+        </w:rPr>
+        <w:t xml:space="preserve">                  "Type": "int",</w:t>
+      </w:r>
+    </w:p>
+    <w:p>
+      <w:pPr>
+        <w:rPr>
+          <w:rFonts w:hint="eastAsia" w:eastAsia="宋体"/>
+          <w:lang w:val="en-US" w:eastAsia="zh-CN"/>
+        </w:rPr>
+      </w:pPr>
+      <w:r>
+        <w:rPr>
+          <w:rFonts w:hint="eastAsia" w:eastAsia="宋体"/>
+          <w:lang w:val="en-US" w:eastAsia="zh-CN"/>
+        </w:rPr>
+        <w:t xml:space="preserve">                  "Default": "3",</w:t>
+      </w:r>
+    </w:p>
+    <w:p>
+      <w:pPr>
+        <w:rPr>
+          <w:rFonts w:hint="eastAsia" w:eastAsia="宋体"/>
+          <w:lang w:val="en-US" w:eastAsia="zh-CN"/>
+        </w:rPr>
+      </w:pPr>
+      <w:r>
+        <w:rPr>
+          <w:rFonts w:hint="eastAsia" w:eastAsia="宋体"/>
+          <w:lang w:val="en-US" w:eastAsia="zh-CN"/>
+        </w:rPr>
+        <w:t xml:space="preserve">                  "Valid": "0,1,2,3,4,5,6,7",</w:t>
+      </w:r>
+    </w:p>
+    <w:p>
+      <w:pPr>
+        <w:rPr>
+          <w:rFonts w:hint="eastAsia" w:eastAsia="宋体"/>
+          <w:lang w:val="en-US" w:eastAsia="zh-CN"/>
+        </w:rPr>
+      </w:pPr>
+      <w:r>
+        <w:rPr>
+          <w:rFonts w:hint="eastAsia" w:eastAsia="宋体"/>
+          <w:lang w:val="en-US" w:eastAsia="zh-CN"/>
+        </w:rPr>
+        <w:t xml:space="preserve">                  "Display": "edit box",</w:t>
+      </w:r>
+    </w:p>
+    <w:p>
+      <w:pPr>
+        <w:rPr>
+          <w:rFonts w:hint="eastAsia" w:eastAsia="宋体"/>
+          <w:lang w:val="en-US" w:eastAsia="zh-CN"/>
+        </w:rPr>
+      </w:pPr>
+      <w:r>
+        <w:rPr>
+          <w:rFonts w:hint="eastAsia" w:eastAsia="宋体"/>
+          <w:lang w:val="en-US" w:eastAsia="zh-CN"/>
+        </w:rPr>
+        <w:t xml:space="preserve">                  "Edit": "true",</w:t>
+      </w:r>
+    </w:p>
+    <w:p>
+      <w:pPr>
+        <w:rPr>
+          <w:rFonts w:hint="eastAsia" w:eastAsia="宋体"/>
+          <w:lang w:val="en-US" w:eastAsia="zh-CN"/>
+        </w:rPr>
+      </w:pPr>
+      <w:r>
+        <w:rPr>
+          <w:rFonts w:hint="eastAsia" w:eastAsia="宋体"/>
+          <w:lang w:val="en-US" w:eastAsia="zh-CN"/>
+        </w:rPr>
+        <w:t xml:space="preserve">                  "Desc": "Data Replica Group Number",</w:t>
+      </w:r>
+    </w:p>
+    <w:p>
+      <w:pPr>
+        <w:rPr>
+          <w:rFonts w:hint="eastAsia" w:eastAsia="宋体"/>
+          <w:lang w:val="en-US" w:eastAsia="zh-CN"/>
+        </w:rPr>
+      </w:pPr>
+      <w:r>
+        <w:rPr>
+          <w:rFonts w:hint="eastAsia" w:eastAsia="宋体"/>
+          <w:lang w:val="en-US" w:eastAsia="zh-CN"/>
+        </w:rPr>
+        <w:t xml:space="preserve">                  "Level": "0",</w:t>
+      </w:r>
+    </w:p>
+    <w:p>
+      <w:pPr>
+        <w:rPr>
+          <w:rFonts w:hint="eastAsia" w:eastAsia="宋体"/>
+          <w:lang w:val="en-US" w:eastAsia="zh-CN"/>
+        </w:rPr>
+      </w:pPr>
+      <w:r>
+        <w:rPr>
+          <w:rFonts w:hint="eastAsia" w:eastAsia="宋体"/>
+          <w:lang w:val="en-US" w:eastAsia="zh-CN"/>
+        </w:rPr>
+        <w:t xml:space="preserve">                  "WebName": "Replica Group Number"</w:t>
+      </w:r>
+    </w:p>
+    <w:p>
+      <w:pPr>
+        <w:rPr>
+          <w:rFonts w:hint="eastAsia" w:eastAsia="宋体"/>
+          <w:lang w:val="en-US" w:eastAsia="zh-CN"/>
+        </w:rPr>
+      </w:pPr>
+      <w:r>
+        <w:rPr>
+          <w:rFonts w:hint="eastAsia" w:eastAsia="宋体"/>
+          <w:lang w:val="en-US" w:eastAsia="zh-CN"/>
+        </w:rPr>
+        <w:t xml:space="preserve">              }</w:t>
+      </w:r>
+    </w:p>
+    <w:p>
+      <w:pPr>
+        <w:rPr>
+          <w:rFonts w:hint="eastAsia" w:eastAsia="宋体"/>
+          <w:lang w:val="en-US" w:eastAsia="zh-CN"/>
+        </w:rPr>
+      </w:pPr>
+      <w:r>
+        <w:rPr>
+          <w:rFonts w:hint="eastAsia" w:eastAsia="宋体"/>
+          <w:lang w:val="en-US" w:eastAsia="zh-CN"/>
+        </w:rPr>
+        <w:t xml:space="preserve">          ]</w:t>
+      </w:r>
+    </w:p>
+    <w:p>
+      <w:pPr>
+        <w:rPr>
+          <w:rFonts w:hint="eastAsia" w:eastAsia="宋体"/>
+          <w:lang w:val="en-US" w:eastAsia="zh-CN"/>
+        </w:rPr>
+      </w:pPr>
+      <w:r>
+        <w:rPr>
+          <w:rFonts w:hint="eastAsia" w:eastAsia="宋体"/>
+          <w:lang w:val="en-US" w:eastAsia="zh-CN"/>
+        </w:rPr>
+        <w:t xml:space="preserve">      }</w:t>
+      </w:r>
+    </w:p>
+    <w:p>
+      <w:pPr>
+        <w:rPr>
+          <w:rFonts w:hint="eastAsia" w:eastAsia="宋体"/>
+          <w:lang w:val="en-US" w:eastAsia="zh-CN"/>
+        </w:rPr>
+      </w:pPr>
+    </w:p>
+    <w:p>
+      <w:pPr>
+        <w:rPr>
+          <w:rFonts w:hint="eastAsia" w:eastAsia="宋体"/>
+          <w:lang w:val="en-US" w:eastAsia="zh-CN"/>
+        </w:rPr>
+      </w:pPr>
+      <w:r>
+        <w:rPr>
+          <w:rFonts w:hint="eastAsia" w:eastAsia="宋体"/>
+          <w:lang w:val="en-US" w:eastAsia="zh-CN"/>
+        </w:rPr>
+        <w:t>2. 获取业务扩容配置</w:t>
+      </w:r>
+    </w:p>
+    <w:p>
+      <w:pPr>
+        <w:rPr>
+          <w:rFonts w:hint="eastAsia" w:eastAsia="宋体"/>
+          <w:lang w:val="en-US" w:eastAsia="zh-CN"/>
+        </w:rPr>
+      </w:pPr>
+      <w:r>
+        <w:rPr>
+          <w:rFonts w:hint="eastAsia" w:eastAsia="宋体"/>
+          <w:lang w:val="en-US" w:eastAsia="zh-CN"/>
+        </w:rPr>
+        <w:t xml:space="preserve">   请求参数</w:t>
+      </w:r>
+    </w:p>
+    <w:p>
+      <w:pPr>
+        <w:rPr>
+          <w:rFonts w:hint="eastAsia" w:eastAsia="宋体"/>
+          <w:lang w:val="en-US" w:eastAsia="zh-CN"/>
+        </w:rPr>
+      </w:pPr>
+      <w:r>
+        <w:rPr>
+          <w:rFonts w:hint="eastAsia" w:eastAsia="宋体"/>
+          <w:lang w:val="en-US" w:eastAsia="zh-CN"/>
+        </w:rPr>
+        <w:t xml:space="preserve">      cmd: get business config</w:t>
+      </w:r>
+    </w:p>
+    <w:p>
+      <w:pPr>
+        <w:rPr>
+          <w:rFonts w:hint="eastAsia" w:eastAsia="宋体"/>
+          <w:lang w:val="en-US" w:eastAsia="zh-CN"/>
+        </w:rPr>
+      </w:pPr>
+      <w:r>
+        <w:rPr>
+          <w:rFonts w:hint="eastAsia" w:eastAsia="宋体"/>
+          <w:lang w:val="en-US" w:eastAsia="zh-CN"/>
+        </w:rPr>
+        <w:t xml:space="preserve">      TemplateInfo:</w:t>
+      </w:r>
+    </w:p>
+    <w:p>
+      <w:pPr>
+        <w:rPr>
+          <w:rFonts w:hint="eastAsia" w:eastAsia="宋体"/>
+          <w:lang w:val="en-US" w:eastAsia="zh-CN"/>
+        </w:rPr>
+      </w:pPr>
+      <w:r>
+        <w:rPr>
+          <w:rFonts w:hint="eastAsia" w:eastAsia="宋体"/>
+          <w:lang w:val="en-US" w:eastAsia="zh-CN"/>
+        </w:rPr>
+        <w:t xml:space="preserve">         {</w:t>
+      </w:r>
+    </w:p>
+    <w:p>
+      <w:pPr>
+        <w:rPr>
+          <w:rFonts w:hint="eastAsia" w:eastAsia="宋体"/>
+          <w:lang w:val="en-US" w:eastAsia="zh-CN"/>
+        </w:rPr>
+      </w:pPr>
+      <w:r>
+        <w:rPr>
+          <w:rFonts w:hint="eastAsia" w:eastAsia="宋体"/>
+          <w:lang w:val="en-US" w:eastAsia="zh-CN"/>
+        </w:rPr>
+        <w:t xml:space="preserve">             "ClusterName": "myCluster1",</w:t>
+      </w:r>
+    </w:p>
+    <w:p>
+      <w:pPr>
+        <w:rPr>
+          <w:rFonts w:hint="eastAsia" w:eastAsia="宋体"/>
+          <w:lang w:val="en-US" w:eastAsia="zh-CN"/>
+        </w:rPr>
+      </w:pPr>
+      <w:r>
+        <w:rPr>
+          <w:rFonts w:hint="eastAsia" w:eastAsia="宋体"/>
+          <w:lang w:val="en-US" w:eastAsia="zh-CN"/>
+        </w:rPr>
+        <w:t xml:space="preserve">             "BusinessName": "myModule1",</w:t>
+      </w:r>
+    </w:p>
+    <w:p>
+      <w:pPr>
+        <w:rPr>
+          <w:rFonts w:hint="eastAsia" w:eastAsia="宋体"/>
+          <w:lang w:val="en-US" w:eastAsia="zh-CN"/>
+        </w:rPr>
+      </w:pPr>
+      <w:r>
+        <w:rPr>
+          <w:rFonts w:hint="eastAsia" w:eastAsia="宋体"/>
+          <w:lang w:val="en-US" w:eastAsia="zh-CN"/>
+        </w:rPr>
+        <w:t xml:space="preserve">             "DeployMod": "horizontal",</w:t>
+      </w:r>
+    </w:p>
+    <w:p>
+      <w:pPr>
+        <w:rPr>
+          <w:rFonts w:hint="eastAsia" w:eastAsia="宋体"/>
+          <w:lang w:val="en-US" w:eastAsia="zh-CN"/>
+        </w:rPr>
+      </w:pPr>
+      <w:r>
+        <w:rPr>
+          <w:rFonts w:hint="eastAsia" w:eastAsia="宋体"/>
+          <w:lang w:val="en-US" w:eastAsia="zh-CN"/>
+        </w:rPr>
+        <w:t xml:space="preserve">             "BusinessType": "sequoiadb",</w:t>
+      </w:r>
+    </w:p>
+    <w:p>
+      <w:pPr>
+        <w:rPr>
+          <w:rFonts w:hint="eastAsia" w:eastAsia="宋体"/>
+          <w:lang w:val="en-US" w:eastAsia="zh-CN"/>
+        </w:rPr>
+      </w:pPr>
+      <w:r>
+        <w:rPr>
+          <w:rFonts w:hint="eastAsia" w:eastAsia="宋体"/>
+          <w:lang w:val="en-US" w:eastAsia="zh-CN"/>
+        </w:rPr>
+        <w:t xml:space="preserve">             "Property": [</w:t>
+      </w:r>
+    </w:p>
+    <w:p>
+      <w:pPr>
+        <w:rPr>
+          <w:rFonts w:hint="eastAsia" w:eastAsia="宋体"/>
+          <w:lang w:val="en-US" w:eastAsia="zh-CN"/>
+        </w:rPr>
+      </w:pPr>
+      <w:r>
+        <w:rPr>
+          <w:rFonts w:hint="eastAsia" w:eastAsia="宋体"/>
+          <w:lang w:val="en-US" w:eastAsia="zh-CN"/>
+        </w:rPr>
+        <w:t xml:space="preserve">                 {</w:t>
+      </w:r>
+    </w:p>
+    <w:p>
+      <w:pPr>
+        <w:rPr>
+          <w:rFonts w:hint="eastAsia" w:eastAsia="宋体"/>
+          <w:lang w:val="en-US" w:eastAsia="zh-CN"/>
+        </w:rPr>
+      </w:pPr>
+      <w:r>
+        <w:rPr>
+          <w:rFonts w:hint="eastAsia" w:eastAsia="宋体"/>
+          <w:lang w:val="en-US" w:eastAsia="zh-CN"/>
+        </w:rPr>
+        <w:t xml:space="preserve">                     "Name": "replicanum",</w:t>
+      </w:r>
+    </w:p>
+    <w:p>
+      <w:pPr>
+        <w:rPr>
+          <w:rFonts w:hint="eastAsia" w:eastAsia="宋体"/>
+          <w:lang w:val="en-US" w:eastAsia="zh-CN"/>
+        </w:rPr>
+      </w:pPr>
+      <w:r>
+        <w:rPr>
+          <w:rFonts w:hint="eastAsia" w:eastAsia="宋体"/>
+          <w:lang w:val="en-US" w:eastAsia="zh-CN"/>
+        </w:rPr>
+        <w:t xml:space="preserve">                     "Value": "3"</w:t>
+      </w:r>
+    </w:p>
+    <w:p>
+      <w:pPr>
+        <w:rPr>
+          <w:rFonts w:hint="eastAsia" w:eastAsia="宋体"/>
+          <w:lang w:val="en-US" w:eastAsia="zh-CN"/>
+        </w:rPr>
+      </w:pPr>
+      <w:r>
+        <w:rPr>
+          <w:rFonts w:hint="eastAsia" w:eastAsia="宋体"/>
+          <w:lang w:val="en-US" w:eastAsia="zh-CN"/>
+        </w:rPr>
+        <w:t xml:space="preserve">                 },</w:t>
+      </w:r>
+    </w:p>
+    <w:p>
+      <w:pPr>
+        <w:rPr>
+          <w:rFonts w:hint="eastAsia" w:eastAsia="宋体"/>
+          <w:lang w:val="en-US" w:eastAsia="zh-CN"/>
+        </w:rPr>
+      </w:pPr>
+      <w:r>
+        <w:rPr>
+          <w:rFonts w:hint="eastAsia" w:eastAsia="宋体"/>
+          <w:lang w:val="en-US" w:eastAsia="zh-CN"/>
+        </w:rPr>
+        <w:t xml:space="preserve">                 {</w:t>
+      </w:r>
+    </w:p>
+    <w:p>
+      <w:pPr>
+        <w:rPr>
+          <w:rFonts w:hint="eastAsia" w:eastAsia="宋体"/>
+          <w:lang w:val="en-US" w:eastAsia="zh-CN"/>
+        </w:rPr>
+      </w:pPr>
+      <w:r>
+        <w:rPr>
+          <w:rFonts w:hint="eastAsia" w:eastAsia="宋体"/>
+          <w:lang w:val="en-US" w:eastAsia="zh-CN"/>
+        </w:rPr>
+        <w:t xml:space="preserve">                     "Name": "datagroupnum",</w:t>
+      </w:r>
+    </w:p>
+    <w:p>
+      <w:pPr>
+        <w:rPr>
+          <w:rFonts w:hint="eastAsia" w:eastAsia="宋体"/>
+          <w:lang w:val="en-US" w:eastAsia="zh-CN"/>
+        </w:rPr>
+      </w:pPr>
+      <w:r>
+        <w:rPr>
+          <w:rFonts w:hint="eastAsia" w:eastAsia="宋体"/>
+          <w:lang w:val="en-US" w:eastAsia="zh-CN"/>
+        </w:rPr>
+        <w:t xml:space="preserve">                     "Value": "1"</w:t>
+      </w:r>
+    </w:p>
+    <w:p>
+      <w:pPr>
+        <w:rPr>
+          <w:rFonts w:hint="eastAsia" w:eastAsia="宋体"/>
+          <w:lang w:val="en-US" w:eastAsia="zh-CN"/>
+        </w:rPr>
+      </w:pPr>
+      <w:r>
+        <w:rPr>
+          <w:rFonts w:hint="eastAsia" w:eastAsia="宋体"/>
+          <w:lang w:val="en-US" w:eastAsia="zh-CN"/>
+        </w:rPr>
+        <w:t xml:space="preserve">                 },</w:t>
+      </w:r>
+    </w:p>
+    <w:p>
+      <w:pPr>
+        <w:rPr>
+          <w:rFonts w:hint="eastAsia" w:eastAsia="宋体"/>
+          <w:lang w:val="en-US" w:eastAsia="zh-CN"/>
+        </w:rPr>
+      </w:pPr>
+      <w:r>
+        <w:rPr>
+          <w:rFonts w:hint="eastAsia" w:eastAsia="宋体"/>
+          <w:lang w:val="en-US" w:eastAsia="zh-CN"/>
+        </w:rPr>
+        <w:t xml:space="preserve">                 {</w:t>
+      </w:r>
+    </w:p>
+    <w:p>
+      <w:pPr>
+        <w:rPr>
+          <w:rFonts w:hint="eastAsia" w:eastAsia="宋体"/>
+          <w:lang w:val="en-US" w:eastAsia="zh-CN"/>
+        </w:rPr>
+      </w:pPr>
+      <w:r>
+        <w:rPr>
+          <w:rFonts w:hint="eastAsia" w:eastAsia="宋体"/>
+          <w:lang w:val="en-US" w:eastAsia="zh-CN"/>
+        </w:rPr>
+        <w:t xml:space="preserve">                     "Name": "catalognum",</w:t>
+      </w:r>
+    </w:p>
+    <w:p>
+      <w:pPr>
+        <w:rPr>
+          <w:rFonts w:hint="eastAsia" w:eastAsia="宋体"/>
+          <w:lang w:val="en-US" w:eastAsia="zh-CN"/>
+        </w:rPr>
+      </w:pPr>
+      <w:r>
+        <w:rPr>
+          <w:rFonts w:hint="eastAsia" w:eastAsia="宋体"/>
+          <w:lang w:val="en-US" w:eastAsia="zh-CN"/>
+        </w:rPr>
+        <w:t xml:space="preserve">                     "Value": "undefined"</w:t>
+      </w:r>
+    </w:p>
+    <w:p>
+      <w:pPr>
+        <w:rPr>
+          <w:rFonts w:hint="eastAsia" w:eastAsia="宋体"/>
+          <w:lang w:val="en-US" w:eastAsia="zh-CN"/>
+        </w:rPr>
+      </w:pPr>
+      <w:r>
+        <w:rPr>
+          <w:rFonts w:hint="eastAsia" w:eastAsia="宋体"/>
+          <w:lang w:val="en-US" w:eastAsia="zh-CN"/>
+        </w:rPr>
+        <w:t xml:space="preserve">                 },</w:t>
+      </w:r>
+    </w:p>
+    <w:p>
+      <w:pPr>
+        <w:rPr>
+          <w:rFonts w:hint="eastAsia" w:eastAsia="宋体"/>
+          <w:lang w:val="en-US" w:eastAsia="zh-CN"/>
+        </w:rPr>
+      </w:pPr>
+      <w:r>
+        <w:rPr>
+          <w:rFonts w:hint="eastAsia" w:eastAsia="宋体"/>
+          <w:lang w:val="en-US" w:eastAsia="zh-CN"/>
+        </w:rPr>
+        <w:t xml:space="preserve">                 {</w:t>
+      </w:r>
+    </w:p>
+    <w:p>
+      <w:pPr>
+        <w:rPr>
+          <w:rFonts w:hint="eastAsia" w:eastAsia="宋体"/>
+          <w:lang w:val="en-US" w:eastAsia="zh-CN"/>
+        </w:rPr>
+      </w:pPr>
+      <w:r>
+        <w:rPr>
+          <w:rFonts w:hint="eastAsia" w:eastAsia="宋体"/>
+          <w:lang w:val="en-US" w:eastAsia="zh-CN"/>
+        </w:rPr>
+        <w:t xml:space="preserve">                     "Name": "coordnum",</w:t>
+      </w:r>
+    </w:p>
+    <w:p>
+      <w:pPr>
+        <w:rPr>
+          <w:rFonts w:hint="eastAsia" w:eastAsia="宋体"/>
+          <w:lang w:val="en-US" w:eastAsia="zh-CN"/>
+        </w:rPr>
+      </w:pPr>
+      <w:r>
+        <w:rPr>
+          <w:rFonts w:hint="eastAsia" w:eastAsia="宋体"/>
+          <w:lang w:val="en-US" w:eastAsia="zh-CN"/>
+        </w:rPr>
+        <w:t xml:space="preserve">                     "Value": "undefined"</w:t>
+      </w:r>
+    </w:p>
+    <w:p>
+      <w:pPr>
+        <w:rPr>
+          <w:rFonts w:hint="eastAsia" w:eastAsia="宋体"/>
+          <w:lang w:val="en-US" w:eastAsia="zh-CN"/>
+        </w:rPr>
+      </w:pPr>
+      <w:r>
+        <w:rPr>
+          <w:rFonts w:hint="eastAsia" w:eastAsia="宋体"/>
+          <w:lang w:val="en-US" w:eastAsia="zh-CN"/>
+        </w:rPr>
+        <w:t xml:space="preserve">                 }</w:t>
+      </w:r>
+    </w:p>
+    <w:p>
+      <w:pPr>
+        <w:rPr>
+          <w:rFonts w:hint="eastAsia" w:eastAsia="宋体"/>
+          <w:lang w:val="en-US" w:eastAsia="zh-CN"/>
+        </w:rPr>
+      </w:pPr>
+      <w:r>
+        <w:rPr>
+          <w:rFonts w:hint="eastAsia" w:eastAsia="宋体"/>
+          <w:lang w:val="en-US" w:eastAsia="zh-CN"/>
+        </w:rPr>
+        <w:t xml:space="preserve">             ],</w:t>
+      </w:r>
+    </w:p>
+    <w:p>
+      <w:pPr>
+        <w:rPr>
+          <w:rFonts w:hint="eastAsia" w:eastAsia="宋体"/>
+          <w:lang w:val="en-US" w:eastAsia="zh-CN"/>
+        </w:rPr>
+      </w:pPr>
+      <w:r>
+        <w:rPr>
+          <w:rFonts w:hint="eastAsia" w:eastAsia="宋体"/>
+          <w:lang w:val="en-US" w:eastAsia="zh-CN"/>
+        </w:rPr>
+        <w:t xml:space="preserve">             "HostInfo": [</w:t>
+      </w:r>
+    </w:p>
+    <w:p>
+      <w:pPr>
+        <w:rPr>
+          <w:rFonts w:hint="eastAsia" w:eastAsia="宋体"/>
+          <w:lang w:val="en-US" w:eastAsia="zh-CN"/>
+        </w:rPr>
+      </w:pPr>
+      <w:r>
+        <w:rPr>
+          <w:rFonts w:hint="eastAsia" w:eastAsia="宋体"/>
+          <w:lang w:val="en-US" w:eastAsia="zh-CN"/>
+        </w:rPr>
+        <w:t xml:space="preserve">                 {</w:t>
+      </w:r>
+    </w:p>
+    <w:p>
+      <w:pPr>
+        <w:rPr>
+          <w:rFonts w:hint="eastAsia" w:eastAsia="宋体"/>
+          <w:lang w:val="en-US" w:eastAsia="zh-CN"/>
+        </w:rPr>
+      </w:pPr>
+      <w:r>
+        <w:rPr>
+          <w:rFonts w:hint="eastAsia" w:eastAsia="宋体"/>
+          <w:lang w:val="en-US" w:eastAsia="zh-CN"/>
+        </w:rPr>
+        <w:t xml:space="preserve">                     "HostName": "ubuntu-jw-01"</w:t>
+      </w:r>
+    </w:p>
+    <w:p>
+      <w:pPr>
+        <w:rPr>
+          <w:rFonts w:hint="eastAsia" w:eastAsia="宋体"/>
+          <w:lang w:val="en-US" w:eastAsia="zh-CN"/>
+        </w:rPr>
+      </w:pPr>
+      <w:r>
+        <w:rPr>
+          <w:rFonts w:hint="eastAsia" w:eastAsia="宋体"/>
+          <w:lang w:val="en-US" w:eastAsia="zh-CN"/>
+        </w:rPr>
+        <w:t xml:space="preserve">                 },</w:t>
+      </w:r>
+    </w:p>
+    <w:p>
+      <w:pPr>
+        <w:rPr>
+          <w:rFonts w:hint="eastAsia" w:eastAsia="宋体"/>
+          <w:lang w:val="en-US" w:eastAsia="zh-CN"/>
+        </w:rPr>
+      </w:pPr>
+      <w:r>
+        <w:rPr>
+          <w:rFonts w:hint="eastAsia" w:eastAsia="宋体"/>
+          <w:lang w:val="en-US" w:eastAsia="zh-CN"/>
+        </w:rPr>
+        <w:t xml:space="preserve">                 {</w:t>
+      </w:r>
+    </w:p>
+    <w:p>
+      <w:pPr>
+        <w:rPr>
+          <w:rFonts w:hint="eastAsia" w:eastAsia="宋体"/>
+          <w:lang w:val="en-US" w:eastAsia="zh-CN"/>
+        </w:rPr>
+      </w:pPr>
+      <w:r>
+        <w:rPr>
+          <w:rFonts w:hint="eastAsia" w:eastAsia="宋体"/>
+          <w:lang w:val="en-US" w:eastAsia="zh-CN"/>
+        </w:rPr>
+        <w:t xml:space="preserve">                     "HostName": "ubuntu-jw-02"</w:t>
+      </w:r>
+    </w:p>
+    <w:p>
+      <w:pPr>
+        <w:rPr>
+          <w:rFonts w:hint="eastAsia" w:eastAsia="宋体"/>
+          <w:lang w:val="en-US" w:eastAsia="zh-CN"/>
+        </w:rPr>
+      </w:pPr>
+      <w:r>
+        <w:rPr>
+          <w:rFonts w:hint="eastAsia" w:eastAsia="宋体"/>
+          <w:lang w:val="en-US" w:eastAsia="zh-CN"/>
+        </w:rPr>
+        <w:t xml:space="preserve">                 },</w:t>
+      </w:r>
+    </w:p>
+    <w:p>
+      <w:pPr>
+        <w:rPr>
+          <w:rFonts w:hint="eastAsia" w:eastAsia="宋体"/>
+          <w:lang w:val="en-US" w:eastAsia="zh-CN"/>
+        </w:rPr>
+      </w:pPr>
+      <w:r>
+        <w:rPr>
+          <w:rFonts w:hint="eastAsia" w:eastAsia="宋体"/>
+          <w:lang w:val="en-US" w:eastAsia="zh-CN"/>
+        </w:rPr>
+        <w:t xml:space="preserve">                 {</w:t>
+      </w:r>
+    </w:p>
+    <w:p>
+      <w:pPr>
+        <w:rPr>
+          <w:rFonts w:hint="eastAsia" w:eastAsia="宋体"/>
+          <w:lang w:val="en-US" w:eastAsia="zh-CN"/>
+        </w:rPr>
+      </w:pPr>
+      <w:r>
+        <w:rPr>
+          <w:rFonts w:hint="eastAsia" w:eastAsia="宋体"/>
+          <w:lang w:val="en-US" w:eastAsia="zh-CN"/>
+        </w:rPr>
+        <w:t xml:space="preserve">                     "HostName": "ubuntu-jw-03"</w:t>
+      </w:r>
+    </w:p>
+    <w:p>
+      <w:pPr>
+        <w:rPr>
+          <w:rFonts w:hint="eastAsia" w:eastAsia="宋体"/>
+          <w:lang w:val="en-US" w:eastAsia="zh-CN"/>
+        </w:rPr>
+      </w:pPr>
+      <w:r>
+        <w:rPr>
+          <w:rFonts w:hint="eastAsia" w:eastAsia="宋体"/>
+          <w:lang w:val="en-US" w:eastAsia="zh-CN"/>
+        </w:rPr>
+        <w:t xml:space="preserve">                 }</w:t>
+      </w:r>
+    </w:p>
+    <w:p>
+      <w:pPr>
+        <w:rPr>
+          <w:rFonts w:hint="eastAsia" w:eastAsia="宋体"/>
+          <w:lang w:val="en-US" w:eastAsia="zh-CN"/>
+        </w:rPr>
+      </w:pPr>
+      <w:r>
+        <w:rPr>
+          <w:rFonts w:hint="eastAsia" w:eastAsia="宋体"/>
+          <w:lang w:val="en-US" w:eastAsia="zh-CN"/>
+        </w:rPr>
+        <w:t xml:space="preserve">             ]</w:t>
+      </w:r>
+    </w:p>
+    <w:p>
+      <w:pPr>
+        <w:rPr>
+          <w:rFonts w:hint="eastAsia" w:eastAsia="宋体"/>
+          <w:lang w:val="en-US" w:eastAsia="zh-CN"/>
+        </w:rPr>
+      </w:pPr>
+      <w:r>
+        <w:rPr>
+          <w:rFonts w:hint="eastAsia" w:eastAsia="宋体"/>
+          <w:lang w:val="en-US" w:eastAsia="zh-CN"/>
+        </w:rPr>
+        <w:t xml:space="preserve">         }</w:t>
+      </w:r>
+    </w:p>
+    <w:p>
+      <w:pPr>
+        <w:rPr>
+          <w:rFonts w:hint="eastAsia" w:eastAsia="宋体"/>
+          <w:lang w:val="en-US" w:eastAsia="zh-CN"/>
+        </w:rPr>
+      </w:pPr>
+      <w:r>
+        <w:rPr>
+          <w:rFonts w:hint="eastAsia" w:eastAsia="宋体"/>
+          <w:lang w:val="en-US" w:eastAsia="zh-CN"/>
+        </w:rPr>
+        <w:t xml:space="preserve">      OperationType: extend</w:t>
+      </w:r>
+    </w:p>
+    <w:p>
+      <w:pPr>
+        <w:rPr>
+          <w:rFonts w:hint="eastAsia" w:eastAsia="宋体"/>
+          <w:lang w:val="en-US" w:eastAsia="zh-CN"/>
+        </w:rPr>
+      </w:pPr>
+      <w:r>
+        <w:rPr>
+          <w:rFonts w:hint="eastAsia" w:eastAsia="宋体"/>
+          <w:lang w:val="en-US" w:eastAsia="zh-CN"/>
+        </w:rPr>
+        <w:t xml:space="preserve">   </w:t>
+      </w:r>
+    </w:p>
+    <w:p>
+      <w:pPr>
+        <w:rPr>
+          <w:rFonts w:hint="eastAsia" w:eastAsia="宋体"/>
+          <w:lang w:val="en-US" w:eastAsia="zh-CN"/>
+        </w:rPr>
+      </w:pPr>
+      <w:r>
+        <w:rPr>
+          <w:rFonts w:hint="eastAsia" w:eastAsia="宋体"/>
+          <w:lang w:val="en-US" w:eastAsia="zh-CN"/>
+        </w:rPr>
+        <w:t xml:space="preserve">   返回值</w:t>
+      </w:r>
+    </w:p>
+    <w:p>
+      <w:pPr>
+        <w:rPr>
+          <w:rFonts w:hint="eastAsia" w:eastAsia="宋体"/>
+          <w:lang w:val="en-US" w:eastAsia="zh-CN"/>
+        </w:rPr>
+      </w:pPr>
+      <w:r>
+        <w:rPr>
+          <w:rFonts w:hint="eastAsia" w:eastAsia="宋体"/>
+          <w:lang w:val="en-US" w:eastAsia="zh-CN"/>
+        </w:rPr>
+        <w:t xml:space="preserve">      {</w:t>
+      </w:r>
+    </w:p>
+    <w:p>
+      <w:pPr>
+        <w:rPr>
+          <w:rFonts w:hint="eastAsia" w:eastAsia="宋体"/>
+          <w:lang w:val="en-US" w:eastAsia="zh-CN"/>
+        </w:rPr>
+      </w:pPr>
+      <w:r>
+        <w:rPr>
+          <w:rFonts w:hint="eastAsia" w:eastAsia="宋体"/>
+          <w:lang w:val="en-US" w:eastAsia="zh-CN"/>
+        </w:rPr>
+        <w:t xml:space="preserve">          "errno": 0,</w:t>
+      </w:r>
+    </w:p>
+    <w:p>
+      <w:pPr>
+        <w:rPr>
+          <w:rFonts w:hint="eastAsia" w:eastAsia="宋体"/>
+          <w:lang w:val="en-US" w:eastAsia="zh-CN"/>
+        </w:rPr>
+      </w:pPr>
+      <w:r>
+        <w:rPr>
+          <w:rFonts w:hint="eastAsia" w:eastAsia="宋体"/>
+          <w:lang w:val="en-US" w:eastAsia="zh-CN"/>
+        </w:rPr>
+        <w:t xml:space="preserve">          "description": "Succeed",</w:t>
+      </w:r>
+    </w:p>
+    <w:p>
+      <w:pPr>
+        <w:rPr>
+          <w:rFonts w:hint="eastAsia" w:eastAsia="宋体"/>
+          <w:lang w:val="en-US" w:eastAsia="zh-CN"/>
+        </w:rPr>
+      </w:pPr>
+      <w:r>
+        <w:rPr>
+          <w:rFonts w:hint="eastAsia" w:eastAsia="宋体"/>
+          <w:lang w:val="en-US" w:eastAsia="zh-CN"/>
+        </w:rPr>
+        <w:t xml:space="preserve">          "detail": ""</w:t>
+      </w:r>
+    </w:p>
+    <w:p>
+      <w:pPr>
+        <w:rPr>
+          <w:rFonts w:hint="eastAsia" w:eastAsia="宋体"/>
+          <w:lang w:val="en-US" w:eastAsia="zh-CN"/>
+        </w:rPr>
+      </w:pPr>
+      <w:r>
+        <w:rPr>
+          <w:rFonts w:hint="eastAsia" w:eastAsia="宋体"/>
+          <w:lang w:val="en-US" w:eastAsia="zh-CN"/>
+        </w:rPr>
+        <w:t xml:space="preserve">      }</w:t>
+      </w:r>
+    </w:p>
+    <w:p>
+      <w:pPr>
+        <w:rPr>
+          <w:rFonts w:hint="eastAsia" w:eastAsia="宋体"/>
+          <w:lang w:val="en-US" w:eastAsia="zh-CN"/>
+        </w:rPr>
+      </w:pPr>
+      <w:r>
+        <w:rPr>
+          <w:rFonts w:hint="eastAsia" w:eastAsia="宋体"/>
+          <w:lang w:val="en-US" w:eastAsia="zh-CN"/>
+        </w:rPr>
+        <w:t xml:space="preserve">      {</w:t>
+      </w:r>
+    </w:p>
+    <w:p>
+      <w:pPr>
+        <w:rPr>
+          <w:rFonts w:hint="eastAsia" w:eastAsia="宋体"/>
+          <w:lang w:val="en-US" w:eastAsia="zh-CN"/>
+        </w:rPr>
+      </w:pPr>
+      <w:r>
+        <w:rPr>
+          <w:rFonts w:hint="eastAsia" w:eastAsia="宋体"/>
+          <w:lang w:val="en-US" w:eastAsia="zh-CN"/>
+        </w:rPr>
+        <w:t xml:space="preserve">          "Config": [</w:t>
+      </w:r>
+    </w:p>
+    <w:p>
+      <w:pPr>
+        <w:rPr>
+          <w:rFonts w:hint="eastAsia" w:eastAsia="宋体"/>
+          <w:lang w:val="en-US" w:eastAsia="zh-CN"/>
+        </w:rPr>
+      </w:pPr>
+      <w:r>
+        <w:rPr>
+          <w:rFonts w:hint="eastAsia" w:eastAsia="宋体"/>
+          <w:lang w:val="en-US" w:eastAsia="zh-CN"/>
+        </w:rPr>
+        <w:t xml:space="preserve">              {</w:t>
+      </w:r>
+    </w:p>
+    <w:p>
+      <w:pPr>
+        <w:rPr>
+          <w:rFonts w:hint="eastAsia" w:eastAsia="宋体"/>
+          <w:lang w:val="en-US" w:eastAsia="zh-CN"/>
+        </w:rPr>
+      </w:pPr>
+      <w:r>
+        <w:rPr>
+          <w:rFonts w:hint="eastAsia" w:eastAsia="宋体"/>
+          <w:lang w:val="en-US" w:eastAsia="zh-CN"/>
+        </w:rPr>
+        <w:t xml:space="preserve">                  "HostName": "ubuntu-jw-01",</w:t>
+      </w:r>
+    </w:p>
+    <w:p>
+      <w:pPr>
+        <w:rPr>
+          <w:rFonts w:hint="eastAsia" w:eastAsia="宋体"/>
+          <w:lang w:val="en-US" w:eastAsia="zh-CN"/>
+        </w:rPr>
+      </w:pPr>
+      <w:r>
+        <w:rPr>
+          <w:rFonts w:hint="eastAsia" w:eastAsia="宋体"/>
+          <w:lang w:val="en-US" w:eastAsia="zh-CN"/>
+        </w:rPr>
+        <w:t xml:space="preserve">                  "datagroupname": "group2",</w:t>
+      </w:r>
+    </w:p>
+    <w:p>
+      <w:pPr>
+        <w:rPr>
+          <w:rFonts w:hint="eastAsia" w:eastAsia="宋体"/>
+          <w:lang w:val="en-US" w:eastAsia="zh-CN"/>
+        </w:rPr>
+      </w:pPr>
+      <w:r>
+        <w:rPr>
+          <w:rFonts w:hint="eastAsia" w:eastAsia="宋体"/>
+          <w:lang w:val="en-US" w:eastAsia="zh-CN"/>
+        </w:rPr>
+        <w:t xml:space="preserve">                  "dbpath": "/sequoiadb/database/data/11820",</w:t>
+      </w:r>
+    </w:p>
+    <w:p>
+      <w:pPr>
+        <w:rPr>
+          <w:rFonts w:hint="eastAsia" w:eastAsia="宋体"/>
+          <w:lang w:val="en-US" w:eastAsia="zh-CN"/>
+        </w:rPr>
+      </w:pPr>
+      <w:r>
+        <w:rPr>
+          <w:rFonts w:hint="eastAsia" w:eastAsia="宋体"/>
+          <w:lang w:val="en-US" w:eastAsia="zh-CN"/>
+        </w:rPr>
+        <w:t xml:space="preserve">                  "svcname": "11820",</w:t>
+      </w:r>
+    </w:p>
+    <w:p>
+      <w:pPr>
+        <w:rPr>
+          <w:rFonts w:hint="eastAsia" w:eastAsia="宋体"/>
+          <w:lang w:val="en-US" w:eastAsia="zh-CN"/>
+        </w:rPr>
+      </w:pPr>
+      <w:r>
+        <w:rPr>
+          <w:rFonts w:hint="eastAsia" w:eastAsia="宋体"/>
+          <w:lang w:val="en-US" w:eastAsia="zh-CN"/>
+        </w:rPr>
+        <w:t xml:space="preserve">                  "role": "data",</w:t>
+      </w:r>
+    </w:p>
+    <w:p>
+      <w:pPr>
+        <w:rPr>
+          <w:rFonts w:hint="eastAsia" w:eastAsia="宋体"/>
+          <w:lang w:val="en-US" w:eastAsia="zh-CN"/>
+        </w:rPr>
+      </w:pPr>
+      <w:r>
+        <w:rPr>
+          <w:rFonts w:hint="eastAsia" w:eastAsia="宋体"/>
+          <w:lang w:val="en-US" w:eastAsia="zh-CN"/>
+        </w:rPr>
+        <w:t xml:space="preserve">                  ...</w:t>
+      </w:r>
+    </w:p>
+    <w:p>
+      <w:pPr>
+        <w:rPr>
+          <w:rFonts w:hint="eastAsia" w:eastAsia="宋体"/>
+          <w:lang w:val="en-US" w:eastAsia="zh-CN"/>
+        </w:rPr>
+      </w:pPr>
+      <w:r>
+        <w:rPr>
+          <w:rFonts w:hint="eastAsia" w:eastAsia="宋体"/>
+          <w:lang w:val="en-US" w:eastAsia="zh-CN"/>
+        </w:rPr>
+        <w:t xml:space="preserve">              },</w:t>
+      </w:r>
+    </w:p>
+    <w:p>
+      <w:pPr>
+        <w:rPr>
+          <w:rFonts w:hint="eastAsia" w:eastAsia="宋体"/>
+          <w:lang w:val="en-US" w:eastAsia="zh-CN"/>
+        </w:rPr>
+      </w:pPr>
+      <w:r>
+        <w:rPr>
+          <w:rFonts w:hint="eastAsia" w:eastAsia="宋体"/>
+          <w:lang w:val="en-US" w:eastAsia="zh-CN"/>
+        </w:rPr>
+        <w:t xml:space="preserve">              {</w:t>
+      </w:r>
+    </w:p>
+    <w:p>
+      <w:pPr>
+        <w:rPr>
+          <w:rFonts w:hint="eastAsia" w:eastAsia="宋体"/>
+          <w:lang w:val="en-US" w:eastAsia="zh-CN"/>
+        </w:rPr>
+      </w:pPr>
+      <w:r>
+        <w:rPr>
+          <w:rFonts w:hint="eastAsia" w:eastAsia="宋体"/>
+          <w:lang w:val="en-US" w:eastAsia="zh-CN"/>
+        </w:rPr>
+        <w:t xml:space="preserve">                  "HostName": "ubuntu-jw-02",</w:t>
+      </w:r>
+    </w:p>
+    <w:p>
+      <w:pPr>
+        <w:rPr>
+          <w:rFonts w:hint="eastAsia" w:eastAsia="宋体"/>
+          <w:lang w:val="en-US" w:eastAsia="zh-CN"/>
+        </w:rPr>
+      </w:pPr>
+      <w:r>
+        <w:rPr>
+          <w:rFonts w:hint="eastAsia" w:eastAsia="宋体"/>
+          <w:lang w:val="en-US" w:eastAsia="zh-CN"/>
+        </w:rPr>
+        <w:t xml:space="preserve">                  "datagroupname": "group2",</w:t>
+      </w:r>
+    </w:p>
+    <w:p>
+      <w:pPr>
+        <w:rPr>
+          <w:rFonts w:hint="eastAsia" w:eastAsia="宋体"/>
+          <w:lang w:val="en-US" w:eastAsia="zh-CN"/>
+        </w:rPr>
+      </w:pPr>
+      <w:r>
+        <w:rPr>
+          <w:rFonts w:hint="eastAsia" w:eastAsia="宋体"/>
+          <w:lang w:val="en-US" w:eastAsia="zh-CN"/>
+        </w:rPr>
+        <w:t xml:space="preserve">                  "dbpath": "/sequoiadb/database/data/11820",</w:t>
+      </w:r>
+    </w:p>
+    <w:p>
+      <w:pPr>
+        <w:rPr>
+          <w:rFonts w:hint="eastAsia" w:eastAsia="宋体"/>
+          <w:lang w:val="en-US" w:eastAsia="zh-CN"/>
+        </w:rPr>
+      </w:pPr>
+      <w:r>
+        <w:rPr>
+          <w:rFonts w:hint="eastAsia" w:eastAsia="宋体"/>
+          <w:lang w:val="en-US" w:eastAsia="zh-CN"/>
+        </w:rPr>
+        <w:t xml:space="preserve">                  "svcname": "11820",</w:t>
+      </w:r>
+    </w:p>
+    <w:p>
+      <w:pPr>
+        <w:rPr>
+          <w:rFonts w:hint="eastAsia" w:eastAsia="宋体"/>
+          <w:lang w:val="en-US" w:eastAsia="zh-CN"/>
+        </w:rPr>
+      </w:pPr>
+      <w:r>
+        <w:rPr>
+          <w:rFonts w:hint="eastAsia" w:eastAsia="宋体"/>
+          <w:lang w:val="en-US" w:eastAsia="zh-CN"/>
+        </w:rPr>
+        <w:t xml:space="preserve">                  "role": "data",</w:t>
+      </w:r>
+    </w:p>
+    <w:p>
+      <w:pPr>
+        <w:rPr>
+          <w:rFonts w:hint="eastAsia" w:eastAsia="宋体"/>
+          <w:lang w:val="en-US" w:eastAsia="zh-CN"/>
+        </w:rPr>
+      </w:pPr>
+      <w:r>
+        <w:rPr>
+          <w:rFonts w:hint="eastAsia" w:eastAsia="宋体"/>
+          <w:lang w:val="en-US" w:eastAsia="zh-CN"/>
+        </w:rPr>
+        <w:t xml:space="preserve">                  ...</w:t>
+      </w:r>
+    </w:p>
+    <w:p>
+      <w:pPr>
+        <w:rPr>
+          <w:rFonts w:hint="eastAsia" w:eastAsia="宋体"/>
+          <w:lang w:val="en-US" w:eastAsia="zh-CN"/>
+        </w:rPr>
+      </w:pPr>
+      <w:r>
+        <w:rPr>
+          <w:rFonts w:hint="eastAsia" w:eastAsia="宋体"/>
+          <w:lang w:val="en-US" w:eastAsia="zh-CN"/>
+        </w:rPr>
+        <w:t xml:space="preserve">              },</w:t>
+      </w:r>
+    </w:p>
+    <w:p>
+      <w:pPr>
+        <w:rPr>
+          <w:rFonts w:hint="eastAsia" w:eastAsia="宋体"/>
+          <w:lang w:val="en-US" w:eastAsia="zh-CN"/>
+        </w:rPr>
+      </w:pPr>
+      <w:r>
+        <w:rPr>
+          <w:rFonts w:hint="eastAsia" w:eastAsia="宋体"/>
+          <w:lang w:val="en-US" w:eastAsia="zh-CN"/>
+        </w:rPr>
+        <w:t xml:space="preserve">              {</w:t>
+      </w:r>
+    </w:p>
+    <w:p>
+      <w:pPr>
+        <w:rPr>
+          <w:rFonts w:hint="eastAsia" w:eastAsia="宋体"/>
+          <w:lang w:val="en-US" w:eastAsia="zh-CN"/>
+        </w:rPr>
+      </w:pPr>
+      <w:r>
+        <w:rPr>
+          <w:rFonts w:hint="eastAsia" w:eastAsia="宋体"/>
+          <w:lang w:val="en-US" w:eastAsia="zh-CN"/>
+        </w:rPr>
+        <w:t xml:space="preserve">                  "HostName": "ubuntu-jw-03",</w:t>
+      </w:r>
+    </w:p>
+    <w:p>
+      <w:pPr>
+        <w:rPr>
+          <w:rFonts w:hint="eastAsia" w:eastAsia="宋体"/>
+          <w:lang w:val="en-US" w:eastAsia="zh-CN"/>
+        </w:rPr>
+      </w:pPr>
+      <w:r>
+        <w:rPr>
+          <w:rFonts w:hint="eastAsia" w:eastAsia="宋体"/>
+          <w:lang w:val="en-US" w:eastAsia="zh-CN"/>
+        </w:rPr>
+        <w:t xml:space="preserve">                  "datagroupname": "group2",</w:t>
+      </w:r>
+    </w:p>
+    <w:p>
+      <w:pPr>
+        <w:rPr>
+          <w:rFonts w:hint="eastAsia" w:eastAsia="宋体"/>
+          <w:lang w:val="en-US" w:eastAsia="zh-CN"/>
+        </w:rPr>
+      </w:pPr>
+      <w:r>
+        <w:rPr>
+          <w:rFonts w:hint="eastAsia" w:eastAsia="宋体"/>
+          <w:lang w:val="en-US" w:eastAsia="zh-CN"/>
+        </w:rPr>
+        <w:t xml:space="preserve">                  "dbpath": "/sequoiadb/database/data/11820",</w:t>
+      </w:r>
+    </w:p>
+    <w:p>
+      <w:pPr>
+        <w:rPr>
+          <w:rFonts w:hint="eastAsia" w:eastAsia="宋体"/>
+          <w:lang w:val="en-US" w:eastAsia="zh-CN"/>
+        </w:rPr>
+      </w:pPr>
+      <w:r>
+        <w:rPr>
+          <w:rFonts w:hint="eastAsia" w:eastAsia="宋体"/>
+          <w:lang w:val="en-US" w:eastAsia="zh-CN"/>
+        </w:rPr>
+        <w:t xml:space="preserve">                  "svcname": "11820",</w:t>
+      </w:r>
+    </w:p>
+    <w:p>
+      <w:pPr>
+        <w:rPr>
+          <w:rFonts w:hint="eastAsia" w:eastAsia="宋体"/>
+          <w:lang w:val="en-US" w:eastAsia="zh-CN"/>
+        </w:rPr>
+      </w:pPr>
+      <w:r>
+        <w:rPr>
+          <w:rFonts w:hint="eastAsia" w:eastAsia="宋体"/>
+          <w:lang w:val="en-US" w:eastAsia="zh-CN"/>
+        </w:rPr>
+        <w:t xml:space="preserve">                  "role": "data",</w:t>
+      </w:r>
+    </w:p>
+    <w:p>
+      <w:pPr>
+        <w:rPr>
+          <w:rFonts w:hint="eastAsia" w:eastAsia="宋体"/>
+          <w:lang w:val="en-US" w:eastAsia="zh-CN"/>
+        </w:rPr>
+      </w:pPr>
+      <w:r>
+        <w:rPr>
+          <w:rFonts w:hint="eastAsia" w:eastAsia="宋体"/>
+          <w:lang w:val="en-US" w:eastAsia="zh-CN"/>
+        </w:rPr>
+        <w:t xml:space="preserve">                  ...</w:t>
+      </w:r>
+    </w:p>
+    <w:p>
+      <w:pPr>
+        <w:rPr>
+          <w:rFonts w:hint="eastAsia" w:eastAsia="宋体"/>
+          <w:lang w:val="en-US" w:eastAsia="zh-CN"/>
+        </w:rPr>
+      </w:pPr>
+      <w:r>
+        <w:rPr>
+          <w:rFonts w:hint="eastAsia" w:eastAsia="宋体"/>
+          <w:lang w:val="en-US" w:eastAsia="zh-CN"/>
+        </w:rPr>
+        <w:t xml:space="preserve">              }</w:t>
+      </w:r>
+    </w:p>
+    <w:p>
+      <w:pPr>
+        <w:rPr>
+          <w:rFonts w:hint="eastAsia" w:eastAsia="宋体"/>
+          <w:lang w:val="en-US" w:eastAsia="zh-CN"/>
+        </w:rPr>
+      </w:pPr>
+      <w:r>
+        <w:rPr>
+          <w:rFonts w:hint="eastAsia" w:eastAsia="宋体"/>
+          <w:lang w:val="en-US" w:eastAsia="zh-CN"/>
+        </w:rPr>
+        <w:t xml:space="preserve">          ],</w:t>
+      </w:r>
+    </w:p>
+    <w:p>
+      <w:pPr>
+        <w:rPr>
+          <w:rFonts w:hint="eastAsia" w:eastAsia="宋体"/>
+          <w:lang w:val="en-US" w:eastAsia="zh-CN"/>
+        </w:rPr>
+      </w:pPr>
+      <w:r>
+        <w:rPr>
+          <w:rFonts w:hint="eastAsia" w:eastAsia="宋体"/>
+          <w:lang w:val="en-US" w:eastAsia="zh-CN"/>
+        </w:rPr>
+        <w:t xml:space="preserve">          "BusinessName": "myModule1",</w:t>
+      </w:r>
+    </w:p>
+    <w:p>
+      <w:pPr>
+        <w:rPr>
+          <w:rFonts w:hint="eastAsia" w:eastAsia="宋体"/>
+          <w:lang w:val="en-US" w:eastAsia="zh-CN"/>
+        </w:rPr>
+      </w:pPr>
+      <w:r>
+        <w:rPr>
+          <w:rFonts w:hint="eastAsia" w:eastAsia="宋体"/>
+          <w:lang w:val="en-US" w:eastAsia="zh-CN"/>
+        </w:rPr>
+        <w:t xml:space="preserve">          "BusinessType": "sequoiadb",</w:t>
+      </w:r>
+    </w:p>
+    <w:p>
+      <w:pPr>
+        <w:rPr>
+          <w:rFonts w:hint="eastAsia" w:eastAsia="宋体"/>
+          <w:lang w:val="en-US" w:eastAsia="zh-CN"/>
+        </w:rPr>
+      </w:pPr>
+      <w:r>
+        <w:rPr>
+          <w:rFonts w:hint="eastAsia" w:eastAsia="宋体"/>
+          <w:lang w:val="en-US" w:eastAsia="zh-CN"/>
+        </w:rPr>
+        <w:t xml:space="preserve">          "DeployMod": "horizontal",</w:t>
+      </w:r>
+    </w:p>
+    <w:p>
+      <w:pPr>
+        <w:rPr>
+          <w:rFonts w:hint="eastAsia" w:eastAsia="宋体"/>
+          <w:lang w:val="en-US" w:eastAsia="zh-CN"/>
+        </w:rPr>
+      </w:pPr>
+      <w:r>
+        <w:rPr>
+          <w:rFonts w:hint="eastAsia" w:eastAsia="宋体"/>
+          <w:lang w:val="en-US" w:eastAsia="zh-CN"/>
+        </w:rPr>
+        <w:t xml:space="preserve">          "ClusterName": "myCluster1",</w:t>
+      </w:r>
+    </w:p>
+    <w:p>
+      <w:pPr>
+        <w:rPr>
+          <w:rFonts w:hint="eastAsia" w:eastAsia="宋体"/>
+          <w:lang w:val="en-US" w:eastAsia="zh-CN"/>
+        </w:rPr>
+      </w:pPr>
+      <w:r>
+        <w:rPr>
+          <w:rFonts w:hint="eastAsia" w:eastAsia="宋体"/>
+          <w:lang w:val="en-US" w:eastAsia="zh-CN"/>
+        </w:rPr>
+        <w:t xml:space="preserve">          "Property": [</w:t>
+      </w:r>
+    </w:p>
+    <w:p>
+      <w:pPr>
+        <w:rPr>
+          <w:rFonts w:hint="eastAsia" w:eastAsia="宋体"/>
+          <w:lang w:val="en-US" w:eastAsia="zh-CN"/>
+        </w:rPr>
+      </w:pPr>
+      <w:r>
+        <w:rPr>
+          <w:rFonts w:hint="eastAsia" w:eastAsia="宋体"/>
+          <w:lang w:val="en-US" w:eastAsia="zh-CN"/>
+        </w:rPr>
+        <w:t xml:space="preserve">              {</w:t>
+      </w:r>
+    </w:p>
+    <w:p>
+      <w:pPr>
+        <w:rPr>
+          <w:rFonts w:hint="eastAsia" w:eastAsia="宋体"/>
+          <w:lang w:val="en-US" w:eastAsia="zh-CN"/>
+        </w:rPr>
+      </w:pPr>
+      <w:r>
+        <w:rPr>
+          <w:rFonts w:hint="eastAsia" w:eastAsia="宋体"/>
+          <w:lang w:val="en-US" w:eastAsia="zh-CN"/>
+        </w:rPr>
+        <w:t xml:space="preserve">                  "Name": "dbpath",</w:t>
+      </w:r>
+    </w:p>
+    <w:p>
+      <w:pPr>
+        <w:rPr>
+          <w:rFonts w:hint="eastAsia" w:eastAsia="宋体"/>
+          <w:lang w:val="en-US" w:eastAsia="zh-CN"/>
+        </w:rPr>
+      </w:pPr>
+      <w:r>
+        <w:rPr>
+          <w:rFonts w:hint="eastAsia" w:eastAsia="宋体"/>
+          <w:lang w:val="en-US" w:eastAsia="zh-CN"/>
+        </w:rPr>
+        <w:t xml:space="preserve">                  "WebName": "数据路径",</w:t>
+      </w:r>
+    </w:p>
+    <w:p>
+      <w:pPr>
+        <w:rPr>
+          <w:rFonts w:hint="eastAsia" w:eastAsia="宋体"/>
+          <w:lang w:val="en-US" w:eastAsia="zh-CN"/>
+        </w:rPr>
+      </w:pPr>
+      <w:r>
+        <w:rPr>
+          <w:rFonts w:hint="eastAsia" w:eastAsia="宋体"/>
+          <w:lang w:val="en-US" w:eastAsia="zh-CN"/>
+        </w:rPr>
+        <w:t xml:space="preserve">                  "Type": "path",</w:t>
+      </w:r>
+    </w:p>
+    <w:p>
+      <w:pPr>
+        <w:rPr>
+          <w:rFonts w:hint="eastAsia" w:eastAsia="宋体"/>
+          <w:lang w:val="en-US" w:eastAsia="zh-CN"/>
+        </w:rPr>
+      </w:pPr>
+      <w:r>
+        <w:rPr>
+          <w:rFonts w:hint="eastAsia" w:eastAsia="宋体"/>
+          <w:lang w:val="en-US" w:eastAsia="zh-CN"/>
+        </w:rPr>
+        <w:t xml:space="preserve">                  "Default": "/opt/sequoiadb/database/standalone",</w:t>
+      </w:r>
+    </w:p>
+    <w:p>
+      <w:pPr>
+        <w:rPr>
+          <w:rFonts w:hint="eastAsia" w:eastAsia="宋体"/>
+          <w:lang w:val="en-US" w:eastAsia="zh-CN"/>
+        </w:rPr>
+      </w:pPr>
+      <w:r>
+        <w:rPr>
+          <w:rFonts w:hint="eastAsia" w:eastAsia="宋体"/>
+          <w:lang w:val="en-US" w:eastAsia="zh-CN"/>
+        </w:rPr>
+        <w:t xml:space="preserve">                  "Valid": "",</w:t>
+      </w:r>
+    </w:p>
+    <w:p>
+      <w:pPr>
+        <w:rPr>
+          <w:rFonts w:hint="eastAsia" w:eastAsia="宋体"/>
+          <w:lang w:val="en-US" w:eastAsia="zh-CN"/>
+        </w:rPr>
+      </w:pPr>
+      <w:r>
+        <w:rPr>
+          <w:rFonts w:hint="eastAsia" w:eastAsia="宋体"/>
+          <w:lang w:val="en-US" w:eastAsia="zh-CN"/>
+        </w:rPr>
+        <w:t xml:space="preserve">                  "Display": "text box",</w:t>
+      </w:r>
+    </w:p>
+    <w:p>
+      <w:pPr>
+        <w:rPr>
+          <w:rFonts w:hint="eastAsia" w:eastAsia="宋体"/>
+          <w:lang w:val="en-US" w:eastAsia="zh-CN"/>
+        </w:rPr>
+      </w:pPr>
+      <w:r>
+        <w:rPr>
+          <w:rFonts w:hint="eastAsia" w:eastAsia="宋体"/>
+          <w:lang w:val="en-US" w:eastAsia="zh-CN"/>
+        </w:rPr>
+        <w:t xml:space="preserve">                  "Edit": "true",</w:t>
+      </w:r>
+    </w:p>
+    <w:p>
+      <w:pPr>
+        <w:rPr>
+          <w:rFonts w:hint="eastAsia" w:eastAsia="宋体"/>
+          <w:lang w:val="en-US" w:eastAsia="zh-CN"/>
+        </w:rPr>
+      </w:pPr>
+      <w:r>
+        <w:rPr>
+          <w:rFonts w:hint="eastAsia" w:eastAsia="宋体"/>
+          <w:lang w:val="en-US" w:eastAsia="zh-CN"/>
+        </w:rPr>
+        <w:t xml:space="preserve">                  "Desc": "数据存储路径",</w:t>
+      </w:r>
+    </w:p>
+    <w:p>
+      <w:pPr>
+        <w:rPr>
+          <w:rFonts w:hint="eastAsia" w:eastAsia="宋体"/>
+          <w:lang w:val="en-US" w:eastAsia="zh-CN"/>
+        </w:rPr>
+      </w:pPr>
+      <w:r>
+        <w:rPr>
+          <w:rFonts w:hint="eastAsia" w:eastAsia="宋体"/>
+          <w:lang w:val="en-US" w:eastAsia="zh-CN"/>
+        </w:rPr>
+        <w:t xml:space="preserve">                  "Level": "0",</w:t>
+      </w:r>
+    </w:p>
+    <w:p>
+      <w:pPr>
+        <w:rPr>
+          <w:rFonts w:hint="eastAsia" w:eastAsia="宋体"/>
+          <w:lang w:val="en-US" w:eastAsia="zh-CN"/>
+        </w:rPr>
+      </w:pPr>
+      <w:r>
+        <w:rPr>
+          <w:rFonts w:hint="eastAsia" w:eastAsia="宋体"/>
+          <w:lang w:val="en-US" w:eastAsia="zh-CN"/>
+        </w:rPr>
+        <w:t xml:space="preserve">                  "DynamicEdit": "false",</w:t>
+      </w:r>
+    </w:p>
+    <w:p>
+      <w:pPr>
+        <w:rPr>
+          <w:rFonts w:hint="eastAsia" w:eastAsia="宋体"/>
+          <w:lang w:val="en-US" w:eastAsia="zh-CN"/>
+        </w:rPr>
+      </w:pPr>
+      <w:r>
+        <w:rPr>
+          <w:rFonts w:hint="eastAsia" w:eastAsia="宋体"/>
+          <w:lang w:val="en-US" w:eastAsia="zh-CN"/>
+        </w:rPr>
+        <w:t xml:space="preserve">                  "BatchEdit": "false"</w:t>
+      </w:r>
+    </w:p>
+    <w:p>
+      <w:pPr>
+        <w:rPr>
+          <w:rFonts w:hint="eastAsia" w:eastAsia="宋体"/>
+          <w:lang w:val="en-US" w:eastAsia="zh-CN"/>
+        </w:rPr>
+      </w:pPr>
+      <w:r>
+        <w:rPr>
+          <w:rFonts w:hint="eastAsia" w:eastAsia="宋体"/>
+          <w:lang w:val="en-US" w:eastAsia="zh-CN"/>
+        </w:rPr>
+        <w:t xml:space="preserve">              },</w:t>
+      </w:r>
+    </w:p>
+    <w:p>
+      <w:pPr>
+        <w:rPr>
+          <w:rFonts w:hint="eastAsia" w:eastAsia="宋体"/>
+          <w:lang w:val="en-US" w:eastAsia="zh-CN"/>
+        </w:rPr>
+      </w:pPr>
+      <w:r>
+        <w:rPr>
+          <w:rFonts w:hint="eastAsia" w:eastAsia="宋体"/>
+          <w:lang w:val="en-US" w:eastAsia="zh-CN"/>
+        </w:rPr>
+        <w:t xml:space="preserve">              ...</w:t>
+      </w:r>
+    </w:p>
+    <w:p>
+      <w:pPr>
+        <w:rPr>
+          <w:rFonts w:hint="eastAsia" w:eastAsia="宋体"/>
+          <w:lang w:val="en-US" w:eastAsia="zh-CN"/>
+        </w:rPr>
+      </w:pPr>
+      <w:r>
+        <w:rPr>
+          <w:rFonts w:hint="eastAsia" w:eastAsia="宋体"/>
+          <w:lang w:val="en-US" w:eastAsia="zh-CN"/>
+        </w:rPr>
+        <w:t xml:space="preserve">          ]</w:t>
+      </w:r>
+    </w:p>
+    <w:p>
+      <w:pPr>
+        <w:rPr>
+          <w:rFonts w:hint="eastAsia" w:eastAsia="宋体"/>
+          <w:lang w:val="en-US" w:eastAsia="zh-CN"/>
+        </w:rPr>
+      </w:pPr>
+      <w:r>
+        <w:rPr>
+          <w:rFonts w:hint="eastAsia" w:eastAsia="宋体"/>
+          <w:lang w:val="en-US" w:eastAsia="zh-CN"/>
+        </w:rPr>
+        <w:t xml:space="preserve">      }</w:t>
+      </w:r>
+    </w:p>
+    <w:p>
+      <w:pPr>
+        <w:rPr>
+          <w:rFonts w:hint="eastAsia" w:eastAsia="宋体"/>
+          <w:lang w:val="en-US" w:eastAsia="zh-CN"/>
+        </w:rPr>
+      </w:pPr>
+    </w:p>
+    <w:p>
+      <w:pPr>
+        <w:rPr>
+          <w:rFonts w:hint="eastAsia" w:eastAsia="宋体"/>
+          <w:lang w:val="en-US" w:eastAsia="zh-CN"/>
+        </w:rPr>
+      </w:pPr>
+      <w:r>
+        <w:rPr>
+          <w:rFonts w:hint="eastAsia" w:eastAsia="宋体"/>
+          <w:lang w:val="en-US" w:eastAsia="zh-CN"/>
+        </w:rPr>
+        <w:t>3. 业务扩容</w:t>
+      </w:r>
+    </w:p>
+    <w:p>
+      <w:pPr>
+        <w:rPr>
+          <w:rFonts w:hint="eastAsia" w:eastAsia="宋体"/>
+          <w:lang w:val="en-US" w:eastAsia="zh-CN"/>
+        </w:rPr>
+      </w:pPr>
+      <w:r>
+        <w:rPr>
+          <w:rFonts w:hint="eastAsia" w:eastAsia="宋体"/>
+          <w:lang w:val="en-US" w:eastAsia="zh-CN"/>
+        </w:rPr>
+        <w:t xml:space="preserve">   请求参数</w:t>
+      </w:r>
+    </w:p>
+    <w:p>
+      <w:pPr>
+        <w:rPr>
+          <w:rFonts w:hint="eastAsia" w:eastAsia="宋体"/>
+          <w:lang w:val="en-US" w:eastAsia="zh-CN"/>
+        </w:rPr>
+      </w:pPr>
+      <w:r>
+        <w:rPr>
+          <w:rFonts w:hint="eastAsia" w:eastAsia="宋体"/>
+          <w:lang w:val="en-US" w:eastAsia="zh-CN"/>
+        </w:rPr>
+        <w:t xml:space="preserve">      cmd: extend business</w:t>
+      </w:r>
+    </w:p>
+    <w:p>
+      <w:pPr>
+        <w:rPr>
+          <w:rFonts w:hint="eastAsia" w:eastAsia="宋体"/>
+          <w:lang w:val="en-US" w:eastAsia="zh-CN"/>
+        </w:rPr>
+      </w:pPr>
+      <w:r>
+        <w:rPr>
+          <w:rFonts w:hint="eastAsia" w:eastAsia="宋体"/>
+          <w:lang w:val="en-US" w:eastAsia="zh-CN"/>
+        </w:rPr>
+        <w:t xml:space="preserve">      ConfigInfo:</w:t>
+      </w:r>
+    </w:p>
+    <w:p>
+      <w:pPr>
+        <w:rPr>
+          <w:rFonts w:hint="eastAsia" w:eastAsia="宋体"/>
+          <w:lang w:val="en-US" w:eastAsia="zh-CN"/>
+        </w:rPr>
+      </w:pPr>
+      <w:r>
+        <w:rPr>
+          <w:rFonts w:hint="eastAsia" w:eastAsia="宋体"/>
+          <w:lang w:val="en-US" w:eastAsia="zh-CN"/>
+        </w:rPr>
+        <w:t xml:space="preserve">         {</w:t>
+      </w:r>
+    </w:p>
+    <w:p>
+      <w:pPr>
+        <w:rPr>
+          <w:rFonts w:hint="eastAsia" w:eastAsia="宋体"/>
+          <w:lang w:val="en-US" w:eastAsia="zh-CN"/>
+        </w:rPr>
+      </w:pPr>
+      <w:r>
+        <w:rPr>
+          <w:rFonts w:hint="eastAsia" w:eastAsia="宋体"/>
+          <w:lang w:val="en-US" w:eastAsia="zh-CN"/>
+        </w:rPr>
+        <w:t xml:space="preserve">          "ClusterName": "myCluster1",</w:t>
+      </w:r>
+    </w:p>
+    <w:p>
+      <w:pPr>
+        <w:rPr>
+          <w:rFonts w:hint="eastAsia" w:eastAsia="宋体"/>
+          <w:lang w:val="en-US" w:eastAsia="zh-CN"/>
+        </w:rPr>
+      </w:pPr>
+      <w:r>
+        <w:rPr>
+          <w:rFonts w:hint="eastAsia" w:eastAsia="宋体"/>
+          <w:lang w:val="en-US" w:eastAsia="zh-CN"/>
+        </w:rPr>
+        <w:t xml:space="preserve">          "BusinessType": "sequoiadb",</w:t>
+      </w:r>
+    </w:p>
+    <w:p>
+      <w:pPr>
+        <w:rPr>
+          <w:rFonts w:hint="eastAsia" w:eastAsia="宋体"/>
+          <w:lang w:val="en-US" w:eastAsia="zh-CN"/>
+        </w:rPr>
+      </w:pPr>
+      <w:r>
+        <w:rPr>
+          <w:rFonts w:hint="eastAsia" w:eastAsia="宋体"/>
+          <w:lang w:val="en-US" w:eastAsia="zh-CN"/>
+        </w:rPr>
+        <w:t xml:space="preserve">          "BusinessName": "myModule1",</w:t>
+      </w:r>
+    </w:p>
+    <w:p>
+      <w:pPr>
+        <w:rPr>
+          <w:rFonts w:hint="eastAsia" w:eastAsia="宋体"/>
+          <w:lang w:val="en-US" w:eastAsia="zh-CN"/>
+        </w:rPr>
+      </w:pPr>
+      <w:r>
+        <w:rPr>
+          <w:rFonts w:hint="eastAsia" w:eastAsia="宋体"/>
+          <w:lang w:val="en-US" w:eastAsia="zh-CN"/>
+        </w:rPr>
+        <w:t xml:space="preserve">          "DeployMod": "horizontal",</w:t>
+      </w:r>
+    </w:p>
+    <w:p>
+      <w:pPr>
+        <w:rPr>
+          <w:rFonts w:hint="eastAsia" w:eastAsia="宋体"/>
+          <w:lang w:val="en-US" w:eastAsia="zh-CN"/>
+        </w:rPr>
+      </w:pPr>
+      <w:r>
+        <w:rPr>
+          <w:rFonts w:hint="eastAsia" w:eastAsia="宋体"/>
+          <w:lang w:val="en-US" w:eastAsia="zh-CN"/>
+        </w:rPr>
+        <w:t xml:space="preserve">          "Config": [</w:t>
+      </w:r>
+    </w:p>
+    <w:p>
+      <w:pPr>
+        <w:rPr>
+          <w:rFonts w:hint="eastAsia" w:eastAsia="宋体"/>
+          <w:lang w:val="en-US" w:eastAsia="zh-CN"/>
+        </w:rPr>
+      </w:pPr>
+      <w:r>
+        <w:rPr>
+          <w:rFonts w:hint="eastAsia" w:eastAsia="宋体"/>
+          <w:lang w:val="en-US" w:eastAsia="zh-CN"/>
+        </w:rPr>
+        <w:t xml:space="preserve">              {</w:t>
+      </w:r>
+    </w:p>
+    <w:p>
+      <w:pPr>
+        <w:rPr>
+          <w:rFonts w:hint="eastAsia" w:eastAsia="宋体"/>
+          <w:lang w:val="en-US" w:eastAsia="zh-CN"/>
+        </w:rPr>
+      </w:pPr>
+      <w:r>
+        <w:rPr>
+          <w:rFonts w:hint="eastAsia" w:eastAsia="宋体"/>
+          <w:lang w:val="en-US" w:eastAsia="zh-CN"/>
+        </w:rPr>
+        <w:t xml:space="preserve">                  "HostName": "ubuntu-jw-01",</w:t>
+      </w:r>
+    </w:p>
+    <w:p>
+      <w:pPr>
+        <w:rPr>
+          <w:rFonts w:hint="eastAsia" w:eastAsia="宋体"/>
+          <w:lang w:val="en-US" w:eastAsia="zh-CN"/>
+        </w:rPr>
+      </w:pPr>
+      <w:r>
+        <w:rPr>
+          <w:rFonts w:hint="eastAsia" w:eastAsia="宋体"/>
+          <w:lang w:val="en-US" w:eastAsia="zh-CN"/>
+        </w:rPr>
+        <w:t xml:space="preserve">                  "datagroupname": "group2",</w:t>
+      </w:r>
+    </w:p>
+    <w:p>
+      <w:pPr>
+        <w:rPr>
+          <w:rFonts w:hint="eastAsia" w:eastAsia="宋体"/>
+          <w:lang w:val="en-US" w:eastAsia="zh-CN"/>
+        </w:rPr>
+      </w:pPr>
+      <w:r>
+        <w:rPr>
+          <w:rFonts w:hint="eastAsia" w:eastAsia="宋体"/>
+          <w:lang w:val="en-US" w:eastAsia="zh-CN"/>
+        </w:rPr>
+        <w:t xml:space="preserve">                  "dbpath": "/opt/sequoiadb/database/data/11820",</w:t>
+      </w:r>
+    </w:p>
+    <w:p>
+      <w:pPr>
+        <w:rPr>
+          <w:rFonts w:hint="eastAsia" w:eastAsia="宋体"/>
+          <w:lang w:val="en-US" w:eastAsia="zh-CN"/>
+        </w:rPr>
+      </w:pPr>
+      <w:r>
+        <w:rPr>
+          <w:rFonts w:hint="eastAsia" w:eastAsia="宋体"/>
+          <w:lang w:val="en-US" w:eastAsia="zh-CN"/>
+        </w:rPr>
+        <w:t xml:space="preserve">                  "svcname": "11820",</w:t>
+      </w:r>
+    </w:p>
+    <w:p>
+      <w:pPr>
+        <w:rPr>
+          <w:rFonts w:hint="eastAsia" w:eastAsia="宋体"/>
+          <w:lang w:val="en-US" w:eastAsia="zh-CN"/>
+        </w:rPr>
+      </w:pPr>
+      <w:r>
+        <w:rPr>
+          <w:rFonts w:hint="eastAsia" w:eastAsia="宋体"/>
+          <w:lang w:val="en-US" w:eastAsia="zh-CN"/>
+        </w:rPr>
+        <w:t xml:space="preserve">                  "role": "data",</w:t>
+      </w:r>
+    </w:p>
+    <w:p>
+      <w:pPr>
+        <w:rPr>
+          <w:rFonts w:hint="eastAsia" w:eastAsia="宋体"/>
+          <w:lang w:val="en-US" w:eastAsia="zh-CN"/>
+        </w:rPr>
+      </w:pPr>
+      <w:r>
+        <w:rPr>
+          <w:rFonts w:hint="eastAsia" w:eastAsia="宋体"/>
+          <w:lang w:val="en-US" w:eastAsia="zh-CN"/>
+        </w:rPr>
+        <w:t xml:space="preserve">                  ...</w:t>
+      </w:r>
+    </w:p>
+    <w:p>
+      <w:pPr>
+        <w:rPr>
+          <w:rFonts w:hint="eastAsia" w:eastAsia="宋体"/>
+          <w:lang w:val="en-US" w:eastAsia="zh-CN"/>
+        </w:rPr>
+      </w:pPr>
+      <w:r>
+        <w:rPr>
+          <w:rFonts w:hint="eastAsia" w:eastAsia="宋体"/>
+          <w:lang w:val="en-US" w:eastAsia="zh-CN"/>
+        </w:rPr>
+        <w:t xml:space="preserve">              },</w:t>
+      </w:r>
+    </w:p>
+    <w:p>
+      <w:pPr>
+        <w:rPr>
+          <w:rFonts w:hint="eastAsia" w:eastAsia="宋体"/>
+          <w:lang w:val="en-US" w:eastAsia="zh-CN"/>
+        </w:rPr>
+      </w:pPr>
+      <w:r>
+        <w:rPr>
+          <w:rFonts w:hint="eastAsia" w:eastAsia="宋体"/>
+          <w:lang w:val="en-US" w:eastAsia="zh-CN"/>
+        </w:rPr>
+        <w:t xml:space="preserve">              {</w:t>
+      </w:r>
+    </w:p>
+    <w:p>
+      <w:pPr>
+        <w:rPr>
+          <w:rFonts w:hint="eastAsia" w:eastAsia="宋体"/>
+          <w:lang w:val="en-US" w:eastAsia="zh-CN"/>
+        </w:rPr>
+      </w:pPr>
+      <w:r>
+        <w:rPr>
+          <w:rFonts w:hint="eastAsia" w:eastAsia="宋体"/>
+          <w:lang w:val="en-US" w:eastAsia="zh-CN"/>
+        </w:rPr>
+        <w:t xml:space="preserve">                  "HostName": "ubuntu-jw-02",</w:t>
+      </w:r>
+    </w:p>
+    <w:p>
+      <w:pPr>
+        <w:rPr>
+          <w:rFonts w:hint="eastAsia" w:eastAsia="宋体"/>
+          <w:lang w:val="en-US" w:eastAsia="zh-CN"/>
+        </w:rPr>
+      </w:pPr>
+      <w:r>
+        <w:rPr>
+          <w:rFonts w:hint="eastAsia" w:eastAsia="宋体"/>
+          <w:lang w:val="en-US" w:eastAsia="zh-CN"/>
+        </w:rPr>
+        <w:t xml:space="preserve">                  "datagroupname": "group2",</w:t>
+      </w:r>
+    </w:p>
+    <w:p>
+      <w:pPr>
+        <w:rPr>
+          <w:rFonts w:hint="eastAsia" w:eastAsia="宋体"/>
+          <w:lang w:val="en-US" w:eastAsia="zh-CN"/>
+        </w:rPr>
+      </w:pPr>
+      <w:r>
+        <w:rPr>
+          <w:rFonts w:hint="eastAsia" w:eastAsia="宋体"/>
+          <w:lang w:val="en-US" w:eastAsia="zh-CN"/>
+        </w:rPr>
+        <w:t xml:space="preserve">                  "dbpath": "/opt/sequoiadb/database/data/11820",</w:t>
+      </w:r>
+    </w:p>
+    <w:p>
+      <w:pPr>
+        <w:rPr>
+          <w:rFonts w:hint="eastAsia" w:eastAsia="宋体"/>
+          <w:lang w:val="en-US" w:eastAsia="zh-CN"/>
+        </w:rPr>
+      </w:pPr>
+      <w:r>
+        <w:rPr>
+          <w:rFonts w:hint="eastAsia" w:eastAsia="宋体"/>
+          <w:lang w:val="en-US" w:eastAsia="zh-CN"/>
+        </w:rPr>
+        <w:t xml:space="preserve">                  "svcname": "11820",</w:t>
+      </w:r>
+    </w:p>
+    <w:p>
+      <w:pPr>
+        <w:rPr>
+          <w:rFonts w:hint="eastAsia" w:eastAsia="宋体"/>
+          <w:lang w:val="en-US" w:eastAsia="zh-CN"/>
+        </w:rPr>
+      </w:pPr>
+      <w:r>
+        <w:rPr>
+          <w:rFonts w:hint="eastAsia" w:eastAsia="宋体"/>
+          <w:lang w:val="en-US" w:eastAsia="zh-CN"/>
+        </w:rPr>
+        <w:t xml:space="preserve">                  "role": "data",</w:t>
+      </w:r>
+    </w:p>
+    <w:p>
+      <w:pPr>
+        <w:rPr>
+          <w:rFonts w:hint="eastAsia" w:eastAsia="宋体"/>
+          <w:lang w:val="en-US" w:eastAsia="zh-CN"/>
+        </w:rPr>
+      </w:pPr>
+      <w:r>
+        <w:rPr>
+          <w:rFonts w:hint="eastAsia" w:eastAsia="宋体"/>
+          <w:lang w:val="en-US" w:eastAsia="zh-CN"/>
+        </w:rPr>
+        <w:t xml:space="preserve">                  ...</w:t>
+      </w:r>
+    </w:p>
+    <w:p>
+      <w:pPr>
+        <w:rPr>
+          <w:rFonts w:hint="eastAsia" w:eastAsia="宋体"/>
+          <w:lang w:val="en-US" w:eastAsia="zh-CN"/>
+        </w:rPr>
+      </w:pPr>
+      <w:r>
+        <w:rPr>
+          <w:rFonts w:hint="eastAsia" w:eastAsia="宋体"/>
+          <w:lang w:val="en-US" w:eastAsia="zh-CN"/>
+        </w:rPr>
+        <w:t xml:space="preserve">              },</w:t>
+      </w:r>
+    </w:p>
+    <w:p>
+      <w:pPr>
+        <w:rPr>
+          <w:rFonts w:hint="eastAsia" w:eastAsia="宋体"/>
+          <w:lang w:val="en-US" w:eastAsia="zh-CN"/>
+        </w:rPr>
+      </w:pPr>
+      <w:r>
+        <w:rPr>
+          <w:rFonts w:hint="eastAsia" w:eastAsia="宋体"/>
+          <w:lang w:val="en-US" w:eastAsia="zh-CN"/>
+        </w:rPr>
+        <w:t xml:space="preserve">              {</w:t>
+      </w:r>
+    </w:p>
+    <w:p>
+      <w:pPr>
+        <w:rPr>
+          <w:rFonts w:hint="eastAsia" w:eastAsia="宋体"/>
+          <w:lang w:val="en-US" w:eastAsia="zh-CN"/>
+        </w:rPr>
+      </w:pPr>
+      <w:r>
+        <w:rPr>
+          <w:rFonts w:hint="eastAsia" w:eastAsia="宋体"/>
+          <w:lang w:val="en-US" w:eastAsia="zh-CN"/>
+        </w:rPr>
+        <w:t xml:space="preserve">                  "HostName": "ubuntu-jw-03",</w:t>
+      </w:r>
+    </w:p>
+    <w:p>
+      <w:pPr>
+        <w:rPr>
+          <w:rFonts w:hint="eastAsia" w:eastAsia="宋体"/>
+          <w:lang w:val="en-US" w:eastAsia="zh-CN"/>
+        </w:rPr>
+      </w:pPr>
+      <w:r>
+        <w:rPr>
+          <w:rFonts w:hint="eastAsia" w:eastAsia="宋体"/>
+          <w:lang w:val="en-US" w:eastAsia="zh-CN"/>
+        </w:rPr>
+        <w:t xml:space="preserve">                  "datagroupname": "group2",</w:t>
+      </w:r>
+    </w:p>
+    <w:p>
+      <w:pPr>
+        <w:rPr>
+          <w:rFonts w:hint="eastAsia" w:eastAsia="宋体"/>
+          <w:lang w:val="en-US" w:eastAsia="zh-CN"/>
+        </w:rPr>
+      </w:pPr>
+      <w:r>
+        <w:rPr>
+          <w:rFonts w:hint="eastAsia" w:eastAsia="宋体"/>
+          <w:lang w:val="en-US" w:eastAsia="zh-CN"/>
+        </w:rPr>
+        <w:t xml:space="preserve">                  "dbpath": "/opt/sequoiadb/database/data/11820",</w:t>
+      </w:r>
+    </w:p>
+    <w:p>
+      <w:pPr>
+        <w:rPr>
+          <w:rFonts w:hint="eastAsia" w:eastAsia="宋体"/>
+          <w:lang w:val="en-US" w:eastAsia="zh-CN"/>
+        </w:rPr>
+      </w:pPr>
+      <w:r>
+        <w:rPr>
+          <w:rFonts w:hint="eastAsia" w:eastAsia="宋体"/>
+          <w:lang w:val="en-US" w:eastAsia="zh-CN"/>
+        </w:rPr>
+        <w:t xml:space="preserve">                  "svcname": "11820",</w:t>
+      </w:r>
+    </w:p>
+    <w:p>
+      <w:pPr>
+        <w:rPr>
+          <w:rFonts w:hint="eastAsia" w:eastAsia="宋体"/>
+          <w:lang w:val="en-US" w:eastAsia="zh-CN"/>
+        </w:rPr>
+      </w:pPr>
+      <w:r>
+        <w:rPr>
+          <w:rFonts w:hint="eastAsia" w:eastAsia="宋体"/>
+          <w:lang w:val="en-US" w:eastAsia="zh-CN"/>
+        </w:rPr>
+        <w:t xml:space="preserve">                  "role": "data",</w:t>
+      </w:r>
+    </w:p>
+    <w:p>
+      <w:pPr>
+        <w:rPr>
+          <w:rFonts w:hint="eastAsia" w:eastAsia="宋体"/>
+          <w:lang w:val="en-US" w:eastAsia="zh-CN"/>
+        </w:rPr>
+      </w:pPr>
+      <w:r>
+        <w:rPr>
+          <w:rFonts w:hint="eastAsia" w:eastAsia="宋体"/>
+          <w:lang w:val="en-US" w:eastAsia="zh-CN"/>
+        </w:rPr>
+        <w:t xml:space="preserve">                  ...</w:t>
+      </w:r>
+    </w:p>
+    <w:p>
+      <w:pPr>
+        <w:rPr>
+          <w:rFonts w:hint="eastAsia" w:eastAsia="宋体"/>
+          <w:lang w:val="en-US" w:eastAsia="zh-CN"/>
+        </w:rPr>
+      </w:pPr>
+      <w:r>
+        <w:rPr>
+          <w:rFonts w:hint="eastAsia" w:eastAsia="宋体"/>
+          <w:lang w:val="en-US" w:eastAsia="zh-CN"/>
+        </w:rPr>
+        <w:t xml:space="preserve">              }</w:t>
+      </w:r>
+    </w:p>
+    <w:p>
+      <w:pPr>
+        <w:rPr>
+          <w:rFonts w:hint="eastAsia" w:eastAsia="宋体"/>
+          <w:lang w:val="en-US" w:eastAsia="zh-CN"/>
+        </w:rPr>
+      </w:pPr>
+      <w:r>
+        <w:rPr>
+          <w:rFonts w:hint="eastAsia" w:eastAsia="宋体"/>
+          <w:lang w:val="en-US" w:eastAsia="zh-CN"/>
+        </w:rPr>
+        <w:t xml:space="preserve">          ]</w:t>
+      </w:r>
+    </w:p>
+    <w:p>
+      <w:pPr>
+        <w:rPr>
+          <w:rFonts w:hint="eastAsia" w:eastAsia="宋体"/>
+          <w:lang w:val="en-US" w:eastAsia="zh-CN"/>
+        </w:rPr>
+      </w:pPr>
+      <w:r>
+        <w:rPr>
+          <w:rFonts w:hint="eastAsia" w:eastAsia="宋体"/>
+          <w:lang w:val="en-US" w:eastAsia="zh-CN"/>
+        </w:rPr>
+        <w:t xml:space="preserve">      }</w:t>
+      </w:r>
+    </w:p>
+    <w:p>
+      <w:pPr>
+        <w:rPr>
+          <w:rFonts w:hint="eastAsia" w:eastAsia="宋体"/>
+          <w:lang w:val="en-US" w:eastAsia="zh-CN"/>
+        </w:rPr>
+      </w:pPr>
+    </w:p>
+    <w:p>
+      <w:pPr>
+        <w:rPr>
+          <w:rFonts w:hint="eastAsia" w:eastAsia="宋体"/>
+          <w:lang w:val="en-US" w:eastAsia="zh-CN"/>
+        </w:rPr>
+      </w:pPr>
+      <w:r>
+        <w:rPr>
+          <w:rFonts w:hint="eastAsia" w:eastAsia="宋体"/>
+          <w:lang w:val="en-US" w:eastAsia="zh-CN"/>
+        </w:rPr>
+        <w:t xml:space="preserve">   返回值</w:t>
+      </w:r>
+    </w:p>
+    <w:p>
+      <w:pPr>
+        <w:rPr>
+          <w:rFonts w:hint="eastAsia" w:eastAsia="宋体"/>
+          <w:lang w:val="en-US" w:eastAsia="zh-CN"/>
+        </w:rPr>
+      </w:pPr>
+      <w:r>
+        <w:rPr>
+          <w:rFonts w:hint="eastAsia" w:eastAsia="宋体"/>
+          <w:lang w:val="en-US" w:eastAsia="zh-CN"/>
+        </w:rPr>
+        <w:t xml:space="preserve">      {</w:t>
+      </w:r>
+    </w:p>
+    <w:p>
+      <w:pPr>
+        <w:rPr>
+          <w:rFonts w:hint="eastAsia" w:eastAsia="宋体"/>
+          <w:lang w:val="en-US" w:eastAsia="zh-CN"/>
+        </w:rPr>
+      </w:pPr>
+      <w:r>
+        <w:rPr>
+          <w:rFonts w:hint="eastAsia" w:eastAsia="宋体"/>
+          <w:lang w:val="en-US" w:eastAsia="zh-CN"/>
+        </w:rPr>
+        <w:t xml:space="preserve">          "errno": 0,</w:t>
+      </w:r>
+    </w:p>
+    <w:p>
+      <w:pPr>
+        <w:rPr>
+          <w:rFonts w:hint="eastAsia" w:eastAsia="宋体"/>
+          <w:lang w:val="en-US" w:eastAsia="zh-CN"/>
+        </w:rPr>
+      </w:pPr>
+      <w:r>
+        <w:rPr>
+          <w:rFonts w:hint="eastAsia" w:eastAsia="宋体"/>
+          <w:lang w:val="en-US" w:eastAsia="zh-CN"/>
+        </w:rPr>
+        <w:t xml:space="preserve">          "description": "Succeed",</w:t>
+      </w:r>
+    </w:p>
+    <w:p>
+      <w:pPr>
+        <w:rPr>
+          <w:rFonts w:hint="eastAsia" w:eastAsia="宋体"/>
+          <w:lang w:val="en-US" w:eastAsia="zh-CN"/>
+        </w:rPr>
+      </w:pPr>
+      <w:r>
+        <w:rPr>
+          <w:rFonts w:hint="eastAsia" w:eastAsia="宋体"/>
+          <w:lang w:val="en-US" w:eastAsia="zh-CN"/>
+        </w:rPr>
+        <w:t xml:space="preserve">          "detail": ""</w:t>
+      </w:r>
+    </w:p>
+    <w:p>
+      <w:pPr>
+        <w:rPr>
+          <w:rFonts w:hint="eastAsia" w:eastAsia="宋体"/>
+          <w:lang w:val="en-US" w:eastAsia="zh-CN"/>
+        </w:rPr>
+      </w:pPr>
+      <w:r>
+        <w:rPr>
+          <w:rFonts w:hint="eastAsia" w:eastAsia="宋体"/>
+          <w:lang w:val="en-US" w:eastAsia="zh-CN"/>
+        </w:rPr>
+        <w:t xml:space="preserve">      }</w:t>
+      </w:r>
+    </w:p>
+    <w:p>
+      <w:pPr>
+        <w:rPr>
+          <w:rFonts w:hint="eastAsia" w:eastAsia="宋体"/>
+          <w:lang w:val="en-US" w:eastAsia="zh-CN"/>
+        </w:rPr>
+      </w:pPr>
+      <w:r>
+        <w:rPr>
+          <w:rFonts w:hint="eastAsia" w:eastAsia="宋体"/>
+          <w:lang w:val="en-US" w:eastAsia="zh-CN"/>
+        </w:rPr>
+        <w:t xml:space="preserve">      {</w:t>
+      </w:r>
+    </w:p>
+    <w:p>
+      <w:pPr>
+        <w:rPr>
+          <w:rFonts w:hint="eastAsia" w:eastAsia="宋体"/>
+          <w:lang w:val="en-US" w:eastAsia="zh-CN"/>
+        </w:rPr>
+      </w:pPr>
+      <w:r>
+        <w:rPr>
+          <w:rFonts w:hint="eastAsia" w:eastAsia="宋体"/>
+          <w:lang w:val="en-US" w:eastAsia="zh-CN"/>
+        </w:rPr>
+        <w:t xml:space="preserve">          "TaskID": 22</w:t>
+      </w:r>
+    </w:p>
+    <w:p>
+      <w:pPr>
+        <w:rPr>
+          <w:rFonts w:hint="eastAsia" w:eastAsia="宋体"/>
+          <w:lang w:val="en-US" w:eastAsia="zh-CN"/>
+        </w:rPr>
+      </w:pPr>
+      <w:r>
+        <w:rPr>
+          <w:rFonts w:hint="eastAsia" w:eastAsia="宋体"/>
+          <w:lang w:val="en-US" w:eastAsia="zh-CN"/>
+        </w:rPr>
+        <w:t xml:space="preserve">      } </w:t>
+      </w:r>
+    </w:p>
+    <w:p/>
+    <w:p/>
     <w:p>
       <w:r>
         <w:t> </w:t>
@@ -979,6 +4367,7 @@
       <w:r>
         <w:rPr>
           <w:b/>
+          <w:color w:val="000000"/>
           <w:sz w:val="32"/>
           <w:szCs w:val="32"/>
         </w:rPr>
@@ -986,7 +4375,11 @@
       </w:r>
       <w:bookmarkEnd w:id="3"/>
     </w:p>
-    <w:p/>
+    <w:p>
+      <w:r>
+        <w:t> </w:t>
+      </w:r>
+    </w:p>
     <w:p>
       <w:r>
         <w:rPr>
@@ -1012,7 +4405,7 @@
     </w:p>
     <w:p>
       <w:r>
-        <w:t>      &lt;DeployMod&gt;Horizontal&lt;/DeployMod&gt;</w:t>
+        <w:t>      &lt;DeployMod&gt;horizontal&lt;/DeployMod&gt;</w:t>
       </w:r>
     </w:p>
     <w:p>
@@ -1168,7 +4561,7 @@
     </w:p>
     <w:p>
       <w:r>
-        <w:t>      &lt;DeployMod&gt;Vertical&lt;/DeployMod&gt;</w:t>
+        <w:t>      &lt;DeployMod&gt;vertical&lt;/DeployMod&gt;</w:t>
       </w:r>
     </w:p>
     <w:p>
@@ -1399,20 +4792,54 @@
         <w:t>&lt;/DeployModList&gt;</w:t>
       </w:r>
     </w:p>
-    <w:p/>
-    <w:p>
-      <w:r>
-        <w:pict>
-          <v:shape id="_x0000_i1025" o:spt="75" type="#_x0000_t75" style="height:640.5pt;width:445.5pt;" filled="f" coordsize="21600,21600">
-            <v:path/>
-            <v:fill on="f" focussize="0,0"/>
-            <v:stroke/>
-            <v:imagedata r:id="rId5" o:title=""/>
-            <o:lock v:ext="edit" aspectratio="t"/>
-            <w10:wrap type="none"/>
-            <w10:anchorlock/>
-          </v:shape>
-        </w:pict>
+    <w:p>
+      <w:r>
+        <w:t> </w:t>
+      </w:r>
+    </w:p>
+    <w:p>
+      <w:r>
+        <w:drawing>
+          <wp:inline distT="0" distB="0" distL="114300" distR="114300">
+            <wp:extent cx="5657850" cy="8124825"/>
+            <wp:effectExtent l="0" t="0" r="0" b="0"/>
+            <wp:docPr id="1" name="图片 1"/>
+            <wp:cNvGraphicFramePr>
+              <a:graphicFrameLocks xmlns:a="http://schemas.openxmlformats.org/drawingml/2006/main" noChangeAspect="1"/>
+            </wp:cNvGraphicFramePr>
+            <a:graphic xmlns:a="http://schemas.openxmlformats.org/drawingml/2006/main">
+              <a:graphicData uri="http://schemas.openxmlformats.org/drawingml/2006/picture">
+                <pic:pic xmlns:pic="http://schemas.openxmlformats.org/drawingml/2006/picture">
+                  <pic:nvPicPr>
+                    <pic:cNvPr id="1" name="图片 1"/>
+                    <pic:cNvPicPr>
+                      <a:picLocks noChangeAspect="1"/>
+                    </pic:cNvPicPr>
+                  </pic:nvPicPr>
+                  <pic:blipFill>
+                    <a:blip r:embed="rId5"/>
+                    <a:stretch>
+                      <a:fillRect/>
+                    </a:stretch>
+                  </pic:blipFill>
+                  <pic:spPr>
+                    <a:xfrm>
+                      <a:off x="0" y="0"/>
+                      <a:ext cx="5657850" cy="8124825"/>
+                    </a:xfrm>
+                    <a:prstGeom prst="rect">
+                      <a:avLst/>
+                    </a:prstGeom>
+                    <a:noFill/>
+                    <a:ln w="9525">
+                      <a:noFill/>
+                    </a:ln>
+                  </pic:spPr>
+                </pic:pic>
+              </a:graphicData>
+            </a:graphic>
+          </wp:inline>
+        </w:drawing>
       </w:r>
     </w:p>
     <w:p>
@@ -1423,6 +4850,7 @@
       <w:r>
         <w:rPr>
           <w:b/>
+          <w:color w:val="000000"/>
           <w:sz w:val="32"/>
           <w:szCs w:val="32"/>
         </w:rPr>
@@ -1430,92 +4858,180 @@
       </w:r>
       <w:bookmarkEnd w:id="4"/>
     </w:p>
+    <w:p>
+      <w:r>
+        <w:t> </w:t>
+      </w:r>
+    </w:p>
+    <w:p>
+      <w:r>
+        <w:t>* 图中 “蓝色”表示新增，“灰色”表示未修改。</w:t>
+      </w:r>
+    </w:p>
+    <w:p>
+      <w:r>
+        <w:t> </w:t>
+      </w:r>
+    </w:p>
+    <w:p>
+      <w:r>
+        <w:t>OM 生成扩容配置类图</w:t>
+      </w:r>
+    </w:p>
+    <w:p>
+      <w:r>
+        <w:drawing>
+          <wp:inline distT="0" distB="0" distL="114300" distR="114300">
+            <wp:extent cx="5657850" cy="6572250"/>
+            <wp:effectExtent l="0" t="0" r="0" b="0"/>
+            <wp:docPr id="2" name="图片 2"/>
+            <wp:cNvGraphicFramePr>
+              <a:graphicFrameLocks xmlns:a="http://schemas.openxmlformats.org/drawingml/2006/main" noChangeAspect="1"/>
+            </wp:cNvGraphicFramePr>
+            <a:graphic xmlns:a="http://schemas.openxmlformats.org/drawingml/2006/main">
+              <a:graphicData uri="http://schemas.openxmlformats.org/drawingml/2006/picture">
+                <pic:pic xmlns:pic="http://schemas.openxmlformats.org/drawingml/2006/picture">
+                  <pic:nvPicPr>
+                    <pic:cNvPr id="2" name="图片 2"/>
+                    <pic:cNvPicPr>
+                      <a:picLocks noChangeAspect="1"/>
+                    </pic:cNvPicPr>
+                  </pic:nvPicPr>
+                  <pic:blipFill>
+                    <a:blip r:embed="rId6"/>
+                    <a:stretch>
+                      <a:fillRect/>
+                    </a:stretch>
+                  </pic:blipFill>
+                  <pic:spPr>
+                    <a:xfrm>
+                      <a:off x="0" y="0"/>
+                      <a:ext cx="5657850" cy="6572250"/>
+                    </a:xfrm>
+                    <a:prstGeom prst="rect">
+                      <a:avLst/>
+                    </a:prstGeom>
+                    <a:noFill/>
+                    <a:ln w="9525">
+                      <a:noFill/>
+                    </a:ln>
+                  </pic:spPr>
+                </pic:pic>
+              </a:graphicData>
+            </a:graphic>
+          </wp:inline>
+        </w:drawing>
+      </w:r>
+    </w:p>
+    <w:p>
+      <w:r>
+        <w:t> </w:t>
+      </w:r>
+    </w:p>
+    <w:p>
+      <w:r>
+        <w:t>OM 扩容类图</w:t>
+      </w:r>
+    </w:p>
+    <w:p>
+      <w:r>
+        <w:drawing>
+          <wp:inline distT="0" distB="0" distL="114300" distR="114300">
+            <wp:extent cx="5657850" cy="11068050"/>
+            <wp:effectExtent l="0" t="0" r="0" b="0"/>
+            <wp:docPr id="3" name="图片 3"/>
+            <wp:cNvGraphicFramePr>
+              <a:graphicFrameLocks xmlns:a="http://schemas.openxmlformats.org/drawingml/2006/main" noChangeAspect="1"/>
+            </wp:cNvGraphicFramePr>
+            <a:graphic xmlns:a="http://schemas.openxmlformats.org/drawingml/2006/main">
+              <a:graphicData uri="http://schemas.openxmlformats.org/drawingml/2006/picture">
+                <pic:pic xmlns:pic="http://schemas.openxmlformats.org/drawingml/2006/picture">
+                  <pic:nvPicPr>
+                    <pic:cNvPr id="3" name="图片 3"/>
+                    <pic:cNvPicPr>
+                      <a:picLocks noChangeAspect="1"/>
+                    </pic:cNvPicPr>
+                  </pic:nvPicPr>
+                  <pic:blipFill>
+                    <a:blip r:embed="rId7"/>
+                    <a:stretch>
+                      <a:fillRect/>
+                    </a:stretch>
+                  </pic:blipFill>
+                  <pic:spPr>
+                    <a:xfrm>
+                      <a:off x="0" y="0"/>
+                      <a:ext cx="5657850" cy="11068050"/>
+                    </a:xfrm>
+                    <a:prstGeom prst="rect">
+                      <a:avLst/>
+                    </a:prstGeom>
+                    <a:noFill/>
+                    <a:ln w="9525">
+                      <a:noFill/>
+                    </a:ln>
+                  </pic:spPr>
+                </pic:pic>
+              </a:graphicData>
+            </a:graphic>
+          </wp:inline>
+        </w:drawing>
+      </w:r>
+    </w:p>
     <w:p/>
     <w:p>
       <w:r>
-        <w:t>* 图中 “蓝色”表示新增，“灰色”表示未修改。</w:t>
-      </w:r>
-    </w:p>
-    <w:p/>
-    <w:p>
-      <w:r>
-        <w:t>OM 生成扩容配置类图</w:t>
-      </w:r>
-    </w:p>
-    <w:p>
-      <w:r>
-        <w:pict>
-          <v:shape id="_x0000_i1026" o:spt="75" type="#_x0000_t75" style="height:426.75pt;width:445.5pt;" filled="f" coordsize="21600,21600">
-            <v:path/>
-            <v:fill on="f" focussize="0,0"/>
-            <v:stroke/>
-            <v:imagedata r:id="rId6" o:title=""/>
-            <o:lock v:ext="edit" aspectratio="t"/>
-            <w10:wrap type="none"/>
-            <w10:anchorlock/>
-          </v:shape>
-        </w:pict>
-      </w:r>
-    </w:p>
-    <w:p>
-      <w:r>
         <w:t> </w:t>
       </w:r>
     </w:p>
     <w:p>
       <w:r>
-        <w:t>OM 扩容类图</w:t>
-      </w:r>
-    </w:p>
-    <w:p>
-      <w:r>
-        <w:pict>
-          <v:shape id="_x0000_i1027" o:spt="75" type="#_x0000_t75" style="height:486.75pt;width:445.5pt;" filled="f" coordsize="21600,21600">
-            <v:path/>
-            <v:fill on="f" focussize="0,0"/>
-            <v:stroke/>
-            <v:imagedata r:id="rId7" o:title=""/>
-            <o:lock v:ext="edit" aspectratio="t"/>
-            <w10:wrap type="none"/>
-            <w10:anchorlock/>
-          </v:shape>
-        </w:pict>
-      </w:r>
-    </w:p>
-    <w:p>
-      <w:r>
-        <w:pict>
-          <v:shape id="_x0000_i1028" o:spt="75" type="#_x0000_t75" style="height:412.5pt;width:445.5pt;" filled="f" coordsize="21600,21600">
-            <v:path/>
-            <v:fill on="f" focussize="0,0"/>
-            <v:stroke/>
-            <v:imagedata r:id="rId8" o:title=""/>
-            <o:lock v:ext="edit" aspectratio="t"/>
-            <w10:wrap type="none"/>
-            <w10:anchorlock/>
-          </v:shape>
-        </w:pict>
-      </w:r>
-    </w:p>
-    <w:p/>
-    <w:p>
-      <w:r>
         <w:t>OM 减容类图</w:t>
       </w:r>
     </w:p>
     <w:p>
       <w:r>
-        <w:pict>
-          <v:shape id="_x0000_i1029" o:spt="75" type="#_x0000_t75" style="height:788.25pt;width:445.5pt;" filled="f" coordsize="21600,21600">
-            <v:path/>
-            <v:fill on="f" focussize="0,0"/>
-            <v:stroke/>
-            <v:imagedata r:id="rId9" o:title=""/>
-            <o:lock v:ext="edit" aspectratio="t"/>
-            <w10:wrap type="none"/>
-            <w10:anchorlock/>
-          </v:shape>
-        </w:pict>
+        <w:drawing>
+          <wp:inline distT="0" distB="0" distL="114300" distR="114300">
+            <wp:extent cx="5657850" cy="10001250"/>
+            <wp:effectExtent l="0" t="0" r="0" b="0"/>
+            <wp:docPr id="4" name="图片 4"/>
+            <wp:cNvGraphicFramePr>
+              <a:graphicFrameLocks xmlns:a="http://schemas.openxmlformats.org/drawingml/2006/main" noChangeAspect="1"/>
+            </wp:cNvGraphicFramePr>
+            <a:graphic xmlns:a="http://schemas.openxmlformats.org/drawingml/2006/main">
+              <a:graphicData uri="http://schemas.openxmlformats.org/drawingml/2006/picture">
+                <pic:pic xmlns:pic="http://schemas.openxmlformats.org/drawingml/2006/picture">
+                  <pic:nvPicPr>
+                    <pic:cNvPr id="4" name="图片 4"/>
+                    <pic:cNvPicPr>
+                      <a:picLocks noChangeAspect="1"/>
+                    </pic:cNvPicPr>
+                  </pic:nvPicPr>
+                  <pic:blipFill>
+                    <a:blip r:embed="rId8"/>
+                    <a:stretch>
+                      <a:fillRect/>
+                    </a:stretch>
+                  </pic:blipFill>
+                  <pic:spPr>
+                    <a:xfrm>
+                      <a:off x="0" y="0"/>
+                      <a:ext cx="5657850" cy="10001250"/>
+                    </a:xfrm>
+                    <a:prstGeom prst="rect">
+                      <a:avLst/>
+                    </a:prstGeom>
+                    <a:noFill/>
+                    <a:ln w="9525">
+                      <a:noFill/>
+                    </a:ln>
+                  </pic:spPr>
+                </pic:pic>
+              </a:graphicData>
+            </a:graphic>
+          </wp:inline>
+        </w:drawing>
       </w:r>
     </w:p>
     <w:p>
@@ -1526,6 +5042,7 @@
       <w:r>
         <w:rPr>
           <w:b/>
+          <w:color w:val="000000"/>
           <w:sz w:val="32"/>
           <w:szCs w:val="32"/>
         </w:rPr>
@@ -1545,23 +5062,57 @@
     </w:p>
     <w:p>
       <w:r>
-        <w:pict>
-          <v:shape id="_x0000_i1030" o:spt="75" type="#_x0000_t75" style="height:645pt;width:445.5pt;" filled="f" coordsize="21600,21600">
-            <v:path/>
-            <v:fill on="f" focussize="0,0"/>
-            <v:stroke/>
-            <v:imagedata r:id="rId10" o:title=""/>
-            <o:lock v:ext="edit" aspectratio="t"/>
-            <w10:wrap type="none"/>
-            <w10:anchorlock/>
-          </v:shape>
-        </w:pict>
-      </w:r>
-    </w:p>
-    <w:p/>
+        <w:drawing>
+          <wp:inline distT="0" distB="0" distL="114300" distR="114300">
+            <wp:extent cx="5657850" cy="8191500"/>
+            <wp:effectExtent l="0" t="0" r="0" b="0"/>
+            <wp:docPr id="5" name="图片 5"/>
+            <wp:cNvGraphicFramePr>
+              <a:graphicFrameLocks xmlns:a="http://schemas.openxmlformats.org/drawingml/2006/main" noChangeAspect="1"/>
+            </wp:cNvGraphicFramePr>
+            <a:graphic xmlns:a="http://schemas.openxmlformats.org/drawingml/2006/main">
+              <a:graphicData uri="http://schemas.openxmlformats.org/drawingml/2006/picture">
+                <pic:pic xmlns:pic="http://schemas.openxmlformats.org/drawingml/2006/picture">
+                  <pic:nvPicPr>
+                    <pic:cNvPr id="5" name="图片 5"/>
+                    <pic:cNvPicPr>
+                      <a:picLocks noChangeAspect="1"/>
+                    </pic:cNvPicPr>
+                  </pic:nvPicPr>
+                  <pic:blipFill>
+                    <a:blip r:embed="rId9"/>
+                    <a:stretch>
+                      <a:fillRect/>
+                    </a:stretch>
+                  </pic:blipFill>
+                  <pic:spPr>
+                    <a:xfrm>
+                      <a:off x="0" y="0"/>
+                      <a:ext cx="5657850" cy="8191500"/>
+                    </a:xfrm>
+                    <a:prstGeom prst="rect">
+                      <a:avLst/>
+                    </a:prstGeom>
+                    <a:noFill/>
+                    <a:ln w="9525">
+                      <a:noFill/>
+                    </a:ln>
+                  </pic:spPr>
+                </pic:pic>
+              </a:graphicData>
+            </a:graphic>
+          </wp:inline>
+        </w:drawing>
+      </w:r>
+    </w:p>
+    <w:p>
+      <w:r>
+        <w:t> </w:t>
+      </w:r>
+    </w:p>
     <w:tbl>
       <w:tblPr>
-        <w:tblStyle w:val="10"/>
+        <w:tblStyle w:val="9"/>
         <w:tblW w:w="8985" w:type="dxa"/>
         <w:tblInd w:w="0" w:type="dxa"/>
         <w:tblBorders>
@@ -1604,7 +5155,7 @@
           </w:tblCellMar>
         </w:tblPrEx>
         <w:trPr>
-          <w:trHeight w:val="885" w:hRule="atLeast"/>
+          <w:trHeight w:val="660" w:hRule="atLeast"/>
         </w:trPr>
         <w:tc>
           <w:tcPr>
@@ -1674,7 +5225,7 @@
           </w:tblCellMar>
         </w:tblPrEx>
         <w:trPr>
-          <w:trHeight w:val="885" w:hRule="atLeast"/>
+          <w:trHeight w:val="660" w:hRule="atLeast"/>
         </w:trPr>
         <w:tc>
           <w:tcPr>
@@ -1744,7 +5295,7 @@
           </w:tblCellMar>
         </w:tblPrEx>
         <w:trPr>
-          <w:trHeight w:val="1005" w:hRule="atLeast"/>
+          <w:trHeight w:val="750" w:hRule="atLeast"/>
         </w:trPr>
         <w:tc>
           <w:tcPr>
@@ -1819,7 +5370,7 @@
           </w:tblCellMar>
         </w:tblPrEx>
         <w:trPr>
-          <w:trHeight w:val="1335" w:hRule="atLeast"/>
+          <w:trHeight w:val="990" w:hRule="atLeast"/>
         </w:trPr>
         <w:tc>
           <w:tcPr>
@@ -1889,7 +5440,7 @@
           </w:tblCellMar>
         </w:tblPrEx>
         <w:trPr>
-          <w:trHeight w:val="675" w:hRule="atLeast"/>
+          <w:trHeight w:val="495" w:hRule="atLeast"/>
         </w:trPr>
         <w:tc>
           <w:tcPr>
@@ -1959,7 +5510,7 @@
           </w:tblCellMar>
         </w:tblPrEx>
         <w:trPr>
-          <w:trHeight w:val="795" w:hRule="atLeast"/>
+          <w:trHeight w:val="585" w:hRule="atLeast"/>
         </w:trPr>
         <w:tc>
           <w:tcPr>
@@ -2029,7 +5580,7 @@
           </w:tblCellMar>
         </w:tblPrEx>
         <w:trPr>
-          <w:trHeight w:val="1005" w:hRule="atLeast"/>
+          <w:trHeight w:val="750" w:hRule="atLeast"/>
         </w:trPr>
         <w:tc>
           <w:tcPr>
@@ -2099,7 +5650,7 @@
           </w:tblCellMar>
         </w:tblPrEx>
         <w:trPr>
-          <w:trHeight w:val="1005" w:hRule="atLeast"/>
+          <w:trHeight w:val="750" w:hRule="atLeast"/>
         </w:trPr>
         <w:tc>
           <w:tcPr>
@@ -2169,7 +5720,7 @@
           </w:tblCellMar>
         </w:tblPrEx>
         <w:trPr>
-          <w:trHeight w:val="675" w:hRule="atLeast"/>
+          <w:trHeight w:val="495" w:hRule="atLeast"/>
         </w:trPr>
         <w:tc>
           <w:tcPr>
@@ -2239,7 +5790,7 @@
           </w:tblCellMar>
         </w:tblPrEx>
         <w:trPr>
-          <w:trHeight w:val="675" w:hRule="atLeast"/>
+          <w:trHeight w:val="495" w:hRule="atLeast"/>
         </w:trPr>
         <w:tc>
           <w:tcPr>
@@ -2309,7 +5860,7 @@
           </w:tblCellMar>
         </w:tblPrEx>
         <w:trPr>
-          <w:trHeight w:val="1335" w:hRule="atLeast"/>
+          <w:trHeight w:val="990" w:hRule="atLeast"/>
         </w:trPr>
         <w:tc>
           <w:tcPr>
@@ -2361,13 +5912,17 @@
         </w:tc>
       </w:tr>
     </w:tbl>
-    <w:p/>
     <w:p>
       <w:r>
         <w:t> </w:t>
       </w:r>
     </w:p>
     <w:p>
+      <w:r>
+        <w:t> </w:t>
+      </w:r>
+    </w:p>
+    <w:p>
       <w:pPr>
         <w:ind w:left="0" w:right="0"/>
       </w:pPr>
@@ -2376,28 +5931,58 @@
       </w:r>
     </w:p>
     <w:p>
-      <w:pPr>
-        <w:ind w:left="0" w:right="0"/>
-      </w:pPr>
-    </w:p>
-    <w:p>
-      <w:r>
-        <w:pict>
-          <v:shape id="_x0000_i1031" o:spt="75" type="#_x0000_t75" style="height:450.75pt;width:445.5pt;" filled="f" coordsize="21600,21600">
-            <v:path/>
-            <v:fill on="f" focussize="0,0"/>
-            <v:stroke/>
-            <v:imagedata r:id="rId11" o:title=""/>
-            <o:lock v:ext="edit" aspectratio="t"/>
-            <w10:wrap type="none"/>
-            <w10:anchorlock/>
-          </v:shape>
-        </w:pict>
+      <w:r>
+        <w:t> </w:t>
+      </w:r>
+    </w:p>
+    <w:p>
+      <w:r>
+        <w:drawing>
+          <wp:inline distT="0" distB="0" distL="114300" distR="114300">
+            <wp:extent cx="4238625" cy="4286250"/>
+            <wp:effectExtent l="0" t="0" r="9525" b="0"/>
+            <wp:docPr id="6" name="图片 6"/>
+            <wp:cNvGraphicFramePr>
+              <a:graphicFrameLocks xmlns:a="http://schemas.openxmlformats.org/drawingml/2006/main" noChangeAspect="1"/>
+            </wp:cNvGraphicFramePr>
+            <a:graphic xmlns:a="http://schemas.openxmlformats.org/drawingml/2006/main">
+              <a:graphicData uri="http://schemas.openxmlformats.org/drawingml/2006/picture">
+                <pic:pic xmlns:pic="http://schemas.openxmlformats.org/drawingml/2006/picture">
+                  <pic:nvPicPr>
+                    <pic:cNvPr id="6" name="图片 6"/>
+                    <pic:cNvPicPr>
+                      <a:picLocks noChangeAspect="1"/>
+                    </pic:cNvPicPr>
+                  </pic:nvPicPr>
+                  <pic:blipFill>
+                    <a:blip r:embed="rId10"/>
+                    <a:stretch>
+                      <a:fillRect/>
+                    </a:stretch>
+                  </pic:blipFill>
+                  <pic:spPr>
+                    <a:xfrm>
+                      <a:off x="0" y="0"/>
+                      <a:ext cx="4238625" cy="4286250"/>
+                    </a:xfrm>
+                    <a:prstGeom prst="rect">
+                      <a:avLst/>
+                    </a:prstGeom>
+                    <a:noFill/>
+                    <a:ln w="9525">
+                      <a:noFill/>
+                    </a:ln>
+                  </pic:spPr>
+                </pic:pic>
+              </a:graphicData>
+            </a:graphic>
+          </wp:inline>
+        </w:drawing>
       </w:r>
     </w:p>
     <w:tbl>
       <w:tblPr>
-        <w:tblStyle w:val="10"/>
+        <w:tblStyle w:val="9"/>
         <w:tblW w:w="8985" w:type="dxa"/>
         <w:tblInd w:w="0" w:type="dxa"/>
         <w:tblBorders>
@@ -2432,9 +6017,15 @@
             <w:insideV w:val="none" w:color="999999" w:sz="6" w:space="0"/>
           </w:tblBorders>
           <w:tblLayout w:type="fixed"/>
+          <w:tblCellMar>
+            <w:top w:w="0" w:type="dxa"/>
+            <w:left w:w="108" w:type="dxa"/>
+            <w:bottom w:w="0" w:type="dxa"/>
+            <w:right w:w="108" w:type="dxa"/>
+          </w:tblCellMar>
         </w:tblPrEx>
         <w:trPr>
-          <w:trHeight w:val="885" w:hRule="atLeast"/>
+          <w:trHeight w:val="660" w:hRule="atLeast"/>
         </w:trPr>
         <w:tc>
           <w:tcPr>
@@ -2504,7 +6095,7 @@
           </w:tblCellMar>
         </w:tblPrEx>
         <w:trPr>
-          <w:trHeight w:val="885" w:hRule="atLeast"/>
+          <w:trHeight w:val="660" w:hRule="atLeast"/>
         </w:trPr>
         <w:tc>
           <w:tcPr>
@@ -2574,7 +6165,7 @@
           </w:tblCellMar>
         </w:tblPrEx>
         <w:trPr>
-          <w:trHeight w:val="1005" w:hRule="atLeast"/>
+          <w:trHeight w:val="750" w:hRule="atLeast"/>
         </w:trPr>
         <w:tc>
           <w:tcPr>
@@ -2649,7 +6240,7 @@
           </w:tblCellMar>
         </w:tblPrEx>
         <w:trPr>
-          <w:trHeight w:val="1335" w:hRule="atLeast"/>
+          <w:trHeight w:val="990" w:hRule="atLeast"/>
         </w:trPr>
         <w:tc>
           <w:tcPr>
@@ -2719,7 +6310,7 @@
           </w:tblCellMar>
         </w:tblPrEx>
         <w:trPr>
-          <w:trHeight w:val="675" w:hRule="atLeast"/>
+          <w:trHeight w:val="495" w:hRule="atLeast"/>
         </w:trPr>
         <w:tc>
           <w:tcPr>
@@ -2789,7 +6380,7 @@
           </w:tblCellMar>
         </w:tblPrEx>
         <w:trPr>
-          <w:trHeight w:val="795" w:hRule="atLeast"/>
+          <w:trHeight w:val="585" w:hRule="atLeast"/>
         </w:trPr>
         <w:tc>
           <w:tcPr>
@@ -2859,7 +6450,7 @@
           </w:tblCellMar>
         </w:tblPrEx>
         <w:trPr>
-          <w:trHeight w:val="1005" w:hRule="atLeast"/>
+          <w:trHeight w:val="750" w:hRule="atLeast"/>
         </w:trPr>
         <w:tc>
           <w:tcPr>
@@ -2929,7 +6520,7 @@
           </w:tblCellMar>
         </w:tblPrEx>
         <w:trPr>
-          <w:trHeight w:val="1005" w:hRule="atLeast"/>
+          <w:trHeight w:val="750" w:hRule="atLeast"/>
         </w:trPr>
         <w:tc>
           <w:tcPr>
@@ -2999,7 +6590,7 @@
           </w:tblCellMar>
         </w:tblPrEx>
         <w:trPr>
-          <w:trHeight w:val="675" w:hRule="atLeast"/>
+          <w:trHeight w:val="495" w:hRule="atLeast"/>
         </w:trPr>
         <w:tc>
           <w:tcPr>
@@ -3069,7 +6660,7 @@
           </w:tblCellMar>
         </w:tblPrEx>
         <w:trPr>
-          <w:trHeight w:val="675" w:hRule="atLeast"/>
+          <w:trHeight w:val="495" w:hRule="atLeast"/>
         </w:trPr>
         <w:tc>
           <w:tcPr>
@@ -3139,7 +6730,7 @@
           </w:tblCellMar>
         </w:tblPrEx>
         <w:trPr>
-          <w:trHeight w:val="1335" w:hRule="atLeast"/>
+          <w:trHeight w:val="990" w:hRule="atLeast"/>
         </w:trPr>
         <w:tc>
           <w:tcPr>
@@ -3191,7 +6782,11 @@
         </w:tc>
       </w:tr>
     </w:tbl>
-    <w:p/>
+    <w:p>
+      <w:r>
+        <w:t> </w:t>
+      </w:r>
+    </w:p>
     <w:p>
       <w:pPr>
         <w:pStyle w:val="3"/>
@@ -3200,6 +6795,7 @@
       <w:r>
         <w:rPr>
           <w:b/>
+          <w:color w:val="000000"/>
           <w:sz w:val="32"/>
           <w:szCs w:val="32"/>
         </w:rPr>
@@ -3220,7 +6816,7 @@
     </w:p>
     <w:tbl>
       <w:tblPr>
-        <w:tblStyle w:val="10"/>
+        <w:tblStyle w:val="9"/>
         <w:tblW w:w="8160" w:type="dxa"/>
         <w:tblInd w:w="0" w:type="dxa"/>
         <w:tblBorders>
@@ -3410,6 +7006,7 @@
       <w:r>
         <w:rPr>
           <w:b/>
+          <w:color w:val="000000"/>
           <w:sz w:val="32"/>
           <w:szCs w:val="32"/>
         </w:rPr>
@@ -3435,7 +7032,7 @@
     </w:p>
     <w:tbl>
       <w:tblPr>
-        <w:tblStyle w:val="10"/>
+        <w:tblStyle w:val="9"/>
         <w:tblW w:w="8130" w:type="dxa"/>
         <w:tblInd w:w="0" w:type="dxa"/>
         <w:tblBorders>
@@ -3777,6 +7374,7 @@
       <w:r>
         <w:rPr>
           <w:b/>
+          <w:color w:val="000000"/>
           <w:sz w:val="32"/>
           <w:szCs w:val="32"/>
         </w:rPr>
@@ -3786,7 +7384,7 @@
     </w:p>
     <w:tbl>
       <w:tblPr>
-        <w:tblStyle w:val="10"/>
+        <w:tblStyle w:val="9"/>
         <w:tblW w:w="8130" w:type="dxa"/>
         <w:tblInd w:w="0" w:type="dxa"/>
         <w:tblBorders>
@@ -4550,7 +8148,7 @@
     </w:p>
     <w:tbl>
       <w:tblPr>
-        <w:tblStyle w:val="10"/>
+        <w:tblStyle w:val="9"/>
         <w:tblW w:w="9030" w:type="dxa"/>
         <w:tblInd w:w="0" w:type="dxa"/>
         <w:tblBorders>
@@ -4770,7 +8368,11 @@
               <w:t> loop node in nodes</w:t>
             </w:r>
           </w:p>
-          <w:p/>
+          <w:p>
+            <w:r>
+              <w:t> </w:t>
+            </w:r>
+          </w:p>
           <w:p>
             <w:r>
               <w:t> OM agent-&gt;+SequoiaDB Module: stop node &amp;&amp; remove node</w:t>
@@ -4781,7 +8383,11 @@
               <w:t> SequoiaDB Module--&gt;-OM agent: return result</w:t>
             </w:r>
           </w:p>
-          <w:p/>
+          <w:p>
+            <w:r>
+              <w:t> </w:t>
+            </w:r>
+          </w:p>
           <w:p>
             <w:r>
               <w:t> OM agent-&gt;+OM svc: send task status</w:t>
@@ -4792,19 +8398,31 @@
               <w:t> OM svc--&gt;-OM agent:return success</w:t>
             </w:r>
           </w:p>
-          <w:p/>
+          <w:p>
+            <w:r>
+              <w:t> </w:t>
+            </w:r>
+          </w:p>
           <w:p>
             <w:r>
               <w:t> end</w:t>
             </w:r>
           </w:p>
-          <w:p/>
+          <w:p>
+            <w:r>
+              <w:t> </w:t>
+            </w:r>
+          </w:p>
           <w:p>
             <w:r>
               <w:t> OM agent-&gt;+OM svc: send task status [task is complete]</w:t>
             </w:r>
           </w:p>
-          <w:p/>
+          <w:p>
+            <w:r>
+              <w:t> </w:t>
+            </w:r>
+          </w:p>
           <w:p>
             <w:r>
               <w:t> OM svc-&gt;OM svc: remove node from SYSCONFIGURE collection</w:t>
@@ -4858,7 +8476,11 @@
         </w:tc>
       </w:tr>
     </w:tbl>
-    <w:p/>
+    <w:p>
+      <w:r>
+        <w:t> </w:t>
+      </w:r>
+    </w:p>
     <w:sectPr>
       <w:pgSz w:w="11906" w:h="16838"/>
       <w:pgMar w:top="1440" w:right="1440" w:bottom="1440" w:left="1440" w:header="720" w:footer="720" w:gutter="0"/>
@@ -4875,13 +8497,6 @@
       <w:r>
         <w:t>在原有的命令增加参数</w:t>
       </w:r>
-      <w:r>
-        <w:rPr>
-          <w:rFonts w:hint="eastAsia" w:eastAsia="宋体"/>
-          <w:lang w:val="en-US" w:eastAsia="zh-CN"/>
-        </w:rPr>
-        <w:t>OperationType</w:t>
-      </w:r>
     </w:p>
   </w:comment>
   <w:comment w:id="1" w:author="sequoiadb" w:date="2017-03-29T14:31:19Z" w:initials="s">
@@ -4889,18 +8504,6 @@
       <w:r>
         <w:t>在原有的命令增加参数</w:t>
       </w:r>
-      <w:r>
-        <w:rPr>
-          <w:rFonts w:hint="eastAsia" w:eastAsia="宋体"/>
-          <w:lang w:val="en-US" w:eastAsia="zh-CN"/>
-        </w:rPr>
-        <w:t>OperationType</w:t>
-      </w:r>
-    </w:p>
-    <w:p>
-      <w:pPr>
-        <w:pStyle w:val="7"/>
-      </w:pPr>
     </w:p>
   </w:comment>
   <w:comment w:id="2" w:author="1026" w:date="2017-03-28T12:28:57Z" w:initials="">
@@ -4908,16 +8511,6 @@
       <w:r>
         <w:t>取第一个</w:t>
       </w:r>
-      <w:r>
-        <w:rPr>
-          <w:rFonts w:hint="eastAsia" w:eastAsia="宋体"/>
-          <w:lang w:val="en-US" w:eastAsia="zh-CN"/>
-        </w:rPr>
-        <w:t>数据</w:t>
-      </w:r>
-      <w:r>
-        <w:t>组的值，如果没有数据组就默认3</w:t>
-      </w:r>
     </w:p>
   </w:comment>
   <w:comment w:id="3" w:author="sequoiadb" w:date="2017-03-29T14:31:45Z" w:initials="s">
@@ -4925,16 +8518,6 @@
       <w:r>
         <w:t>取</w:t>
       </w:r>
-      <w:r>
-        <w:rPr>
-          <w:rFonts w:hint="eastAsia" w:eastAsia="宋体"/>
-          <w:lang w:val="en-US" w:eastAsia="zh-CN"/>
-        </w:rPr>
-        <w:t>集群当前的</w:t>
-      </w:r>
-      <w:r>
-        <w:t>值</w:t>
-      </w:r>
     </w:p>
   </w:comment>
   <w:comment w:id="4" w:author="1026" w:date="2017-03-28T12:32:14Z" w:initials="">
@@ -4942,29 +8525,12 @@
       <w:r>
         <w:t>取</w:t>
       </w:r>
-      <w:r>
-        <w:rPr>
-          <w:rFonts w:hint="eastAsia" w:eastAsia="宋体"/>
-          <w:lang w:val="en-US" w:eastAsia="zh-CN"/>
-        </w:rPr>
-        <w:t>集群当前的</w:t>
-      </w:r>
-      <w:r>
-        <w:t>值</w:t>
-      </w:r>
     </w:p>
   </w:comment>
   <w:comment w:id="5" w:author="sequoiadb" w:date="2017-03-29T14:32:34Z" w:initials="s">
     <w:p>
       <w:r>
         <w:t>取</w:t>
-      </w:r>
-      <w:r>
-        <w:rPr>
-          <w:rFonts w:hint="eastAsia" w:eastAsia="宋体"/>
-          <w:lang w:val="en-US" w:eastAsia="zh-CN"/>
-        </w:rPr>
-        <w:t>集群第一个数据组的值，没有数据组默认3</w:t>
       </w:r>
     </w:p>
   </w:comment>
@@ -4988,9 +8554,9 @@
 <file path=word/numbering.xml><?xml version="1.0" encoding="utf-8"?>
 <w:numbering xmlns:wpc="http://schemas.microsoft.com/office/word/2010/wordprocessingCanvas" xmlns:mc="http://schemas.openxmlformats.org/markup-compatibility/2006" xmlns:o="urn:schemas-microsoft-com:office:office" xmlns:r="http://schemas.openxmlformats.org/officeDocument/2006/relationships" xmlns:m="http://schemas.openxmlformats.org/officeDocument/2006/math" xmlns:v="urn:schemas-microsoft-com:vml" xmlns:wp14="http://schemas.microsoft.com/office/word/2010/wordprocessingDrawing" xmlns:wp="http://schemas.openxmlformats.org/drawingml/2006/wordprocessingDrawing" xmlns:w10="urn:schemas-microsoft-com:office:word" xmlns:w="http://schemas.openxmlformats.org/wordprocessingml/2006/main" xmlns:w14="http://schemas.microsoft.com/office/word/2010/wordml" xmlns:wpg="http://schemas.microsoft.com/office/word/2010/wordprocessingGroup" xmlns:wpi="http://schemas.microsoft.com/office/word/2010/wordprocessingInk" xmlns:wne="http://schemas.microsoft.com/office/word/2006/wordml" xmlns:wps="http://schemas.microsoft.com/office/word/2010/wordprocessingShape" mc:Ignorable="w14 wp14">
   <w:abstractNum w:abstractNumId="0">
-    <w:nsid w:val="2F02F809"/>
+    <w:nsid w:val="579199BC"/>
     <w:multiLevelType w:val="multilevel"/>
-    <w:tmpl w:val="2F02F809"/>
+    <w:tmpl w:val="579199BC"/>
     <w:lvl w:ilvl="0" w:tentative="0">
       <w:start w:val="1"/>
       <w:numFmt w:val="bullet"/>
@@ -5246,7 +8812,7 @@
     <w:lsdException w:unhideWhenUsed="0" w:uiPriority="0" w:semiHidden="0" w:name="HTML Sample"/>
     <w:lsdException w:unhideWhenUsed="0" w:uiPriority="0" w:semiHidden="0" w:name="HTML Typewriter"/>
     <w:lsdException w:unhideWhenUsed="0" w:uiPriority="0" w:semiHidden="0" w:name="HTML Variable"/>
-    <w:lsdException w:qFormat="1" w:unhideWhenUsed="0" w:uiPriority="0" w:name="Normal Table"/>
+    <w:lsdException w:unhideWhenUsed="0" w:uiPriority="0" w:name="Normal Table"/>
     <w:lsdException w:unhideWhenUsed="0" w:uiPriority="0" w:semiHidden="0" w:name="annotation subject"/>
     <w:lsdException w:unhideWhenUsed="0" w:uiPriority="0" w:semiHidden="0" w:name="Table Simple 1"/>
     <w:lsdException w:unhideWhenUsed="0" w:uiPriority="0" w:semiHidden="0" w:name="Table Simple 2"/>
@@ -5471,15 +9037,14 @@
       <w:szCs w:val="22"/>
     </w:rPr>
   </w:style>
-  <w:style w:type="character" w:default="1" w:styleId="8">
+  <w:style w:type="character" w:default="1" w:styleId="7">
     <w:name w:val="Default Paragraph Font"/>
     <w:semiHidden/>
     <w:uiPriority w:val="0"/>
   </w:style>
-  <w:style w:type="table" w:default="1" w:styleId="10">
+  <w:style w:type="table" w:default="1" w:styleId="9">
     <w:name w:val="Normal Table"/>
     <w:semiHidden/>
-    <w:qFormat/>
     <w:uiPriority w:val="0"/>
     <w:tblPr>
       <w:tblLayout w:type="fixed"/>
@@ -5491,15 +9056,7 @@
       </w:tblCellMar>
     </w:tblPr>
   </w:style>
-  <w:style w:type="paragraph" w:styleId="7">
-    <w:name w:val="annotation text"/>
-    <w:basedOn w:val="1"/>
-    <w:uiPriority w:val="0"/>
-    <w:pPr>
-      <w:jc w:val="left"/>
-    </w:pPr>
-  </w:style>
-  <w:style w:type="character" w:styleId="9">
+  <w:style w:type="character" w:styleId="8">
     <w:name w:val="footnote reference"/>
     <w:unhideWhenUsed/>
     <w:uiPriority w:val="0"/>

--- a/internal_doc/03.开发设计/OM/Story_OM扩容缩容.docx
+++ b/internal_doc/03.开发设计/OM/Story_OM扩容缩容.docx
@@ -181,6 +181,45 @@
           </w:p>
         </w:tc>
       </w:tr>
+      <w:tr>
+        <w:trPr/>
+        <w:tc>
+          <w:tcPr>
+            <w:tcW w:w="2715" w:type="dxa"/>
+            <w:tcBorders>
+              <w:top w:val="single" w:sz="8" w:color="7b8187"/>
+              <w:left w:val="single" w:sz="8" w:color="7b8187"/>
+              <w:right w:val="single" w:sz="8" w:color="7b8187"/>
+              <w:bottom w:val="single" w:sz="8" w:color="7b8187"/>
+            </w:tcBorders>
+          </w:tcPr>
+          <w:p>
+            <w:pPr/>
+            <w:r>
+              <w:rPr/>
+              <w:t xml:space="preserve">2017-08-08 何嘉文</w:t>
+            </w:r>
+          </w:p>
+        </w:tc>
+        <w:tc>
+          <w:tcPr>
+            <w:tcW w:w="5430" w:type="dxa"/>
+            <w:tcBorders>
+              <w:top w:val="single" w:sz="8" w:color="7b8187"/>
+              <w:left w:val="single" w:sz="8" w:color="7b8187"/>
+              <w:right w:val="single" w:sz="8" w:color="7b8187"/>
+              <w:bottom w:val="single" w:sz="8" w:color="7b8187"/>
+            </w:tcBorders>
+          </w:tcPr>
+          <w:p>
+            <w:pPr/>
+            <w:r>
+              <w:rPr/>
+              <w:t xml:space="preserve">修订减容的文档</w:t>
+            </w:r>
+          </w:p>
+        </w:tc>
+      </w:tr>
     </w:tbl>
     <w:p>
       <w:pPr/>
@@ -233,7 +272,7 @@
         <w:pPr/>
         <w:numPr>
           <w:ilvl w:val="0"/>
-          <w:numId w:val="6"/>
+          <w:numId w:val="1"/>
         </w:numPr>
       </w:pPr>
       <w:r>
@@ -246,7 +285,7 @@
         <w:pPr/>
         <w:numPr>
           <w:ilvl w:val="0"/>
-          <w:numId w:val="6"/>
+          <w:numId w:val="1"/>
         </w:numPr>
       </w:pPr>
       <w:r>
@@ -512,10 +551,10 @@
           <w:tcPr>
             <w:tcW w:w="3000" w:type="dxa"/>
             <w:tcBorders>
-              <w:top w:val="single" w:sz="8" w:color="AAAAAA"/>
-              <w:left w:val="single" w:sz="8" w:color="AAAAAA"/>
-              <w:right w:val="single" w:sz="8" w:color="AAAAAA"/>
-              <w:bottom w:val="single" w:sz="8" w:color="AAAAAA"/>
+              <w:top w:val="single" w:sz="8" w:color="rgb(170, 170, 170)"/>
+              <w:left w:val="single" w:sz="8" w:color="rgb(170, 170, 170)"/>
+              <w:right w:val="single" w:sz="8" w:color="rgb(170, 170, 170)"/>
+              <w:bottom w:val="single" w:sz="8" w:color="rgb(170, 170, 170)"/>
             </w:tcBorders>
           </w:tcPr>
           <w:p>
@@ -523,7 +562,9 @@
               <w:ind w:left="0" w:right="0"/>
             </w:pPr>
             <w:r>
-              <w:rPr/>
+              <w:rPr>
+                <w:shd w:val="clear" w:color="" w:fill="ffffff"/>
+              </w:rPr>
               <w:t xml:space="preserve">cmd=shrink business&amp;Options={ClusterName: xxx, BusinessName: xxxx, ..... }</w:t>
             </w:r>
           </w:p>
@@ -532,10 +573,10 @@
           <w:tcPr>
             <w:tcW w:w="3000" w:type="dxa"/>
             <w:tcBorders>
-              <w:top w:val="single" w:sz="8" w:color="AAAAAA"/>
-              <w:left w:val="single" w:sz="8" w:color="AAAAAA"/>
-              <w:right w:val="single" w:sz="8" w:color="AAAAAA"/>
-              <w:bottom w:val="single" w:sz="8" w:color="AAAAAA"/>
+              <w:top w:val="single" w:sz="8" w:color="rgb(170, 170, 170)"/>
+              <w:left w:val="single" w:sz="8" w:color="rgb(170, 170, 170)"/>
+              <w:right w:val="single" w:sz="8" w:color="rgb(170, 170, 170)"/>
+              <w:bottom w:val="single" w:sz="8" w:color="rgb(170, 170, 170)"/>
             </w:tcBorders>
           </w:tcPr>
           <w:p>
@@ -543,7 +584,9 @@
               <w:ind w:left="0" w:right="0"/>
             </w:pPr>
             <w:r>
-              <w:rPr/>
+              <w:rPr>
+                <w:shd w:val="clear" w:color="" w:fill="ffffff"/>
+              </w:rPr>
               <w:t xml:space="preserve">cmd 命令</w:t>
             </w:r>
           </w:p>
@@ -552,7 +595,9 @@
               <w:ind w:left="0" w:right="0"/>
             </w:pPr>
             <w:r>
-              <w:rPr/>
+              <w:rPr>
+                <w:shd w:val="clear" w:color="" w:fill="ffffff"/>
+              </w:rPr>
               <w:t xml:space="preserve">options 选项</w:t>
             </w:r>
           </w:p>
@@ -561,7 +606,9 @@
               <w:ind w:left="0" w:right="0"/>
             </w:pPr>
             <w:r>
-              <w:rPr/>
+              <w:rPr>
+                <w:shd w:val="clear" w:color="" w:fill="ffffff"/>
+              </w:rPr>
               <w:t xml:space="preserve">  {</w:t>
             </w:r>
           </w:p>
@@ -570,7 +617,9 @@
               <w:ind w:left="0" w:right="0"/>
             </w:pPr>
             <w:r>
-              <w:rPr/>
+              <w:rPr>
+                <w:shd w:val="clear" w:color="" w:fill="ffffff"/>
+              </w:rPr>
               <w:t xml:space="preserve">     ClusterName:xxx,</w:t>
             </w:r>
           </w:p>
@@ -579,7 +628,9 @@
               <w:ind w:left="0" w:right="0"/>
             </w:pPr>
             <w:r>
-              <w:rPr/>
+              <w:rPr>
+                <w:shd w:val="clear" w:color="" w:fill="ffffff"/>
+              </w:rPr>
               <w:t xml:space="preserve">     BusinessName:xxx,</w:t>
             </w:r>
           </w:p>
@@ -588,7 +639,9 @@
               <w:ind w:left="0" w:right="0"/>
             </w:pPr>
             <w:r>
-              <w:rPr/>
+              <w:rPr>
+                <w:shd w:val="clear" w:color="" w:fill="ffffff"/>
+              </w:rPr>
               <w:t xml:space="preserve">     Config: [</w:t>
             </w:r>
           </w:p>
@@ -597,8 +650,10 @@
               <w:ind w:left="0" w:right="0"/>
             </w:pPr>
             <w:r>
-              <w:rPr/>
-              <w:t xml:space="preserve">        { NodeName },</w:t>
+              <w:rPr>
+                <w:shd w:val="clear" w:color="" w:fill="ffffff"/>
+              </w:rPr>
+              <w:t xml:space="preserve">        { HostName: xxx,</w:t>
             </w:r>
           </w:p>
           <w:p>
@@ -606,8 +661,10 @@
               <w:ind w:left="0" w:right="0"/>
             </w:pPr>
             <w:r>
-              <w:rPr/>
-              <w:t xml:space="preserve">        ...</w:t>
+              <w:rPr>
+                <w:shd w:val="clear" w:color="" w:fill="ffffff"/>
+              </w:rPr>
+              <w:t xml:space="preserve">          svcname: xxx },</w:t>
             </w:r>
           </w:p>
           <w:p>
@@ -615,8 +672,10 @@
               <w:ind w:left="0" w:right="0"/>
             </w:pPr>
             <w:r>
-              <w:rPr/>
-              <w:t xml:space="preserve">     ]</w:t>
+              <w:rPr>
+                <w:shd w:val="clear" w:color="" w:fill="ffffff"/>
+              </w:rPr>
+              <w:t xml:space="preserve">        ...</w:t>
             </w:r>
           </w:p>
           <w:p>
@@ -624,34 +683,50 @@
               <w:ind w:left="0" w:right="0"/>
             </w:pPr>
             <w:r>
-              <w:rPr/>
-              <w:t xml:space="preserve">  }</w:t>
-            </w:r>
-          </w:p>
-        </w:tc>
-        <w:tc>
-          <w:tcPr>
-            <w:tcW w:w="3000" w:type="dxa"/>
-            <w:tcBorders>
-              <w:top w:val="single" w:sz="8" w:color="AAAAAA"/>
-              <w:left w:val="single" w:sz="8" w:color="AAAAAA"/>
-              <w:right w:val="single" w:sz="8" w:color="AAAAAA"/>
-              <w:bottom w:val="single" w:sz="8" w:color="AAAAAA"/>
-            </w:tcBorders>
-          </w:tcPr>
+              <w:rPr>
+                <w:shd w:val="clear" w:color="" w:fill="ffffff"/>
+              </w:rPr>
+              <w:t xml:space="preserve">     ]</w:t>
+            </w:r>
+          </w:p>
           <w:p>
             <w:pPr>
               <w:ind w:left="0" w:right="0"/>
             </w:pPr>
             <w:r>
               <w:rPr>
+                <w:shd w:val="clear" w:color="" w:fill="ffffff"/>
+              </w:rPr>
+              <w:t xml:space="preserve">  }</w:t>
+            </w:r>
+          </w:p>
+        </w:tc>
+        <w:tc>
+          <w:tcPr>
+            <w:tcW w:w="3000" w:type="dxa"/>
+            <w:tcBorders>
+              <w:top w:val="single" w:sz="8" w:color="rgb(170, 170, 170)"/>
+              <w:left w:val="single" w:sz="8" w:color="rgb(170, 170, 170)"/>
+              <w:right w:val="single" w:sz="8" w:color="rgb(170, 170, 170)"/>
+              <w:bottom w:val="single" w:sz="8" w:color="rgb(170, 170, 170)"/>
+            </w:tcBorders>
+          </w:tcPr>
+          <w:p>
+            <w:pPr>
+              <w:ind w:left="0" w:right="0"/>
+            </w:pPr>
+            <w:r>
+              <w:rPr>
                 <w:color w:val="ff0000"/>
+                <w:shd w:val="clear" w:color="" w:fill="ffffff"/>
               </w:rPr>
               <w:t xml:space="preserve">OM命令。</w:t>
             </w:r>
             <w:r>
-              <w:rPr/>
-              <w:t xml:space="preserve">业务减容，目前仅支持SequoiaDB业务，停止并删除节点，当一个分区组的所有节点都删除，那么该分区组也删除。</w:t>
+              <w:rPr>
+                <w:shd w:val="clear" w:color="" w:fill="ffffff"/>
+              </w:rPr>
+              <w:t xml:space="preserve">业务减容，目前仅支持SequoiaDB业务，停止并删除节点，当一个分区组的所有节点都删除，那么该分区组也删除。Coord组和Catalog组必须保留至少1个节点。</w:t>
             </w:r>
           </w:p>
         </w:tc>
@@ -664,17 +739,19 @@
           <w:tcPr>
             <w:tcW w:w="3000" w:type="dxa"/>
             <w:tcBorders>
-              <w:top w:val="single" w:sz="8" w:color="AAAAAA"/>
-              <w:left w:val="single" w:sz="8" w:color="AAAAAA"/>
-              <w:right w:val="single" w:sz="8" w:color="AAAAAA"/>
-              <w:bottom w:val="single" w:sz="8" w:color="AAAAAA"/>
+              <w:top w:val="single" w:sz="8" w:color="rgb(170, 170, 170)"/>
+              <w:left w:val="single" w:sz="8" w:color="rgb(170, 170, 170)"/>
+              <w:right w:val="single" w:sz="8" w:color="rgb(170, 170, 170)"/>
+              <w:bottom w:val="single" w:sz="8" w:color="rgb(170, 170, 170)"/>
             </w:tcBorders>
           </w:tcPr>
           <w:p>
             <w:pPr/>
             <w:commentRangeStart w:id="0"/>
             <w:r>
-              <w:rPr/>
+              <w:rPr>
+                <w:shd w:val="clear" w:color="" w:fill="ffffff"/>
+              </w:rPr>
               <w:t xml:space="preserve">cmd=get business template&amp;BusinessType=xxxx&amp;OperationType=extend</w:t>
             </w:r>
             <w:commentRangeEnd w:id="0"/>
@@ -687,44 +764,54 @@
           <w:tcPr>
             <w:tcW w:w="3000" w:type="dxa"/>
             <w:tcBorders>
-              <w:top w:val="single" w:sz="8" w:color="AAAAAA"/>
-              <w:left w:val="single" w:sz="8" w:color="AAAAAA"/>
-              <w:right w:val="single" w:sz="8" w:color="AAAAAA"/>
-              <w:bottom w:val="single" w:sz="8" w:color="AAAAAA"/>
-            </w:tcBorders>
-          </w:tcPr>
-          <w:p>
-            <w:pPr/>
-            <w:r>
-              <w:rPr/>
+              <w:top w:val="single" w:sz="8" w:color="rgb(170, 170, 170)"/>
+              <w:left w:val="single" w:sz="8" w:color="rgb(170, 170, 170)"/>
+              <w:right w:val="single" w:sz="8" w:color="rgb(170, 170, 170)"/>
+              <w:bottom w:val="single" w:sz="8" w:color="rgb(170, 170, 170)"/>
+            </w:tcBorders>
+          </w:tcPr>
+          <w:p>
+            <w:pPr/>
+            <w:r>
+              <w:rPr>
+                <w:shd w:val="clear" w:color="" w:fill="ffffff"/>
+              </w:rPr>
               <w:t xml:space="preserve">cmd 命令</w:t>
             </w:r>
           </w:p>
           <w:p>
             <w:pPr/>
             <w:r>
-              <w:rPr/>
+              <w:rPr>
+                <w:shd w:val="clear" w:color="" w:fill="ffffff"/>
+              </w:rPr>
               <w:t xml:space="preserve">BusinessType 业务类型</w:t>
             </w:r>
           </w:p>
           <w:p>
             <w:pPr/>
             <w:r>
-              <w:rPr/>
+              <w:rPr>
+                <w:shd w:val="clear" w:color="" w:fill="ffffff"/>
+              </w:rPr>
               <w:t xml:space="preserve">OperationType 操作类型</w:t>
             </w:r>
           </w:p>
           <w:p>
             <w:pPr/>
             <w:r>
-              <w:rPr/>
+              <w:rPr>
+                <w:shd w:val="clear" w:color="" w:fill="ffffff"/>
+              </w:rPr>
               <w:t xml:space="preserve">        deploy 或 缺省 部署</w:t>
             </w:r>
           </w:p>
           <w:p>
             <w:pPr/>
             <w:r>
-              <w:rPr/>
+              <w:rPr>
+                <w:shd w:val="clear" w:color="" w:fill="ffffff"/>
+              </w:rPr>
               <w:t xml:space="preserve">        extend 扩容</w:t>
             </w:r>
           </w:p>
@@ -733,10 +820,10 @@
           <w:tcPr>
             <w:tcW w:w="3000" w:type="dxa"/>
             <w:tcBorders>
-              <w:top w:val="single" w:sz="8" w:color="AAAAAA"/>
-              <w:left w:val="single" w:sz="8" w:color="AAAAAA"/>
-              <w:right w:val="single" w:sz="8" w:color="AAAAAA"/>
-              <w:bottom w:val="single" w:sz="8" w:color="AAAAAA"/>
+              <w:top w:val="single" w:sz="8" w:color="rgb(170, 170, 170)"/>
+              <w:left w:val="single" w:sz="8" w:color="rgb(170, 170, 170)"/>
+              <w:right w:val="single" w:sz="8" w:color="rgb(170, 170, 170)"/>
+              <w:bottom w:val="single" w:sz="8" w:color="rgb(170, 170, 170)"/>
             </w:tcBorders>
           </w:tcPr>
           <w:p>
@@ -744,11 +831,14 @@
             <w:r>
               <w:rPr>
                 <w:color w:val="ff0000"/>
+                <w:shd w:val="clear" w:color="" w:fill="ffffff"/>
               </w:rPr>
               <w:t xml:space="preserve">OM命令。</w:t>
             </w:r>
             <w:r>
-              <w:rPr/>
+              <w:rPr>
+                <w:shd w:val="clear" w:color="" w:fill="ffffff"/>
+              </w:rPr>
               <w:t xml:space="preserve">获取业务扩容模板参数。</w:t>
             </w:r>
           </w:p>
@@ -2900,6 +2990,214 @@
       <w:r>
         <w:rPr/>
         <w:t xml:space="preserve"> </w:t>
+      </w:r>
+    </w:p>
+    <w:p>
+      <w:pPr/>
+      <w:r>
+        <w:rPr/>
+        <w:t xml:space="preserve">4. 减容</w:t>
+      </w:r>
+    </w:p>
+    <w:p>
+      <w:pPr/>
+      <w:r>
+        <w:rPr/>
+        <w:t xml:space="preserve">   请求参数</w:t>
+      </w:r>
+    </w:p>
+    <w:p>
+      <w:pPr>
+        <w:ind w:left="0" w:right="0"/>
+      </w:pPr>
+      <w:r>
+        <w:rPr/>
+        <w:t xml:space="preserve">      cmd: shrink business</w:t>
+      </w:r>
+    </w:p>
+    <w:p>
+      <w:pPr>
+        <w:ind w:left="0" w:right="0"/>
+      </w:pPr>
+      <w:r>
+        <w:rPr/>
+        <w:t xml:space="preserve">      options:</w:t>
+      </w:r>
+    </w:p>
+    <w:p>
+      <w:pPr>
+        <w:ind w:left="0" w:right="0"/>
+      </w:pPr>
+      <w:r>
+        <w:rPr/>
+        <w:t xml:space="preserve">      {</w:t>
+      </w:r>
+    </w:p>
+    <w:p>
+      <w:pPr>
+        <w:ind w:left="0" w:right="0"/>
+      </w:pPr>
+      <w:r>
+        <w:rPr/>
+        <w:t xml:space="preserve">         “ClusterName”: “myCluster1“,</w:t>
+      </w:r>
+    </w:p>
+    <w:p>
+      <w:pPr>
+        <w:ind w:left="0" w:right="0"/>
+      </w:pPr>
+      <w:r>
+        <w:rPr/>
+        <w:t xml:space="preserve">         “BusinessName”: “myModule1“,</w:t>
+      </w:r>
+    </w:p>
+    <w:p>
+      <w:pPr>
+        <w:ind w:left="0" w:right="0"/>
+      </w:pPr>
+      <w:r>
+        <w:rPr/>
+        <w:t xml:space="preserve">         “Config”: [</w:t>
+      </w:r>
+    </w:p>
+    <w:p>
+      <w:pPr>
+        <w:ind w:left="0" w:right="0"/>
+      </w:pPr>
+      <w:r>
+        <w:rPr/>
+        <w:t xml:space="preserve">            { “HostName”: “ubuntu-01“, “svcname”: “11810” },</w:t>
+      </w:r>
+    </w:p>
+    <w:p>
+      <w:pPr>
+        <w:ind w:left="0" w:right="0"/>
+      </w:pPr>
+      <w:r>
+        <w:rPr/>
+        <w:t xml:space="preserve">            { “HostName”: “ubuntu-01“, “svcname”: “11820” },</w:t>
+      </w:r>
+    </w:p>
+    <w:p>
+      <w:pPr>
+        <w:ind w:left="0" w:right="0"/>
+      </w:pPr>
+      <w:r>
+        <w:rPr/>
+        <w:t xml:space="preserve">            { “HostName”: “ubuntu-02“, “svcname”: “11810” },</w:t>
+      </w:r>
+    </w:p>
+    <w:p>
+      <w:pPr>
+        <w:ind w:left="0" w:right="0"/>
+      </w:pPr>
+      <w:r>
+        <w:rPr/>
+        <w:t xml:space="preserve">            { “HostName”: “ubuntu-02“, “svcname”: “11820” }</w:t>
+      </w:r>
+    </w:p>
+    <w:p>
+      <w:pPr>
+        <w:ind w:left="0" w:right="0"/>
+      </w:pPr>
+      <w:r>
+        <w:rPr/>
+        <w:t xml:space="preserve">         ]</w:t>
+      </w:r>
+    </w:p>
+    <w:p>
+      <w:pPr>
+        <w:ind w:left="0" w:right="0"/>
+      </w:pPr>
+      <w:r>
+        <w:rPr/>
+        <w:t xml:space="preserve">      }</w:t>
+      </w:r>
+    </w:p>
+    <w:p>
+      <w:pPr>
+        <w:ind w:left="0" w:right="0"/>
+      </w:pPr>
+    </w:p>
+    <w:p>
+      <w:pPr>
+        <w:ind w:left="0" w:right="0"/>
+      </w:pPr>
+      <w:r>
+        <w:rPr/>
+        <w:t xml:space="preserve">   返回值</w:t>
+      </w:r>
+    </w:p>
+    <w:p>
+      <w:pPr>
+        <w:ind w:left="0" w:right="0"/>
+      </w:pPr>
+      <w:r>
+        <w:rPr/>
+        <w:t xml:space="preserve">      {</w:t>
+      </w:r>
+    </w:p>
+    <w:p>
+      <w:pPr>
+        <w:ind w:left="0" w:right="0"/>
+      </w:pPr>
+      <w:r>
+        <w:rPr/>
+        <w:t xml:space="preserve">          "errno": 0,</w:t>
+      </w:r>
+    </w:p>
+    <w:p>
+      <w:pPr>
+        <w:ind w:left="0" w:right="0"/>
+      </w:pPr>
+      <w:r>
+        <w:rPr/>
+        <w:t xml:space="preserve">          "description": "Succeed",</w:t>
+      </w:r>
+    </w:p>
+    <w:p>
+      <w:pPr>
+        <w:ind w:left="0" w:right="0"/>
+      </w:pPr>
+      <w:r>
+        <w:rPr/>
+        <w:t xml:space="preserve">          "detail": ""</w:t>
+      </w:r>
+    </w:p>
+    <w:p>
+      <w:pPr>
+        <w:ind w:left="0" w:right="0"/>
+      </w:pPr>
+      <w:r>
+        <w:rPr/>
+        <w:t xml:space="preserve">      }</w:t>
+      </w:r>
+    </w:p>
+    <w:p>
+      <w:pPr>
+        <w:ind w:left="0" w:right="0"/>
+      </w:pPr>
+      <w:r>
+        <w:rPr/>
+        <w:t xml:space="preserve">      {</w:t>
+      </w:r>
+    </w:p>
+    <w:p>
+      <w:pPr>
+        <w:ind w:left="0" w:right="0"/>
+      </w:pPr>
+      <w:r>
+        <w:rPr/>
+        <w:t xml:space="preserve">          "TaskID": 22</w:t>
+      </w:r>
+    </w:p>
+    <w:p>
+      <w:pPr>
+        <w:ind w:left="0" w:right="0"/>
+      </w:pPr>
+      <w:r>
+        <w:rPr/>
+        <w:t xml:space="preserve">      } </w:t>
       </w:r>
     </w:p>
     <w:p>
@@ -3531,12 +3829,50 @@
     <w:p>
       <w:pPr/>
       <w:r>
-        <w:pict>
-          <v:shape type="#_x0000_t75" style="width:594px; height:853px; margin-left:0px; margin-top:0px; mso-position-horizontal:left; mso-position-vertical:top; mso-position-horizontal-relative:char; mso-position-vertical-relative:line; -syno-file-id:1; -syno-file-type:image;">
-            <w10:wrap type="inline"/>
-            <v:imagedata r:id="rId8" o:title=""/>
-          </v:shape>
-        </w:pict>
+        <w:drawing>
+          <wp:inline>
+            <wp:extent cx="5657850" cy="8124825"/>
+            <wp:docPr id="1" name="图片 1"/>
+            <a:graphic xmlns:a="http://schemas.openxmlformats.org/drawingml/2006/main">
+              <a:graphicData uri="http://schemas.openxmlformats.org/drawingml/2006/picture">
+                <pic:pic xmlns:pic="http://schemas.openxmlformats.org/drawingml/2006/picture">
+                  <pic:nvPicPr>
+                    <pic:cNvPr id="1" name="图片 1"/>
+                    <pic:cNvPicPr/>
+                  </pic:nvPicPr>
+                  <pic:blipFill>
+                    <a:blip r:embed="rId8">
+                      <a:extLst>
+                        <a:ext uri="{28A0092B-C50C-407E-A947-70E740481C1C}">
+                          <a14:useLocalDpi xmlns:a14="http://schemas.microsoft.com/office/drawing/2010/main" val="0"/>
+                        </a:ext>
+                      </a:extLst>
+                    </a:blip>
+                    <a:srcRect/>
+                    <a:stretch/>
+                  </pic:blipFill>
+                  <pic:spPr>
+                    <a:xfrm>
+                      <a:off x="0" y="0"/>
+                      <a:ext cx="5657850" cy="8124825"/>
+                    </a:xfrm>
+                    <a:prstGeom prst="rect">
+                      <a:srcRect/>
+                    </a:prstGeom>
+                    <a:ln>
+                      <a:noFill/>
+                    </a:ln>
+                    <a:extLst>
+                      <a:ext uri="{53640926-AAD7-44D8-BBD7-CCE9431645EC}">
+                        <a14:shadowObscured xmlns:a14="http://schemas.microsoft.com/office/drawing/2010/main"/>
+                      </a:ext>
+                    </a:extLst>
+                  </pic:spPr>
+                </pic:pic>
+              </a:graphicData>
+            </a:graphic>
+          </wp:inline>
+        </w:drawing>
       </w:r>
     </w:p>
     <w:p>
@@ -3586,12 +3922,50 @@
     <w:p>
       <w:pPr/>
       <w:r>
-        <w:pict>
-          <v:shape type="#_x0000_t75" style="width:594px; height:690px; margin-left:0px; margin-top:0px; mso-position-horizontal:left; mso-position-vertical:top; mso-position-horizontal-relative:char; mso-position-vertical-relative:line; -syno-file-id:2; -syno-file-type:image;">
-            <w10:wrap type="inline"/>
-            <v:imagedata r:id="rId9" o:title=""/>
-          </v:shape>
-        </w:pict>
+        <w:drawing>
+          <wp:inline>
+            <wp:extent cx="5657850" cy="6572250"/>
+            <wp:docPr id="2" name="图片 2"/>
+            <a:graphic xmlns:a="http://schemas.openxmlformats.org/drawingml/2006/main">
+              <a:graphicData uri="http://schemas.openxmlformats.org/drawingml/2006/picture">
+                <pic:pic xmlns:pic="http://schemas.openxmlformats.org/drawingml/2006/picture">
+                  <pic:nvPicPr>
+                    <pic:cNvPr id="2" name="图片 2"/>
+                    <pic:cNvPicPr/>
+                  </pic:nvPicPr>
+                  <pic:blipFill>
+                    <a:blip r:embed="rId9">
+                      <a:extLst>
+                        <a:ext uri="{28A0092B-C50C-407E-A947-70E740481C1C}">
+                          <a14:useLocalDpi xmlns:a14="http://schemas.microsoft.com/office/drawing/2010/main" val="0"/>
+                        </a:ext>
+                      </a:extLst>
+                    </a:blip>
+                    <a:srcRect/>
+                    <a:stretch/>
+                  </pic:blipFill>
+                  <pic:spPr>
+                    <a:xfrm>
+                      <a:off x="0" y="0"/>
+                      <a:ext cx="5657850" cy="6572250"/>
+                    </a:xfrm>
+                    <a:prstGeom prst="rect">
+                      <a:srcRect/>
+                    </a:prstGeom>
+                    <a:ln>
+                      <a:noFill/>
+                    </a:ln>
+                    <a:extLst>
+                      <a:ext uri="{53640926-AAD7-44D8-BBD7-CCE9431645EC}">
+                        <a14:shadowObscured xmlns:a14="http://schemas.microsoft.com/office/drawing/2010/main"/>
+                      </a:ext>
+                    </a:extLst>
+                  </pic:spPr>
+                </pic:pic>
+              </a:graphicData>
+            </a:graphic>
+          </wp:inline>
+        </w:drawing>
       </w:r>
     </w:p>
     <w:p>
@@ -3611,34 +3985,148 @@
     <w:p>
       <w:pPr/>
       <w:r>
-        <w:pict>
-          <v:shape type="#_x0000_t75" style="width:594px; height:585px; margin-left:0px; margin-top:0px; mso-position-horizontal:left; mso-position-vertical:top; mso-position-horizontal-relative:char; mso-position-vertical-relative:line; -syno-file-id:64103c31026240c4881261ca94624f11; -syno-file-type:image;">
-            <w10:wrap type="inline"/>
-            <v:imagedata r:id="rId10" o:title=""/>
-          </v:shape>
-        </w:pict>
-      </w:r>
-    </w:p>
-    <w:p>
-      <w:pPr/>
-      <w:r>
-        <w:pict>
-          <v:shape type="#_x0000_t75" style="width:594px; height:420px; margin-left:0px; margin-top:0px; mso-position-horizontal:left; mso-position-vertical:top; mso-position-horizontal-relative:char; mso-position-vertical-relative:line; -syno-file-id:ff02dd9f4e8f44f8a831e73f7791bf10; -syno-file-type:image;">
-            <w10:wrap type="inline"/>
-            <v:imagedata r:id="rId11" o:title=""/>
-          </v:shape>
-        </w:pict>
-      </w:r>
-    </w:p>
-    <w:p>
-      <w:pPr/>
-      <w:r>
-        <w:pict>
-          <v:shape type="#_x0000_t75" style="width:594px; height:500px; margin-left:0px; margin-top:0px; mso-position-horizontal:left; mso-position-vertical:top; mso-position-horizontal-relative:char; mso-position-vertical-relative:line; -syno-file-id:cdfdb3d661734a779f0a919c03372343; -syno-file-type:image;">
-            <w10:wrap type="inline"/>
-            <v:imagedata r:id="rId12" o:title=""/>
-          </v:shape>
-        </w:pict>
+        <w:drawing>
+          <wp:inline>
+            <wp:extent cx="5657850" cy="5572125"/>
+            <wp:docPr id="3" name="扩容.png"/>
+            <a:graphic xmlns:a="http://schemas.openxmlformats.org/drawingml/2006/main">
+              <a:graphicData uri="http://schemas.openxmlformats.org/drawingml/2006/picture">
+                <pic:pic xmlns:pic="http://schemas.openxmlformats.org/drawingml/2006/picture">
+                  <pic:nvPicPr>
+                    <pic:cNvPr id="3" name="扩容.png"/>
+                    <pic:cNvPicPr/>
+                  </pic:nvPicPr>
+                  <pic:blipFill>
+                    <a:blip r:embed="rId10">
+                      <a:extLst>
+                        <a:ext uri="{28A0092B-C50C-407E-A947-70E740481C1C}">
+                          <a14:useLocalDpi xmlns:a14="http://schemas.microsoft.com/office/drawing/2010/main" val="0"/>
+                        </a:ext>
+                      </a:extLst>
+                    </a:blip>
+                    <a:srcRect/>
+                    <a:stretch/>
+                  </pic:blipFill>
+                  <pic:spPr>
+                    <a:xfrm>
+                      <a:off x="0" y="0"/>
+                      <a:ext cx="5657850" cy="5572125"/>
+                    </a:xfrm>
+                    <a:prstGeom prst="rect">
+                      <a:srcRect/>
+                    </a:prstGeom>
+                    <a:ln>
+                      <a:noFill/>
+                    </a:ln>
+                    <a:extLst>
+                      <a:ext uri="{53640926-AAD7-44D8-BBD7-CCE9431645EC}">
+                        <a14:shadowObscured xmlns:a14="http://schemas.microsoft.com/office/drawing/2010/main"/>
+                      </a:ext>
+                    </a:extLst>
+                  </pic:spPr>
+                </pic:pic>
+              </a:graphicData>
+            </a:graphic>
+          </wp:inline>
+        </w:drawing>
+      </w:r>
+    </w:p>
+    <w:p>
+      <w:pPr/>
+      <w:r>
+        <w:drawing>
+          <wp:inline>
+            <wp:extent cx="5657850" cy="4000500"/>
+            <wp:docPr id="4" name="扩容 (1).png"/>
+            <a:graphic xmlns:a="http://schemas.openxmlformats.org/drawingml/2006/main">
+              <a:graphicData uri="http://schemas.openxmlformats.org/drawingml/2006/picture">
+                <pic:pic xmlns:pic="http://schemas.openxmlformats.org/drawingml/2006/picture">
+                  <pic:nvPicPr>
+                    <pic:cNvPr id="4" name="扩容 (1).png"/>
+                    <pic:cNvPicPr/>
+                  </pic:nvPicPr>
+                  <pic:blipFill>
+                    <a:blip r:embed="rId11">
+                      <a:extLst>
+                        <a:ext uri="{28A0092B-C50C-407E-A947-70E740481C1C}">
+                          <a14:useLocalDpi xmlns:a14="http://schemas.microsoft.com/office/drawing/2010/main" val="0"/>
+                        </a:ext>
+                      </a:extLst>
+                    </a:blip>
+                    <a:srcRect/>
+                    <a:stretch/>
+                  </pic:blipFill>
+                  <pic:spPr>
+                    <a:xfrm>
+                      <a:off x="0" y="0"/>
+                      <a:ext cx="5657850" cy="4000500"/>
+                    </a:xfrm>
+                    <a:prstGeom prst="rect">
+                      <a:srcRect/>
+                    </a:prstGeom>
+                    <a:ln>
+                      <a:noFill/>
+                    </a:ln>
+                    <a:extLst>
+                      <a:ext uri="{53640926-AAD7-44D8-BBD7-CCE9431645EC}">
+                        <a14:shadowObscured xmlns:a14="http://schemas.microsoft.com/office/drawing/2010/main"/>
+                      </a:ext>
+                    </a:extLst>
+                  </pic:spPr>
+                </pic:pic>
+              </a:graphicData>
+            </a:graphic>
+          </wp:inline>
+        </w:drawing>
+      </w:r>
+    </w:p>
+    <w:p>
+      <w:pPr/>
+      <w:r>
+        <w:drawing>
+          <wp:inline>
+            <wp:extent cx="5657850" cy="4762500"/>
+            <wp:docPr id="5" name="扩容 (2).png"/>
+            <a:graphic xmlns:a="http://schemas.openxmlformats.org/drawingml/2006/main">
+              <a:graphicData uri="http://schemas.openxmlformats.org/drawingml/2006/picture">
+                <pic:pic xmlns:pic="http://schemas.openxmlformats.org/drawingml/2006/picture">
+                  <pic:nvPicPr>
+                    <pic:cNvPr id="5" name="扩容 (2).png"/>
+                    <pic:cNvPicPr/>
+                  </pic:nvPicPr>
+                  <pic:blipFill>
+                    <a:blip r:embed="rId12">
+                      <a:extLst>
+                        <a:ext uri="{28A0092B-C50C-407E-A947-70E740481C1C}">
+                          <a14:useLocalDpi xmlns:a14="http://schemas.microsoft.com/office/drawing/2010/main" val="0"/>
+                        </a:ext>
+                      </a:extLst>
+                    </a:blip>
+                    <a:srcRect/>
+                    <a:stretch/>
+                  </pic:blipFill>
+                  <pic:spPr>
+                    <a:xfrm>
+                      <a:off x="0" y="0"/>
+                      <a:ext cx="5657850" cy="4762500"/>
+                    </a:xfrm>
+                    <a:prstGeom prst="rect">
+                      <a:srcRect/>
+                    </a:prstGeom>
+                    <a:ln>
+                      <a:noFill/>
+                    </a:ln>
+                    <a:extLst>
+                      <a:ext uri="{53640926-AAD7-44D8-BBD7-CCE9431645EC}">
+                        <a14:shadowObscured xmlns:a14="http://schemas.microsoft.com/office/drawing/2010/main"/>
+                      </a:ext>
+                    </a:extLst>
+                  </pic:spPr>
+                </pic:pic>
+              </a:graphicData>
+            </a:graphic>
+          </wp:inline>
+        </w:drawing>
       </w:r>
     </w:p>
     <w:p>
@@ -3664,14 +4152,6 @@
     </w:p>
     <w:p>
       <w:pPr/>
-      <w:r>
-        <w:pict>
-          <v:shape type="#_x0000_t75" style="width:594px; height:1050px; margin-left:0px; margin-top:0px; mso-position-horizontal:left; mso-position-vertical:top; mso-position-horizontal-relative:char; mso-position-vertical-relative:line; -syno-file-id:4; -syno-file-type:image;">
-            <w10:wrap type="inline"/>
-            <v:imagedata r:id="rId13" o:title=""/>
-          </v:shape>
-        </w:pict>
-      </w:r>
     </w:p>
     <w:p>
       <w:pPr>
@@ -3706,12 +4186,50 @@
     <w:p>
       <w:pPr/>
       <w:r>
-        <w:pict>
-          <v:shape type="#_x0000_t75" style="width:594px; height:860px; margin-left:0px; margin-top:0px; mso-position-horizontal:left; mso-position-vertical:top; mso-position-horizontal-relative:char; mso-position-vertical-relative:line; -syno-file-id:5; -syno-file-type:image;">
-            <w10:wrap type="inline"/>
-            <v:imagedata r:id="rId14" o:title=""/>
-          </v:shape>
-        </w:pict>
+        <w:drawing>
+          <wp:inline>
+            <wp:extent cx="6019800" cy="8933493"/>
+            <wp:docPr id="6" name="SequoiaDB 扩容.png"/>
+            <a:graphic xmlns:a="http://schemas.openxmlformats.org/drawingml/2006/main">
+              <a:graphicData uri="http://schemas.openxmlformats.org/drawingml/2006/picture">
+                <pic:pic xmlns:pic="http://schemas.openxmlformats.org/drawingml/2006/picture">
+                  <pic:nvPicPr>
+                    <pic:cNvPr id="6" name="SequoiaDB 扩容.png"/>
+                    <pic:cNvPicPr/>
+                  </pic:nvPicPr>
+                  <pic:blipFill>
+                    <a:blip r:embed="rId13">
+                      <a:extLst>
+                        <a:ext uri="{28A0092B-C50C-407E-A947-70E740481C1C}">
+                          <a14:useLocalDpi xmlns:a14="http://schemas.microsoft.com/office/drawing/2010/main" val="0"/>
+                        </a:ext>
+                      </a:extLst>
+                    </a:blip>
+                    <a:srcRect/>
+                    <a:stretch/>
+                  </pic:blipFill>
+                  <pic:spPr>
+                    <a:xfrm>
+                      <a:off x="0" y="0"/>
+                      <a:ext cx="6019800" cy="8933493"/>
+                    </a:xfrm>
+                    <a:prstGeom prst="rect">
+                      <a:srcRect/>
+                    </a:prstGeom>
+                    <a:ln>
+                      <a:noFill/>
+                    </a:ln>
+                    <a:extLst>
+                      <a:ext uri="{53640926-AAD7-44D8-BBD7-CCE9431645EC}">
+                        <a14:shadowObscured xmlns:a14="http://schemas.microsoft.com/office/drawing/2010/main"/>
+                      </a:ext>
+                    </a:extLst>
+                  </pic:spPr>
+                </pic:pic>
+              </a:graphicData>
+            </a:graphic>
+          </wp:inline>
+        </w:drawing>
       </w:r>
     </w:p>
     <w:p>
@@ -3851,7 +4369,16 @@
             <w:pPr/>
             <w:r>
               <w:rPr/>
-              <w:t xml:space="preserve">不需要做处理，前端自行报错</w:t>
+              <w:t xml:space="preserve">不需要做处理，前端自行</w:t>
+            </w:r>
+            <w:commentRangeStart w:id="6"/>
+            <w:r>
+              <w:rPr/>
+              <w:t xml:space="preserve">报</w:t>
+            </w:r>
+            <w:r>
+              <w:rPr/>
+              <w:t xml:space="preserve">错</w:t>
             </w:r>
           </w:p>
         </w:tc>
@@ -3872,7 +4399,6 @@
           </w:tcPr>
           <w:p>
             <w:pPr/>
-            <w:commentRangeStart w:id="6"/>
             <w:r>
               <w:rPr/>
               <w:t xml:space="preserve">2</w:t>
@@ -4426,12 +4952,50 @@
     <w:p>
       <w:pPr/>
       <w:r>
-        <w:pict>
-          <v:shape type="#_x0000_t75" style="width:445px; height:450px; margin-left:0px; margin-top:0px; mso-position-horizontal:left; mso-position-vertical:top; mso-position-horizontal-relative:char; mso-position-vertical-relative:line; -syno-file-id:6; -syno-file-type:image;">
-            <w10:wrap type="inline"/>
-            <v:imagedata r:id="rId15" o:title=""/>
-          </v:shape>
-        </w:pict>
+        <w:drawing>
+          <wp:inline>
+            <wp:extent cx="5741670" cy="6915809"/>
+            <wp:docPr id="7" name="SequoiaDB 减容 (1).png"/>
+            <a:graphic xmlns:a="http://schemas.openxmlformats.org/drawingml/2006/main">
+              <a:graphicData uri="http://schemas.openxmlformats.org/drawingml/2006/picture">
+                <pic:pic xmlns:pic="http://schemas.openxmlformats.org/drawingml/2006/picture">
+                  <pic:nvPicPr>
+                    <pic:cNvPr id="7" name="SequoiaDB 减容 (1).png"/>
+                    <pic:cNvPicPr/>
+                  </pic:nvPicPr>
+                  <pic:blipFill>
+                    <a:blip r:embed="rId14">
+                      <a:extLst>
+                        <a:ext uri="{28A0092B-C50C-407E-A947-70E740481C1C}">
+                          <a14:useLocalDpi xmlns:a14="http://schemas.microsoft.com/office/drawing/2010/main" val="0"/>
+                        </a:ext>
+                      </a:extLst>
+                    </a:blip>
+                    <a:srcRect/>
+                    <a:stretch/>
+                  </pic:blipFill>
+                  <pic:spPr>
+                    <a:xfrm>
+                      <a:off x="0" y="0"/>
+                      <a:ext cx="5741670" cy="6915809"/>
+                    </a:xfrm>
+                    <a:prstGeom prst="rect">
+                      <a:srcRect/>
+                    </a:prstGeom>
+                    <a:ln>
+                      <a:noFill/>
+                    </a:ln>
+                    <a:extLst>
+                      <a:ext uri="{53640926-AAD7-44D8-BBD7-CCE9431645EC}">
+                        <a14:shadowObscured xmlns:a14="http://schemas.microsoft.com/office/drawing/2010/main"/>
+                      </a:ext>
+                    </a:extLst>
+                  </pic:spPr>
+                </pic:pic>
+              </a:graphicData>
+            </a:graphic>
+          </wp:inline>
+        </w:drawing>
       </w:r>
     </w:p>
     <w:tbl>
@@ -4564,7 +5128,16 @@
             <w:pPr/>
             <w:r>
               <w:rPr/>
-              <w:t xml:space="preserve">不需要做处理，前端自行报错</w:t>
+              <w:t xml:space="preserve">不需要做处理，前端自行</w:t>
+            </w:r>
+            <w:commentRangeStart w:id="7"/>
+            <w:r>
+              <w:rPr/>
+              <w:t xml:space="preserve">报</w:t>
+            </w:r>
+            <w:r>
+              <w:rPr/>
+              <w:t xml:space="preserve">错</w:t>
             </w:r>
           </w:p>
         </w:tc>
@@ -4585,7 +5158,6 @@
           </w:tcPr>
           <w:p>
             <w:pPr/>
-            <w:commentRangeStart w:id="7"/>
             <w:r>
               <w:rPr/>
               <w:t xml:space="preserve">2</w:t>
@@ -4864,7 +5436,7 @@
             <w:pPr/>
             <w:r>
               <w:rPr/>
-              <w:t xml:space="preserve">OM agent重新启动，发现节点已经停止，发现节点已经删除，更新task信息，继续下一个节点</w:t>
+              <w:t xml:space="preserve">OM agent重新启动，发现节点已经删除，更新task信息，继续下一个节点</w:t>
             </w:r>
           </w:p>
         </w:tc>
@@ -5232,17 +5804,19 @@
           <w:tcPr>
             <w:tcW w:w="885" w:type="dxa"/>
             <w:tcBorders>
-              <w:top w:val="single" w:sz="8" w:color="AAAAAA"/>
-              <w:left w:val="single" w:sz="8" w:color="AAAAAA"/>
-              <w:right w:val="single" w:sz="8" w:color="AAAAAA"/>
-              <w:bottom w:val="single" w:sz="8" w:color="AAAAAA"/>
-            </w:tcBorders>
-          </w:tcPr>
-          <w:p>
-            <w:pPr/>
-            <w:r>
-              <w:rPr/>
-              <w:t xml:space="preserve"> </w:t>
+              <w:top w:val="single" w:sz="8" w:color="rgb(170, 170, 170)"/>
+              <w:left w:val="single" w:sz="8" w:color="rgb(170, 170, 170)"/>
+              <w:right w:val="single" w:sz="8" w:color="rgb(170, 170, 170)"/>
+              <w:bottom w:val="single" w:sz="8" w:color="rgb(170, 170, 170)"/>
+            </w:tcBorders>
+          </w:tcPr>
+          <w:p>
+            <w:pPr/>
+            <w:r>
+              <w:rPr>
+                <w:shd w:val="clear" w:color="" w:fill="ffffff"/>
+              </w:rPr>
+              <w:t xml:space="preserve">2</w:t>
             </w:r>
           </w:p>
         </w:tc>
@@ -5250,17 +5824,19 @@
           <w:tcPr>
             <w:tcW w:w="2550" w:type="dxa"/>
             <w:tcBorders>
-              <w:top w:val="single" w:sz="8" w:color="AAAAAA"/>
-              <w:left w:val="single" w:sz="8" w:color="AAAAAA"/>
-              <w:right w:val="single" w:sz="8" w:color="AAAAAA"/>
-              <w:bottom w:val="single" w:sz="8" w:color="AAAAAA"/>
-            </w:tcBorders>
-          </w:tcPr>
-          <w:p>
-            <w:pPr/>
-            <w:r>
-              <w:rPr/>
-              <w:t xml:space="preserve"> </w:t>
+              <w:top w:val="single" w:sz="8" w:color="rgb(170, 170, 170)"/>
+              <w:left w:val="single" w:sz="8" w:color="rgb(170, 170, 170)"/>
+              <w:right w:val="single" w:sz="8" w:color="rgb(170, 170, 170)"/>
+              <w:bottom w:val="single" w:sz="8" w:color="rgb(170, 170, 170)"/>
+            </w:tcBorders>
+          </w:tcPr>
+          <w:p>
+            <w:pPr/>
+            <w:r>
+              <w:rPr>
+                <w:shd w:val="clear" w:color="" w:fill="ffffff"/>
+              </w:rPr>
+              <w:t xml:space="preserve">SequoiaDB 扩容</w:t>
             </w:r>
           </w:p>
         </w:tc>
@@ -5268,17 +5844,86 @@
           <w:tcPr>
             <w:tcW w:w="4725" w:type="dxa"/>
             <w:tcBorders>
-              <w:top w:val="single" w:sz="8" w:color="AAAAAA"/>
-              <w:left w:val="single" w:sz="8" w:color="AAAAAA"/>
-              <w:right w:val="single" w:sz="8" w:color="AAAAAA"/>
-              <w:bottom w:val="single" w:sz="8" w:color="AAAAAA"/>
-            </w:tcBorders>
-          </w:tcPr>
-          <w:p>
-            <w:pPr/>
-            <w:r>
-              <w:rPr/>
-              <w:t xml:space="preserve"> </w:t>
+              <w:top w:val="single" w:sz="8" w:color="rgb(170, 170, 170)"/>
+              <w:left w:val="single" w:sz="8" w:color="rgb(170, 170, 170)"/>
+              <w:right w:val="single" w:sz="8" w:color="rgb(170, 170, 170)"/>
+              <w:bottom w:val="single" w:sz="8" w:color="rgb(170, 170, 170)"/>
+            </w:tcBorders>
+          </w:tcPr>
+          <w:p>
+            <w:pPr/>
+            <w:r>
+              <w:rPr>
+                <w:shd w:val="clear" w:color="" w:fill="ffffff"/>
+              </w:rPr>
+              <w:t xml:space="preserve">OM svc创建了task，没有把task通知OM agent，OM svc进程挂了，如果是init状态，就再次下发OM agent</w:t>
+            </w:r>
+          </w:p>
+        </w:tc>
+      </w:tr>
+      <w:tr>
+        <w:trPr/>
+        <w:tc>
+          <w:tcPr>
+            <w:tcW w:w="885" w:type="dxa"/>
+            <w:tcBorders>
+              <w:top w:val="single" w:sz="8" w:color="rgb(123, 129, 135)"/>
+              <w:left w:val="single" w:sz="8" w:color="rgb(123, 129, 135)"/>
+              <w:right w:val="single" w:sz="8" w:color="rgb(123, 129, 135)"/>
+              <w:bottom w:val="single" w:sz="8" w:color="rgb(123, 129, 135)"/>
+            </w:tcBorders>
+          </w:tcPr>
+          <w:p>
+            <w:pPr/>
+            <w:r>
+              <w:rPr>
+                <w:shd w:val="clear" w:color="" w:fill="ffffff"/>
+              </w:rPr>
+              <w:t xml:space="preserve">2</w:t>
+            </w:r>
+          </w:p>
+        </w:tc>
+        <w:tc>
+          <w:tcPr>
+            <w:tcW w:w="2550" w:type="dxa"/>
+            <w:tcBorders>
+              <w:top w:val="single" w:sz="8" w:color="rgb(123, 129, 135)"/>
+              <w:left w:val="single" w:sz="8" w:color="rgb(123, 129, 135)"/>
+              <w:right w:val="single" w:sz="8" w:color="rgb(123, 129, 135)"/>
+              <w:bottom w:val="single" w:sz="8" w:color="rgb(123, 129, 135)"/>
+            </w:tcBorders>
+          </w:tcPr>
+          <w:p>
+            <w:pPr/>
+            <w:r>
+              <w:rPr>
+                <w:shd w:val="clear" w:color="" w:fill="ffffff"/>
+              </w:rPr>
+              <w:t xml:space="preserve">SequoiaDB 减容</w:t>
+            </w:r>
+          </w:p>
+        </w:tc>
+        <w:tc>
+          <w:tcPr>
+            <w:tcW w:w="4725" w:type="dxa"/>
+            <w:tcBorders>
+              <w:top w:val="single" w:sz="8" w:color="rgb(123, 129, 135)"/>
+              <w:left w:val="single" w:sz="8" w:color="rgb(123, 129, 135)"/>
+              <w:right w:val="single" w:sz="8" w:color="rgb(123, 129, 135)"/>
+              <w:bottom w:val="single" w:sz="8" w:color="rgb(123, 129, 135)"/>
+            </w:tcBorders>
+          </w:tcPr>
+          <w:p>
+            <w:pPr/>
+            <w:r>
+              <w:rPr>
+                <w:shd w:val="clear" w:color="" w:fill="ffffff"/>
+              </w:rPr>
+              <w:t xml:space="preserve">OM svc创建了task，没有把task通知OM agent，OM svc进程挂了</w:t>
+            </w:r>
+            <w:r>
+              <w:rPr/>
+              <w:t xml:space="preserve">，如果是init状态，就再次下发OM agent</w:t>
             </w:r>
           </w:p>
         </w:tc>
@@ -5495,7 +6140,7 @@
               <w:pPr/>
               <w:numPr>
                 <w:ilvl w:val="0"/>
-                <w:numId w:val="6"/>
+                <w:numId w:val="1"/>
               </w:numPr>
             </w:pPr>
             <w:r>
@@ -5508,7 +6153,7 @@
               <w:pPr/>
               <w:numPr>
                 <w:ilvl w:val="0"/>
-                <w:numId w:val="6"/>
+                <w:numId w:val="1"/>
               </w:numPr>
             </w:pPr>
             <w:r>
@@ -6298,398 +6943,448 @@
         <w:t xml:space="preserve">流程图代码：</w:t>
       </w:r>
     </w:p>
-    <w:tbl>
-      <w:tblGrid>
-        <w:gridCol w:w="9030" w:type="dxa"/>
-      </w:tblGrid>
-      <w:tblPr>
-        <w:tblW w:w="9030" w:type="dxa"/>
-        <w:tblBorders>
-          <w:top w:val="" w:sz="6" w:color="999999"/>
-          <w:left w:val="" w:sz="6" w:color="999999"/>
-          <w:right w:val="" w:sz="6" w:color="999999"/>
-          <w:bottom w:val="" w:sz="6" w:color="999999"/>
-          <w:insideH w:val="" w:sz="6" w:color="999999"/>
-          <w:insideV w:val="" w:sz="6" w:color="999999"/>
-        </w:tblBorders>
-      </w:tblPr>
-      <w:tr>
-        <w:trPr/>
-        <w:tc>
-          <w:tcPr>
-            <w:tcW w:w="9030" w:type="dxa"/>
-            <w:tcBorders>
-              <w:top w:val="single" w:sz="8" w:color="AAAAAA"/>
-              <w:left w:val="single" w:sz="8" w:color="AAAAAA"/>
-              <w:right w:val="single" w:sz="8" w:color="AAAAAA"/>
-              <w:bottom w:val="single" w:sz="8" w:color="AAAAAA"/>
-            </w:tcBorders>
-          </w:tcPr>
-          <w:p>
-            <w:pPr/>
-            <w:r>
-              <w:rPr/>
-              <w:t xml:space="preserve">title SequoiaDB 扩容</w:t>
-            </w:r>
-          </w:p>
-          <w:p>
-            <w:pPr/>
-            <w:r>
-              <w:rPr/>
-              <w:t xml:space="preserve">web-&gt;&gt;+OM svc: query hostOM svc--&gt;&gt;-web: return host list</w:t>
-            </w:r>
-          </w:p>
-          <w:p>
-            <w:pPr/>
-            <w:r>
-              <w:rPr/>
-              <w:t xml:space="preserve">web-&gt;&gt;+OM svc: get business templateOM svc--&gt;&gt;-web: return business template</w:t>
-            </w:r>
-          </w:p>
-          <w:p>
-            <w:pPr/>
-            <w:r>
-              <w:rPr/>
-              <w:t xml:space="preserve">web-&gt;&gt;+OM svc: get business configOM svc--&gt;&gt;-web: return business config</w:t>
-            </w:r>
-          </w:p>
-          <w:p>
-            <w:pPr/>
-            <w:r>
-              <w:rPr/>
-              <w:t xml:space="preserve">web-&gt;&gt;+OM svc: extend business</w:t>
-            </w:r>
-          </w:p>
-          <w:p>
-            <w:pPr/>
-            <w:r>
-              <w:rPr/>
-              <w:t xml:space="preserve">OM svc-&gt;OM svc: check hosts is not existactivate OM svcdeactivate OM svc</w:t>
-            </w:r>
-          </w:p>
-          <w:p>
-            <w:pPr/>
-            <w:r>
-              <w:rPr/>
-              <w:t xml:space="preserve">OM svc-&gt;OM svc: check nodes configactivate OM svcdeactivate OM svc</w:t>
-            </w:r>
-          </w:p>
-          <w:p>
-            <w:pPr/>
-            <w:r>
-              <w:rPr/>
-              <w:t xml:space="preserve">OM svc-&gt;OM svc: create taskactivate OM svcdeactivate OM svc</w:t>
-            </w:r>
-          </w:p>
-          <w:p>
-            <w:pPr/>
-            <w:r>
-              <w:rPr/>
-              <w:t xml:space="preserve">OM svc-&gt;+OM agent: send task info</w:t>
-            </w:r>
-          </w:p>
-          <w:p>
-            <w:pPr/>
-            <w:r>
-              <w:rPr/>
-              <w:t xml:space="preserve">OM agent--&gt;-OM svc: return result</w:t>
-            </w:r>
-          </w:p>
-          <w:p>
-            <w:pPr/>
-            <w:r>
-              <w:rPr/>
-              <w:t xml:space="preserve">OM svc--&gt;&gt;-web: return task id</w:t>
-            </w:r>
-          </w:p>
-          <w:p>
-            <w:pPr/>
-            <w:r>
-              <w:rPr/>
-              <w:t xml:space="preserve">par</w:t>
-            </w:r>
-          </w:p>
-          <w:p>
-            <w:pPr/>
-            <w:r>
-              <w:rPr/>
-              <w:t xml:space="preserve"> opt group not exist  OM agent-&gt;+SequoiaDB Module: create group SequoiaDB Module--&gt;-OM agent: return result  end</w:t>
-            </w:r>
-          </w:p>
-          <w:p>
-            <w:pPr/>
-            <w:r>
-              <w:rPr/>
-              <w:t xml:space="preserve"> loop node in nodes OM agent-&gt;+SequoiaDB Module: create node &amp;&amp; start node SequoiaDB Module--&gt;-OM agent: return result  OM agent-&gt;+OM svc: send task status OM svc--&gt;-OM agent:return success end  OM agent-&gt;+OM svc: send task status [task is complete] OM svc-&gt;OM svc: query node info from SYSTASKINFO collection OM svc-&gt;OM svc: save node info to SYSCONFIGURE collection OM svc--&gt;-OM agent:return successelse</w:t>
-            </w:r>
-          </w:p>
-          <w:p>
-            <w:pPr/>
-            <w:r>
-              <w:rPr/>
-              <w:t xml:space="preserve"> loop task not complete web-&gt;&gt;+OM svc: get task status OM svc--&gt;&gt;-web: return result end end</w:t>
-            </w:r>
-          </w:p>
-        </w:tc>
-      </w:tr>
-      <w:tr>
-        <w:trPr/>
-        <w:tc>
-          <w:tcPr>
-            <w:tcW w:w="9030" w:type="dxa"/>
-            <w:tcBorders>
-              <w:top w:val="single" w:sz="8" w:color="AAAAAA"/>
-              <w:left w:val="single" w:sz="8" w:color="AAAAAA"/>
-              <w:right w:val="single" w:sz="8" w:color="AAAAAA"/>
-              <w:bottom w:val="single" w:sz="8" w:color="AAAAAA"/>
-            </w:tcBorders>
-          </w:tcPr>
-          <w:p>
-            <w:pPr/>
-            <w:r>
-              <w:rPr/>
-              <w:t xml:space="preserve">title SequoiaDB 减容</w:t>
-            </w:r>
-          </w:p>
-          <w:p>
-            <w:pPr/>
-            <w:r>
-              <w:rPr/>
-              <w:t xml:space="preserve">web-&gt;&gt;+OM svc: reduction</w:t>
-            </w:r>
-          </w:p>
-          <w:p>
-            <w:pPr/>
-            <w:r>
-              <w:rPr/>
-              <w:t xml:space="preserve">OM svc-&gt;OM svc: check nodes is not exist</w:t>
-            </w:r>
-          </w:p>
-          <w:p>
-            <w:pPr/>
-            <w:r>
-              <w:rPr/>
-              <w:t xml:space="preserve">activate OM svc</w:t>
-            </w:r>
-          </w:p>
-          <w:p>
-            <w:pPr/>
-            <w:r>
-              <w:rPr/>
-              <w:t xml:space="preserve">deactivate OM svc</w:t>
-            </w:r>
-          </w:p>
-          <w:p>
-            <w:pPr/>
-            <w:r>
-              <w:rPr/>
-              <w:t xml:space="preserve">OM svc-&gt;OM svc: create task</w:t>
-            </w:r>
-          </w:p>
-          <w:p>
-            <w:pPr/>
-            <w:r>
-              <w:rPr/>
-              <w:t xml:space="preserve">activate OM svc</w:t>
-            </w:r>
-          </w:p>
-          <w:p>
-            <w:pPr/>
-            <w:r>
-              <w:rPr/>
-              <w:t xml:space="preserve">deactivate OM svc</w:t>
-            </w:r>
-          </w:p>
-          <w:p>
-            <w:pPr/>
-            <w:r>
-              <w:rPr/>
-              <w:t xml:space="preserve">OM svc-&gt;+OM agent: send task info</w:t>
-            </w:r>
-          </w:p>
-          <w:p>
-            <w:pPr/>
-            <w:r>
-              <w:rPr/>
-              <w:t xml:space="preserve">OM agent--&gt;-OM svc: return result</w:t>
-            </w:r>
-          </w:p>
-          <w:p>
-            <w:pPr/>
-            <w:r>
-              <w:rPr/>
-              <w:t xml:space="preserve">OM svc--&gt;&gt;-web: return task id</w:t>
-            </w:r>
-          </w:p>
-          <w:p>
-            <w:pPr/>
-            <w:r>
-              <w:rPr/>
-              <w:t xml:space="preserve">par</w:t>
-            </w:r>
-          </w:p>
-          <w:p>
-            <w:pPr/>
-            <w:r>
-              <w:rPr/>
-              <w:t xml:space="preserve"> loop node in nodes</w:t>
-            </w:r>
-          </w:p>
-          <w:p>
-            <w:pPr/>
-            <w:r>
-              <w:rPr/>
-              <w:t xml:space="preserve"> </w:t>
-            </w:r>
-          </w:p>
-          <w:p>
-            <w:pPr/>
-            <w:r>
-              <w:rPr/>
-              <w:t xml:space="preserve"> OM agent-&gt;+SequoiaDB Module: stop node &amp;&amp; remove node</w:t>
-            </w:r>
-          </w:p>
-          <w:p>
-            <w:pPr/>
-            <w:r>
-              <w:rPr/>
-              <w:t xml:space="preserve"> SequoiaDB Module--&gt;-OM agent: return result</w:t>
-            </w:r>
-          </w:p>
-          <w:p>
-            <w:pPr/>
-            <w:r>
-              <w:rPr/>
-              <w:t xml:space="preserve"> </w:t>
-            </w:r>
-          </w:p>
-          <w:p>
-            <w:pPr/>
-            <w:r>
-              <w:rPr/>
-              <w:t xml:space="preserve"> OM agent-&gt;+OM svc: send task status</w:t>
-            </w:r>
-          </w:p>
-          <w:p>
-            <w:pPr/>
-            <w:r>
-              <w:rPr/>
-              <w:t xml:space="preserve"> OM svc--&gt;-OM agent:return success</w:t>
-            </w:r>
-          </w:p>
-          <w:p>
-            <w:pPr/>
-            <w:r>
-              <w:rPr/>
-              <w:t xml:space="preserve"> </w:t>
-            </w:r>
-          </w:p>
-          <w:p>
-            <w:pPr/>
-            <w:r>
-              <w:rPr/>
-              <w:t xml:space="preserve"> end</w:t>
-            </w:r>
-          </w:p>
-          <w:p>
-            <w:pPr/>
-            <w:r>
-              <w:rPr/>
-              <w:t xml:space="preserve"> </w:t>
-            </w:r>
-          </w:p>
-          <w:p>
-            <w:pPr/>
-            <w:r>
-              <w:rPr/>
-              <w:t xml:space="preserve"> OM agent-&gt;+OM svc: send task status [task is complete]</w:t>
-            </w:r>
-          </w:p>
-          <w:p>
-            <w:pPr/>
-            <w:r>
-              <w:rPr/>
-              <w:t xml:space="preserve"> </w:t>
-            </w:r>
-          </w:p>
-          <w:p>
-            <w:pPr/>
-            <w:r>
-              <w:rPr/>
-              <w:t xml:space="preserve"> OM svc-&gt;OM svc: remove node from SYSCONFIGURE collection</w:t>
-            </w:r>
-          </w:p>
-          <w:p>
-            <w:pPr/>
-            <w:r>
-              <w:rPr/>
-              <w:t xml:space="preserve"> activate OM svc</w:t>
-            </w:r>
-          </w:p>
-          <w:p>
-            <w:pPr/>
-            <w:r>
-              <w:rPr/>
-              <w:t xml:space="preserve"> deactivate OM svc</w:t>
-            </w:r>
-          </w:p>
-          <w:p>
-            <w:pPr/>
-            <w:r>
-              <w:rPr/>
-              <w:t xml:space="preserve"> OM svc--&gt;-OM agent:return success</w:t>
-            </w:r>
-          </w:p>
-          <w:p>
-            <w:pPr/>
-            <w:r>
-              <w:rPr/>
-              <w:t xml:space="preserve">else</w:t>
-            </w:r>
-          </w:p>
-          <w:p>
-            <w:pPr/>
-            <w:r>
-              <w:rPr/>
-              <w:t xml:space="preserve"> loop task not complete</w:t>
-            </w:r>
-          </w:p>
-          <w:p>
-            <w:pPr/>
-            <w:r>
-              <w:rPr/>
-              <w:t xml:space="preserve"> web-&gt;&gt;+OM svc: get task status</w:t>
-            </w:r>
-          </w:p>
-          <w:p>
-            <w:pPr/>
-            <w:r>
-              <w:rPr/>
-              <w:t xml:space="preserve"> OM svc--&gt;&gt;-web: return result</w:t>
-            </w:r>
-          </w:p>
-          <w:p>
-            <w:pPr/>
-            <w:r>
-              <w:rPr/>
-              <w:t xml:space="preserve"> end</w:t>
-            </w:r>
-          </w:p>
-          <w:p>
-            <w:pPr/>
-            <w:r>
-              <w:rPr/>
-              <w:t xml:space="preserve">end</w:t>
-            </w:r>
-          </w:p>
-        </w:tc>
-      </w:tr>
-    </w:tbl>
-    <w:p>
-      <w:pPr/>
-      <w:r>
-        <w:rPr/>
-        <w:t xml:space="preserve"> </w:t>
+    <w:p>
+      <w:pPr/>
+    </w:p>
+    <w:p>
+      <w:pPr/>
+      <w:r>
+        <w:rPr/>
+        <w:t xml:space="preserve">title SequoiaDB 扩容</w:t>
+      </w:r>
+    </w:p>
+    <w:p>
+      <w:pPr/>
+      <w:r>
+        <w:rPr/>
+        <w:t xml:space="preserve">web-&gt;&gt;+OM svc: query host</w:t>
+      </w:r>
+      <w:r>
+        <w:rPr/>
+        <w:t xml:space="preserve">OM svc--&gt;&gt;-web: return host list</w:t>
+      </w:r>
+    </w:p>
+    <w:p>
+      <w:pPr/>
+      <w:r>
+        <w:rPr/>
+        <w:t xml:space="preserve">web-&gt;&gt;+OM svc: get business template</w:t>
+      </w:r>
+      <w:r>
+        <w:rPr/>
+        <w:t xml:space="preserve">OM svc--&gt;&gt;-web: return business template</w:t>
+      </w:r>
+    </w:p>
+    <w:p>
+      <w:pPr/>
+      <w:r>
+        <w:rPr/>
+        <w:t xml:space="preserve">web-&gt;&gt;+OM svc: get business config</w:t>
+      </w:r>
+      <w:r>
+        <w:rPr/>
+        <w:t xml:space="preserve">OM svc--&gt;&gt;-web: return business config</w:t>
+      </w:r>
+    </w:p>
+    <w:p>
+      <w:pPr/>
+      <w:r>
+        <w:rPr/>
+        <w:t xml:space="preserve">web-&gt;&gt;+OM svc: extend business</w:t>
+      </w:r>
+    </w:p>
+    <w:p>
+      <w:pPr/>
+      <w:r>
+        <w:rPr/>
+        <w:t xml:space="preserve">OM svc-&gt;OM svc: check business is not exist in task</w:t>
+      </w:r>
+      <w:r>
+        <w:rPr/>
+        <w:t xml:space="preserve">activate OM svc</w:t>
+      </w:r>
+      <w:r>
+        <w:rPr/>
+        <w:t xml:space="preserve">deactivate OM svc</w:t>
+      </w:r>
+    </w:p>
+    <w:p>
+      <w:pPr/>
+      <w:r>
+        <w:rPr/>
+        <w:t xml:space="preserve">OM svc-&gt;OM svc: check hosts is not exist</w:t>
+      </w:r>
+      <w:r>
+        <w:rPr/>
+        <w:t xml:space="preserve">activate OM svc</w:t>
+      </w:r>
+      <w:r>
+        <w:rPr/>
+        <w:t xml:space="preserve">deactivate OM svc</w:t>
+      </w:r>
+    </w:p>
+    <w:p>
+      <w:pPr/>
+      <w:r>
+        <w:rPr/>
+        <w:t xml:space="preserve">OM svc-&gt;OM svc: check nodes config</w:t>
+      </w:r>
+      <w:r>
+        <w:rPr/>
+        <w:t xml:space="preserve">activate OM svc</w:t>
+      </w:r>
+      <w:r>
+        <w:rPr/>
+        <w:t xml:space="preserve">deactivate OM svc</w:t>
+      </w:r>
+    </w:p>
+    <w:p>
+      <w:pPr/>
+      <w:r>
+        <w:rPr/>
+        <w:t xml:space="preserve">OM svc-&gt;OM svc: create task</w:t>
+      </w:r>
+      <w:r>
+        <w:rPr/>
+        <w:t xml:space="preserve">activate OM svc</w:t>
+      </w:r>
+      <w:r>
+        <w:rPr/>
+        <w:t xml:space="preserve">deactivate OM svc</w:t>
+      </w:r>
+    </w:p>
+    <w:p>
+      <w:pPr/>
+      <w:r>
+        <w:rPr/>
+        <w:t xml:space="preserve">OM svc-&gt;+OM agent: send task info</w:t>
+      </w:r>
+    </w:p>
+    <w:p>
+      <w:pPr/>
+      <w:r>
+        <w:rPr/>
+        <w:t xml:space="preserve">OM agent--&gt;-OM svc: return result</w:t>
+      </w:r>
+    </w:p>
+    <w:p>
+      <w:pPr/>
+      <w:r>
+        <w:rPr/>
+        <w:t xml:space="preserve">OM svc--&gt;&gt;-web: return task id</w:t>
+      </w:r>
+    </w:p>
+    <w:p>
+      <w:pPr/>
+      <w:r>
+        <w:rPr/>
+        <w:t xml:space="preserve">par</w:t>
+      </w:r>
+      <w:r>
+        <w:rPr/>
+        <w:t xml:space="preserve">    </w:t>
+      </w:r>
+      <w:r>
+        <w:rPr/>
+        <w:t xml:space="preserve">    opt group not exist</w:t>
+      </w:r>
+      <w:r>
+        <w:rPr/>
+        <w:t xml:space="preserve">        OM agent-&gt;+SequoiaDB Module: create group</w:t>
+      </w:r>
+      <w:r>
+        <w:rPr/>
+        <w:t xml:space="preserve">        SequoiaDB Module--&gt;-OM agent: return result</w:t>
+      </w:r>
+      <w:r>
+        <w:rPr/>
+        <w:t xml:space="preserve">    end</w:t>
+      </w:r>
+      <w:r>
+        <w:rPr/>
+        <w:t xml:space="preserve">    </w:t>
+      </w:r>
+      <w:r>
+        <w:rPr/>
+        <w:t xml:space="preserve">    loop node in nodes</w:t>
+      </w:r>
+      <w:r>
+        <w:rPr/>
+        <w:t xml:space="preserve">        OM agent-&gt;+SequoiaDB Module: create node &amp;&amp; start node</w:t>
+      </w:r>
+      <w:r>
+        <w:rPr/>
+        <w:t xml:space="preserve">        SequoiaDB Module--&gt;-OM agent: return result</w:t>
+      </w:r>
+      <w:r>
+        <w:rPr/>
+        <w:t xml:space="preserve">        OM agent-&gt;+OM svc: send task status</w:t>
+      </w:r>
+      <w:r>
+        <w:rPr/>
+        <w:t xml:space="preserve">        OM svc--&gt;-OM agent:return success</w:t>
+      </w:r>
+      <w:r>
+        <w:rPr/>
+        <w:t xml:space="preserve">    end</w:t>
+      </w:r>
+      <w:r>
+        <w:rPr/>
+        <w:t xml:space="preserve">    </w:t>
+      </w:r>
+      <w:r>
+        <w:rPr/>
+        <w:t xml:space="preserve">    OM agent-&gt;+OM svc: send task status [task is complete]</w:t>
+      </w:r>
+      <w:r>
+        <w:rPr/>
+        <w:t xml:space="preserve">    OM svc-&gt;OM svc: query node info from SYSTASKINFO collection</w:t>
+      </w:r>
+      <w:r>
+        <w:rPr/>
+        <w:t xml:space="preserve">    OM svc-&gt;OM svc: save node info to SYSCONFIGURE collection</w:t>
+      </w:r>
+      <w:r>
+        <w:rPr/>
+        <w:t xml:space="preserve">    OM svc--&gt;-OM agent:return success</w:t>
+      </w:r>
+    </w:p>
+    <w:p>
+      <w:pPr/>
+      <w:r>
+        <w:rPr/>
+        <w:t xml:space="preserve">else</w:t>
+      </w:r>
+      <w:r>
+        <w:rPr/>
+        <w:t xml:space="preserve">    </w:t>
+      </w:r>
+      <w:r>
+        <w:rPr/>
+        <w:t xml:space="preserve">    loop task not complete</w:t>
+      </w:r>
+      <w:r>
+        <w:rPr/>
+        <w:t xml:space="preserve">        web-&gt;&gt;+OM svc: get task status</w:t>
+      </w:r>
+      <w:r>
+        <w:rPr/>
+        <w:t xml:space="preserve">        OM svc--&gt;&gt;-web: return result</w:t>
+      </w:r>
+      <w:r>
+        <w:rPr/>
+        <w:t xml:space="preserve">    end</w:t>
+      </w:r>
+      <w:r>
+        <w:rPr/>
+        <w:t xml:space="preserve">    </w:t>
+      </w:r>
+      <w:r>
+        <w:rPr/>
+        <w:t xml:space="preserve">end</w:t>
+      </w:r>
+    </w:p>
+    <w:p>
+      <w:pPr/>
+    </w:p>
+    <w:p>
+      <w:pPr/>
+    </w:p>
+    <w:p>
+      <w:pPr/>
+      <w:r>
+        <w:rPr/>
+        <w:t xml:space="preserve">title SequoiaDB 减容</w:t>
+      </w:r>
+    </w:p>
+    <w:p>
+      <w:pPr/>
+      <w:r>
+        <w:rPr/>
+        <w:t xml:space="preserve">web-&gt;&gt;+OM svc: shrink business</w:t>
+      </w:r>
+    </w:p>
+    <w:p>
+      <w:pPr/>
+      <w:r>
+        <w:rPr/>
+        <w:t xml:space="preserve">OM svc-&gt;OM svc: check business is not exist in task</w:t>
+      </w:r>
+      <w:r>
+        <w:rPr/>
+        <w:t xml:space="preserve">activate OM svc</w:t>
+      </w:r>
+      <w:r>
+        <w:rPr/>
+        <w:t xml:space="preserve">deactivate OM svc</w:t>
+      </w:r>
+    </w:p>
+    <w:p>
+      <w:pPr/>
+      <w:r>
+        <w:rPr/>
+        <w:t xml:space="preserve">OM svc-&gt;OM svc: check nodes is not exist</w:t>
+      </w:r>
+      <w:r>
+        <w:rPr/>
+        <w:t xml:space="preserve">activate OM svc</w:t>
+      </w:r>
+      <w:r>
+        <w:rPr/>
+        <w:t xml:space="preserve">deactivate OM svc</w:t>
+      </w:r>
+    </w:p>
+    <w:p>
+      <w:pPr/>
+      <w:r>
+        <w:rPr/>
+        <w:t xml:space="preserve">OM svc-&gt;+OM agent: send task info</w:t>
+      </w:r>
+    </w:p>
+    <w:p>
+      <w:pPr/>
+      <w:r>
+        <w:rPr/>
+        <w:t xml:space="preserve">OM agent--&gt;-OM svc: return result</w:t>
+      </w:r>
+    </w:p>
+    <w:p>
+      <w:pPr/>
+      <w:r>
+        <w:rPr/>
+        <w:t xml:space="preserve">OM svc--&gt;&gt;-web: return task id</w:t>
+      </w:r>
+    </w:p>
+    <w:p>
+      <w:pPr/>
+      <w:r>
+        <w:rPr/>
+        <w:t xml:space="preserve">par</w:t>
+      </w:r>
+    </w:p>
+    <w:p>
+      <w:pPr/>
+      <w:r>
+        <w:rPr/>
+        <w:t xml:space="preserve">    loop node in nodes</w:t>
+      </w:r>
+      <w:r>
+        <w:rPr/>
+        <w:t xml:space="preserve">        OM agent-&gt;+SequoiaDB Module: remove node</w:t>
+      </w:r>
+      <w:r>
+        <w:rPr/>
+        <w:t xml:space="preserve">        SequoiaDB Module--&gt;-OM agent: return result</w:t>
+      </w:r>
+      <w:r>
+        <w:rPr/>
+        <w:t xml:space="preserve">        </w:t>
+      </w:r>
+      <w:r>
+        <w:rPr/>
+        <w:t xml:space="preserve">        opt group is empty</w:t>
+      </w:r>
+      <w:r>
+        <w:rPr/>
+        <w:t xml:space="preserve">            OM agent-&gt;+SequoiaDB Module: remove group</w:t>
+      </w:r>
+      <w:r>
+        <w:rPr/>
+        <w:t xml:space="preserve">            SequoiaDB Module--&gt;-OM agent: return result</w:t>
+      </w:r>
+      <w:r>
+        <w:rPr/>
+        <w:t xml:space="preserve">        end</w:t>
+      </w:r>
+      <w:r>
+        <w:rPr/>
+        <w:t xml:space="preserve">        </w:t>
+      </w:r>
+      <w:r>
+        <w:rPr/>
+        <w:t xml:space="preserve">        OM agent-&gt;+OM svc: send task status</w:t>
+      </w:r>
+      <w:r>
+        <w:rPr/>
+        <w:t xml:space="preserve">        OM svc--&gt;-OM agent:return success</w:t>
+      </w:r>
+      <w:r>
+        <w:rPr/>
+        <w:t xml:space="preserve">    end</w:t>
+      </w:r>
+    </w:p>
+    <w:p>
+      <w:pPr/>
+      <w:r>
+        <w:rPr/>
+        <w:t xml:space="preserve">    OM agent-&gt;+OM svc: send task status [task is complete]</w:t>
+      </w:r>
+      <w:r>
+        <w:rPr/>
+        <w:t xml:space="preserve">    </w:t>
+      </w:r>
+      <w:r>
+        <w:rPr/>
+        <w:t xml:space="preserve">    OM svc-&gt;OM svc: get remove node list from SYSTASKINFO collection</w:t>
+      </w:r>
+      <w:r>
+        <w:rPr/>
+        <w:t xml:space="preserve">    </w:t>
+      </w:r>
+      <w:r>
+        <w:rPr/>
+        <w:t xml:space="preserve">    OM svc-&gt;OM svc: remove node in SYSCONFIGURE collection</w:t>
+      </w:r>
+      <w:r>
+        <w:rPr/>
+        <w:t xml:space="preserve">    </w:t>
+      </w:r>
+      <w:r>
+        <w:rPr/>
+        <w:t xml:space="preserve">    OM svc-&gt;OM svc: remove host in SYSBUSINESS collection</w:t>
+      </w:r>
+    </w:p>
+    <w:p>
+      <w:pPr/>
+      <w:r>
+        <w:rPr/>
+        <w:t xml:space="preserve">    OM svc--&gt;-OM agent:return success</w:t>
+      </w:r>
+      <w:r>
+        <w:rPr/>
+        <w:t xml:space="preserve">    </w:t>
+      </w:r>
+      <w:r>
+        <w:rPr/>
+        <w:t xml:space="preserve">else</w:t>
+      </w:r>
+      <w:r>
+        <w:rPr/>
+        <w:t xml:space="preserve">    </w:t>
+      </w:r>
+      <w:r>
+        <w:rPr/>
+        <w:t xml:space="preserve">    loop task not complete</w:t>
+      </w:r>
+      <w:r>
+        <w:rPr/>
+        <w:t xml:space="preserve">        web-&gt;&gt;+OM svc: get task status</w:t>
+      </w:r>
+      <w:r>
+        <w:rPr/>
+        <w:t xml:space="preserve">        OM svc--&gt;&gt;-web: return result</w:t>
+      </w:r>
+      <w:r>
+        <w:rPr/>
+        <w:t xml:space="preserve">    end</w:t>
+      </w:r>
+      <w:r>
+        <w:rPr/>
+        <w:t xml:space="preserve">    </w:t>
+      </w:r>
+      <w:r>
+        <w:rPr/>
+        <w:t xml:space="preserve">end</w:t>
       </w:r>
     </w:p>
     <w:sectPr>
@@ -6788,8 +7483,8 @@
 
 <file path=word/numbering.xml><?xml version="1.0" encoding="utf-8"?>
 <w:numbering xmlns:ve="http://schemas.openxmlformats.org/markup-compatibility/2006" xmlns:o="urn:schemas-microsoft-com:office:office" xmlns:r="http://schemas.openxmlformats.org/officeDocument/2006/relationships" xmlns:m="http://schemas.openxmlformats.org/officeDocument/2006/math" xmlns:v="urn:schemas-microsoft-com:vml" xmlns:wp="http://schemas.openxmlformats.org/drawingml/2006/wordprocessingDrawing" xmlns:w10="urn:schemas-microsoft-com:office:word" xmlns:w="http://schemas.openxmlformats.org/wordprocessingml/2006/main" xmlns:wne="http://schemas.microsoft.com/office/word/2006/wordml">
-  <w:abstractNum w:abstractNumId="6">
-    <w:nsid w:val="17EAEA27"/>
+  <w:abstractNum w:abstractNumId="1">
+    <w:nsid w:val="46889709"/>
     <w:multiLevelType w:val="hybridMultilevel"/>
     <w:lvl w:ilvl="0">
       <w:start w:val="1"/>
@@ -6936,8 +7631,159 @@
       </w:rPr>
     </w:lvl>
   </w:abstractNum>
-  <w:num w:numId="6">
-    <w:abstractNumId w:val="6"/>
+  <w:abstractNum w:abstractNumId="2">
+    <w:nsid w:val="FCD199A1"/>
+    <w:multiLevelType w:val="hybridMultilevel"/>
+    <w:lvl w:ilvl="0">
+      <w:start w:val="1"/>
+      <w:numFmt w:val="decimal"/>
+      <w:suff w:val="tab"/>
+      <w:lvlText w:val="%1."/>
+      <w:lvlJc w:val="left"/>
+      <w:pPr>
+        <w:tabs>
+          <w:tab w:val="num" w:pos="810"/>
+        </w:tabs>
+        <w:ind w:left="810" w:hanging="360"/>
+      </w:pPr>
+      <w:rPr>
+        <w:rFonts w:ascii="" w:hAnsi="" w:cs="" w:hint="default"/>
+      </w:rPr>
+    </w:lvl>
+    <w:lvl w:ilvl="1">
+      <w:start w:val="1"/>
+      <w:numFmt w:val="decimal"/>
+      <w:suff w:val="tab"/>
+      <w:lvlText w:val="%2."/>
+      <w:lvlJc w:val="left"/>
+      <w:pPr>
+        <w:tabs>
+          <w:tab w:val="num" w:pos="1260"/>
+        </w:tabs>
+        <w:ind w:left="1260" w:hanging="360"/>
+      </w:pPr>
+      <w:rPr>
+        <w:rFonts w:ascii="" w:hAnsi="" w:cs="" w:hint="default"/>
+      </w:rPr>
+    </w:lvl>
+    <w:lvl w:ilvl="2">
+      <w:start w:val="1"/>
+      <w:numFmt w:val="decimal"/>
+      <w:suff w:val="tab"/>
+      <w:lvlText w:val="%3."/>
+      <w:lvlJc w:val="left"/>
+      <w:pPr>
+        <w:tabs>
+          <w:tab w:val="num" w:pos="1710"/>
+        </w:tabs>
+        <w:ind w:left="1710" w:hanging="360"/>
+      </w:pPr>
+      <w:rPr>
+        <w:rFonts w:ascii="" w:hAnsi="" w:cs="" w:hint="default"/>
+      </w:rPr>
+    </w:lvl>
+    <w:lvl w:ilvl="3">
+      <w:start w:val="1"/>
+      <w:numFmt w:val="decimal"/>
+      <w:suff w:val="tab"/>
+      <w:lvlText w:val="%4."/>
+      <w:lvlJc w:val="left"/>
+      <w:pPr>
+        <w:tabs>
+          <w:tab w:val="num" w:pos="2160"/>
+        </w:tabs>
+        <w:ind w:left="2160" w:hanging="360"/>
+      </w:pPr>
+      <w:rPr>
+        <w:rFonts w:ascii="" w:hAnsi="" w:cs="" w:hint="default"/>
+      </w:rPr>
+    </w:lvl>
+    <w:lvl w:ilvl="4">
+      <w:start w:val="1"/>
+      <w:numFmt w:val="decimal"/>
+      <w:suff w:val="tab"/>
+      <w:lvlText w:val="%5."/>
+      <w:lvlJc w:val="left"/>
+      <w:pPr>
+        <w:tabs>
+          <w:tab w:val="num" w:pos="2610"/>
+        </w:tabs>
+        <w:ind w:left="2610" w:hanging="360"/>
+      </w:pPr>
+      <w:rPr>
+        <w:rFonts w:ascii="" w:hAnsi="" w:cs="" w:hint="default"/>
+      </w:rPr>
+    </w:lvl>
+    <w:lvl w:ilvl="5">
+      <w:start w:val="1"/>
+      <w:numFmt w:val="decimal"/>
+      <w:suff w:val="tab"/>
+      <w:lvlText w:val="%6."/>
+      <w:lvlJc w:val="left"/>
+      <w:pPr>
+        <w:tabs>
+          <w:tab w:val="num" w:pos="3060"/>
+        </w:tabs>
+        <w:ind w:left="3060" w:hanging="360"/>
+      </w:pPr>
+      <w:rPr>
+        <w:rFonts w:ascii="" w:hAnsi="" w:cs="" w:hint="default"/>
+      </w:rPr>
+    </w:lvl>
+    <w:lvl w:ilvl="6">
+      <w:start w:val="1"/>
+      <w:numFmt w:val="decimal"/>
+      <w:suff w:val="tab"/>
+      <w:lvlText w:val="%7."/>
+      <w:lvlJc w:val="left"/>
+      <w:pPr>
+        <w:tabs>
+          <w:tab w:val="num" w:pos="3510"/>
+        </w:tabs>
+        <w:ind w:left="3510" w:hanging="360"/>
+      </w:pPr>
+      <w:rPr>
+        <w:rFonts w:ascii="" w:hAnsi="" w:cs="" w:hint="default"/>
+      </w:rPr>
+    </w:lvl>
+    <w:lvl w:ilvl="7">
+      <w:start w:val="1"/>
+      <w:numFmt w:val="decimal"/>
+      <w:suff w:val="tab"/>
+      <w:lvlText w:val="%8."/>
+      <w:lvlJc w:val="left"/>
+      <w:pPr>
+        <w:tabs>
+          <w:tab w:val="num" w:pos="3960"/>
+        </w:tabs>
+        <w:ind w:left="3960" w:hanging="360"/>
+      </w:pPr>
+      <w:rPr>
+        <w:rFonts w:ascii="" w:hAnsi="" w:cs="" w:hint="default"/>
+      </w:rPr>
+    </w:lvl>
+    <w:lvl w:ilvl="8">
+      <w:start w:val="1"/>
+      <w:numFmt w:val="decimal"/>
+      <w:suff w:val="tab"/>
+      <w:lvlText w:val="%9."/>
+      <w:lvlJc w:val="left"/>
+      <w:pPr>
+        <w:tabs>
+          <w:tab w:val="num" w:pos="4410"/>
+        </w:tabs>
+        <w:ind w:left="4410" w:hanging="360"/>
+      </w:pPr>
+      <w:rPr>
+        <w:rFonts w:ascii="" w:hAnsi="" w:cs="" w:hint="default"/>
+      </w:rPr>
+    </w:lvl>
+  </w:abstractNum>
+  <w:num w:numId="1">
+    <w:abstractNumId w:val="1"/>
+  </w:num>
+  <w:num w:numId="2">
+    <w:abstractNumId w:val="2"/>
   </w:num>
 </w:numbering>
 </file>
